--- a/engenharia-software/desenvolvimento-aplicacoes/pedro/Provas/P1 - Finalizada.docx
+++ b/engenharia-software/desenvolvimento-aplicacoes/pedro/Provas/P1 - Finalizada.docx
@@ -367,7 +367,7 @@
               <w:rPr>
                 <w:rFonts w:ascii="Times New Roman" w:hAnsi="Times New Roman" w:cs="Times New Roman"/>
               </w:rPr>
-              <w:t>A</w:t>
+              <w:t>B</w:t>
             </w:r>
           </w:p>
         </w:tc>
@@ -1058,9 +1058,6 @@
     </w:p>
     <w:p>
       <w:pPr>
-        <w:pBdr>
-          <w:bottom w:val="single" w:sz="4" w:space="1" w:color="auto"/>
-        </w:pBdr>
         <w:spacing w:line="240" w:lineRule="auto"/>
         <w:rPr>
           <w:rFonts w:cs="Times New Roman"/>
@@ -1069,6 +1066,54 @@
     </w:p>
     <w:p>
       <w:pPr>
+        <w:spacing w:line="240" w:lineRule="auto"/>
+        <w:rPr>
+          <w:rFonts w:cs="Times New Roman"/>
+        </w:rPr>
+      </w:pPr>
+    </w:p>
+    <w:p>
+      <w:pPr>
+        <w:spacing w:line="240" w:lineRule="auto"/>
+        <w:rPr>
+          <w:rFonts w:cs="Times New Roman"/>
+        </w:rPr>
+      </w:pPr>
+    </w:p>
+    <w:p>
+      <w:pPr>
+        <w:spacing w:line="240" w:lineRule="auto"/>
+        <w:rPr>
+          <w:rFonts w:cs="Times New Roman"/>
+        </w:rPr>
+      </w:pPr>
+    </w:p>
+    <w:p>
+      <w:pPr>
+        <w:spacing w:line="240" w:lineRule="auto"/>
+        <w:rPr>
+          <w:rFonts w:cs="Times New Roman"/>
+        </w:rPr>
+      </w:pPr>
+    </w:p>
+    <w:p>
+      <w:pPr>
+        <w:spacing w:line="240" w:lineRule="auto"/>
+        <w:rPr>
+          <w:rFonts w:cs="Times New Roman"/>
+        </w:rPr>
+      </w:pPr>
+    </w:p>
+    <w:p>
+      <w:pPr>
+        <w:spacing w:line="240" w:lineRule="auto"/>
+        <w:rPr>
+          <w:rFonts w:cs="Times New Roman"/>
+        </w:rPr>
+      </w:pPr>
+    </w:p>
+    <w:p>
+      <w:pPr>
         <w:pStyle w:val="Ttulo1"/>
         <w:rPr>
           <w:b/>
@@ -1078,77 +1123,64 @@
         <w:rPr>
           <w:b/>
         </w:rPr>
+        <w:lastRenderedPageBreak/>
         <w:t>Tipagem de variáveis</w:t>
       </w:r>
       <w:r>
         <w:rPr>
           <w:b/>
         </w:rPr>
+        <w:t xml:space="preserve"> (0,25 ponto)</w:t>
+      </w:r>
+    </w:p>
+    <w:p>
+      <w:r>
+        <w:t>Analise os dois trechos separadamente.</w:t>
+      </w:r>
+    </w:p>
+    <w:p>
+      <w:pPr>
+        <w:rPr>
+          <w:rFonts w:ascii="DejaVu Sans Mono" w:hAnsi="DejaVu Sans Mono"/>
+          <w:color w:val="173F75"/>
+          <w:sz w:val="18"/>
+        </w:rPr>
+      </w:pPr>
+      <w:r>
+        <w:rPr>
+          <w:rFonts w:ascii="DejaVu Sans Mono" w:hAnsi="DejaVu Sans Mono"/>
+          <w:color w:val="173F75"/>
+          <w:sz w:val="18"/>
+        </w:rPr>
+        <w:t>// Trecho I</w:t>
+      </w:r>
+    </w:p>
+    <w:p>
+      <w:pPr>
+        <w:rPr>
+          <w:rFonts w:ascii="DejaVu Sans Mono" w:hAnsi="DejaVu Sans Mono"/>
+          <w:color w:val="173F75"/>
+          <w:sz w:val="18"/>
+        </w:rPr>
+      </w:pPr>
+      <w:proofErr w:type="spellStart"/>
+      <w:r>
+        <w:rPr>
+          <w:rFonts w:ascii="DejaVu Sans Mono" w:hAnsi="DejaVu Sans Mono"/>
+          <w:color w:val="173F75"/>
+          <w:sz w:val="18"/>
+        </w:rPr>
+        <w:t>void</w:t>
+      </w:r>
+      <w:proofErr w:type="spellEnd"/>
+      <w:r>
+        <w:rPr>
+          <w:rFonts w:ascii="DejaVu Sans Mono" w:hAnsi="DejaVu Sans Mono"/>
+          <w:color w:val="173F75"/>
+          <w:sz w:val="18"/>
+        </w:rPr>
         <w:t xml:space="preserve"> </w:t>
       </w:r>
-      <w:r>
-        <w:rPr>
-          <w:b/>
-        </w:rPr>
-        <w:t>(0,25 ponto)</w:t>
-      </w:r>
-    </w:p>
-    <w:p>
-      <w:r>
-        <w:t>Analise os dois trechos separadamente.</w:t>
-      </w:r>
-    </w:p>
-    <w:p>
-      <w:pPr>
-        <w:rPr>
-          <w:rFonts w:ascii="DejaVu Sans Mono" w:hAnsi="DejaVu Sans Mono"/>
-          <w:color w:val="173F75"/>
-          <w:sz w:val="18"/>
-        </w:rPr>
-      </w:pPr>
-      <w:r>
-        <w:rPr>
-          <w:rFonts w:ascii="DejaVu Sans Mono" w:hAnsi="DejaVu Sans Mono"/>
-          <w:color w:val="173F75"/>
-          <w:sz w:val="18"/>
-        </w:rPr>
-        <w:t xml:space="preserve">// Trecho </w:t>
-      </w:r>
-      <w:proofErr w:type="spellStart"/>
-      <w:r>
-        <w:rPr>
-          <w:rFonts w:ascii="DejaVu Sans Mono" w:hAnsi="DejaVu Sans Mono"/>
-          <w:color w:val="173F75"/>
-          <w:sz w:val="18"/>
-        </w:rPr>
-        <w:t>I</w:t>
-      </w:r>
-    </w:p>
-    <w:p>
-      <w:pPr>
-        <w:rPr>
-          <w:rFonts w:ascii="DejaVu Sans Mono" w:hAnsi="DejaVu Sans Mono"/>
-          <w:color w:val="173F75"/>
-          <w:sz w:val="18"/>
-        </w:rPr>
-      </w:pPr>
-      <w:r>
-        <w:rPr>
-          <w:rFonts w:ascii="DejaVu Sans Mono" w:hAnsi="DejaVu Sans Mono"/>
-          <w:color w:val="173F75"/>
-          <w:sz w:val="18"/>
-        </w:rPr>
-        <w:t>void</w:t>
-      </w:r>
-      <w:proofErr w:type="spellEnd"/>
-      <w:r>
-        <w:rPr>
-          <w:rFonts w:ascii="DejaVu Sans Mono" w:hAnsi="DejaVu Sans Mono"/>
-          <w:color w:val="173F75"/>
-          <w:sz w:val="18"/>
-        </w:rPr>
-        <w:t xml:space="preserve"> </w:t>
-      </w:r>
       <w:proofErr w:type="spellStart"/>
       <w:proofErr w:type="gramStart"/>
       <w:r>
@@ -1209,7 +1241,6 @@
           <w:color w:val="173F75"/>
           <w:sz w:val="18"/>
         </w:rPr>
-        <w:lastRenderedPageBreak/>
         <w:t xml:space="preserve">  quantidade = "Dez";</w:t>
       </w:r>
     </w:p>
@@ -1482,13 +1513,7 @@
         <w:rPr>
           <w:b/>
         </w:rPr>
-        <w:t xml:space="preserve"> </w:t>
-      </w:r>
-      <w:r>
-        <w:rPr>
-          <w:b/>
-        </w:rPr>
-        <w:t>(0,25 ponto)</w:t>
+        <w:t xml:space="preserve"> (0,25 ponto)</w:t>
       </w:r>
     </w:p>
     <w:p>
@@ -1783,6 +1808,7 @@
         <w:rPr>
           <w:b/>
         </w:rPr>
+        <w:lastRenderedPageBreak/>
         <w:t>Coleções do tipo Set</w:t>
       </w:r>
       <w:r>
@@ -1795,46 +1821,40 @@
         <w:rPr>
           <w:b/>
         </w:rPr>
+        <w:t xml:space="preserve"> (0,25 ponto)</w:t>
+      </w:r>
+    </w:p>
+    <w:p>
+      <w:r>
+        <w:t>Considere as classes abaixo, declaradas em arquivos separados:</w:t>
+      </w:r>
+    </w:p>
+    <w:p>
+      <w:pPr>
+        <w:rPr>
+          <w:rFonts w:ascii="Consolas" w:hAnsi="Consolas"/>
+          <w:color w:val="153F78"/>
+          <w:sz w:val="18"/>
+        </w:rPr>
+      </w:pPr>
+      <w:proofErr w:type="spellStart"/>
+      <w:r>
+        <w:rPr>
+          <w:rFonts w:ascii="Consolas" w:hAnsi="Consolas"/>
+          <w:color w:val="153F78"/>
+          <w:sz w:val="18"/>
+        </w:rPr>
+        <w:t>void</w:t>
+      </w:r>
+      <w:proofErr w:type="spellEnd"/>
+      <w:r>
+        <w:rPr>
+          <w:rFonts w:ascii="Consolas" w:hAnsi="Consolas"/>
+          <w:color w:val="153F78"/>
+          <w:sz w:val="18"/>
+        </w:rPr>
         <w:t xml:space="preserve"> </w:t>
       </w:r>
-      <w:r>
-        <w:rPr>
-          <w:b/>
-        </w:rPr>
-        <w:t>(0,25 ponto)</w:t>
-      </w:r>
-    </w:p>
-    <w:p>
-      <w:r>
-        <w:t>Considere as classes abaixo, declaradas em arquivos separados:</w:t>
-      </w:r>
-    </w:p>
-    <w:p>
-      <w:pPr>
-        <w:rPr>
-          <w:rFonts w:ascii="Consolas" w:hAnsi="Consolas"/>
-          <w:color w:val="153F78"/>
-          <w:sz w:val="18"/>
-        </w:rPr>
-      </w:pPr>
-      <w:proofErr w:type="spellStart"/>
-      <w:r>
-        <w:rPr>
-          <w:rFonts w:ascii="Consolas" w:hAnsi="Consolas"/>
-          <w:color w:val="153F78"/>
-          <w:sz w:val="18"/>
-        </w:rPr>
-        <w:t>void</w:t>
-      </w:r>
-      <w:proofErr w:type="spellEnd"/>
-      <w:r>
-        <w:rPr>
-          <w:rFonts w:ascii="Consolas" w:hAnsi="Consolas"/>
-          <w:color w:val="153F78"/>
-          <w:sz w:val="18"/>
-        </w:rPr>
-        <w:t xml:space="preserve"> </w:t>
-      </w:r>
       <w:proofErr w:type="spellStart"/>
       <w:proofErr w:type="gramStart"/>
       <w:r>
@@ -1983,7 +2003,6 @@
           <w:color w:val="153F78"/>
           <w:sz w:val="18"/>
         </w:rPr>
-        <w:lastRenderedPageBreak/>
         <w:t xml:space="preserve">  print(</w:t>
       </w:r>
       <w:proofErr w:type="spellStart"/>
@@ -2389,11 +2408,7 @@
         <w:spacing w:after="60"/>
       </w:pPr>
       <w:r>
-        <w:t xml:space="preserve">Analise as </w:t>
-      </w:r>
-      <w:proofErr w:type="spellStart"/>
-      <w:r>
-        <w:t>afirmações:</w:t>
+        <w:t>Analise as afirmações:</w:t>
       </w:r>
     </w:p>
     <w:p>
@@ -2402,7 +2417,6 @@
           <w:bottom w:val="single" w:sz="4" w:space="1" w:color="auto"/>
         </w:pBdr>
       </w:pPr>
-      <w:proofErr w:type="spellEnd"/>
       <w:r>
         <w:t>I. O valor associado à chave "Camisa" será atualizado para 7.</w:t>
       </w:r>
@@ -2559,12 +2573,22 @@
           <w:sz w:val="18"/>
         </w:rPr>
       </w:pPr>
-      <w:r>
-        <w:rPr>
-          <w:rFonts w:ascii="Consolas" w:hAnsi="Consolas"/>
-          <w:color w:val="153F78"/>
-          <w:sz w:val="18"/>
-        </w:rPr>
+    </w:p>
+    <w:p>
+      <w:pPr>
+        <w:rPr>
+          <w:rFonts w:ascii="Consolas" w:hAnsi="Consolas"/>
+          <w:color w:val="153F78"/>
+          <w:sz w:val="18"/>
+        </w:rPr>
+      </w:pPr>
+      <w:r>
+        <w:rPr>
+          <w:rFonts w:ascii="Consolas" w:hAnsi="Consolas"/>
+          <w:color w:val="153F78"/>
+          <w:sz w:val="18"/>
+        </w:rPr>
+        <w:lastRenderedPageBreak/>
         <w:t>// Trecho I</w:t>
       </w:r>
     </w:p>
@@ -2815,7 +2839,6 @@
           <w:color w:val="153F78"/>
           <w:sz w:val="18"/>
         </w:rPr>
-        <w:lastRenderedPageBreak/>
         <w:t xml:space="preserve">  </w:t>
       </w:r>
       <w:proofErr w:type="spellStart"/>
@@ -3564,6 +3587,7 @@
         </w:pBdr>
       </w:pPr>
       <w:r>
+        <w:lastRenderedPageBreak/>
         <w:t>C) II e III.</w:t>
       </w:r>
     </w:p>
@@ -3623,32 +3647,293 @@
     </w:p>
     <w:p>
       <w:pPr>
+        <w:rPr>
+          <w:rFonts w:ascii="Consolas" w:hAnsi="Consolas"/>
+          <w:color w:val="153F78"/>
+          <w:sz w:val="18"/>
+        </w:rPr>
+      </w:pPr>
+      <w:proofErr w:type="spellStart"/>
+      <w:r>
+        <w:rPr>
+          <w:rFonts w:ascii="Consolas" w:hAnsi="Consolas"/>
+          <w:color w:val="153F78"/>
+          <w:sz w:val="18"/>
+        </w:rPr>
+        <w:t>class</w:t>
+      </w:r>
+      <w:proofErr w:type="spellEnd"/>
+      <w:r>
+        <w:rPr>
+          <w:rFonts w:ascii="Consolas" w:hAnsi="Consolas"/>
+          <w:color w:val="153F78"/>
+          <w:sz w:val="18"/>
+        </w:rPr>
+        <w:t xml:space="preserve"> Filme {</w:t>
+      </w:r>
+    </w:p>
+    <w:p>
+      <w:pPr>
+        <w:rPr>
+          <w:rFonts w:ascii="Consolas" w:hAnsi="Consolas"/>
+          <w:color w:val="153F78"/>
+          <w:sz w:val="18"/>
+        </w:rPr>
+      </w:pPr>
+      <w:r>
+        <w:rPr>
+          <w:rFonts w:ascii="Consolas" w:hAnsi="Consolas"/>
+          <w:color w:val="153F78"/>
+          <w:sz w:val="18"/>
+        </w:rPr>
+        <w:t xml:space="preserve">  </w:t>
+      </w:r>
+      <w:proofErr w:type="spellStart"/>
+      <w:r>
+        <w:rPr>
+          <w:rFonts w:ascii="Consolas" w:hAnsi="Consolas"/>
+          <w:color w:val="153F78"/>
+          <w:sz w:val="18"/>
+        </w:rPr>
+        <w:t>String</w:t>
+      </w:r>
+      <w:proofErr w:type="spellEnd"/>
+      <w:r>
+        <w:rPr>
+          <w:rFonts w:ascii="Consolas" w:hAnsi="Consolas"/>
+          <w:color w:val="153F78"/>
+          <w:sz w:val="18"/>
+        </w:rPr>
+        <w:t xml:space="preserve"> </w:t>
+      </w:r>
+      <w:proofErr w:type="spellStart"/>
+      <w:r>
+        <w:rPr>
+          <w:rFonts w:ascii="Consolas" w:hAnsi="Consolas"/>
+          <w:color w:val="153F78"/>
+          <w:sz w:val="18"/>
+        </w:rPr>
+        <w:t>titulo</w:t>
+      </w:r>
+      <w:proofErr w:type="spellEnd"/>
+      <w:r>
+        <w:rPr>
+          <w:rFonts w:ascii="Consolas" w:hAnsi="Consolas"/>
+          <w:color w:val="153F78"/>
+          <w:sz w:val="18"/>
+        </w:rPr>
+        <w:t>;</w:t>
+      </w:r>
+    </w:p>
+    <w:p>
+      <w:pPr>
+        <w:rPr>
+          <w:rFonts w:ascii="Consolas" w:hAnsi="Consolas"/>
+          <w:color w:val="153F78"/>
+          <w:sz w:val="18"/>
+        </w:rPr>
+      </w:pPr>
+      <w:r>
+        <w:rPr>
+          <w:rFonts w:ascii="Consolas" w:hAnsi="Consolas"/>
+          <w:color w:val="153F78"/>
+          <w:sz w:val="18"/>
+        </w:rPr>
+        <w:t xml:space="preserve">  </w:t>
+      </w:r>
+      <w:proofErr w:type="spellStart"/>
+      <w:r>
+        <w:rPr>
+          <w:rFonts w:ascii="Consolas" w:hAnsi="Consolas"/>
+          <w:color w:val="153F78"/>
+          <w:sz w:val="18"/>
+        </w:rPr>
+        <w:t>int</w:t>
+      </w:r>
+      <w:proofErr w:type="spellEnd"/>
+      <w:r>
+        <w:rPr>
+          <w:rFonts w:ascii="Consolas" w:hAnsi="Consolas"/>
+          <w:color w:val="153F78"/>
+          <w:sz w:val="18"/>
+        </w:rPr>
+        <w:t xml:space="preserve"> </w:t>
+      </w:r>
+      <w:proofErr w:type="spellStart"/>
+      <w:r>
+        <w:rPr>
+          <w:rFonts w:ascii="Consolas" w:hAnsi="Consolas"/>
+          <w:color w:val="153F78"/>
+          <w:sz w:val="18"/>
+        </w:rPr>
+        <w:t>duracao</w:t>
+      </w:r>
+      <w:proofErr w:type="spellEnd"/>
+      <w:r>
+        <w:rPr>
+          <w:rFonts w:ascii="Consolas" w:hAnsi="Consolas"/>
+          <w:color w:val="153F78"/>
+          <w:sz w:val="18"/>
+        </w:rPr>
+        <w:t>;</w:t>
+      </w:r>
+    </w:p>
+    <w:p>
+      <w:pPr>
+        <w:rPr>
+          <w:rFonts w:ascii="Consolas" w:hAnsi="Consolas"/>
+          <w:color w:val="153F78"/>
+          <w:sz w:val="18"/>
+        </w:rPr>
+      </w:pPr>
+      <w:r>
+        <w:rPr>
+          <w:rFonts w:ascii="Consolas" w:hAnsi="Consolas"/>
+          <w:color w:val="153F78"/>
+          <w:sz w:val="18"/>
+        </w:rPr>
+        <w:t xml:space="preserve">  </w:t>
+      </w:r>
+      <w:proofErr w:type="gramStart"/>
+      <w:r>
+        <w:rPr>
+          <w:rFonts w:ascii="Consolas" w:hAnsi="Consolas"/>
+          <w:color w:val="153F78"/>
+          <w:sz w:val="18"/>
+        </w:rPr>
+        <w:t>Filme(</w:t>
+      </w:r>
+      <w:proofErr w:type="gramEnd"/>
+      <w:r>
+        <w:rPr>
+          <w:rFonts w:ascii="Consolas" w:hAnsi="Consolas"/>
+          <w:color w:val="153F78"/>
+          <w:sz w:val="18"/>
+        </w:rPr>
+        <w:t>{</w:t>
+      </w:r>
+      <w:proofErr w:type="spellStart"/>
+      <w:r>
+        <w:rPr>
+          <w:rFonts w:ascii="Consolas" w:hAnsi="Consolas"/>
+          <w:color w:val="153F78"/>
+          <w:sz w:val="18"/>
+        </w:rPr>
+        <w:t>required</w:t>
+      </w:r>
+      <w:proofErr w:type="spellEnd"/>
+      <w:r>
+        <w:rPr>
+          <w:rFonts w:ascii="Consolas" w:hAnsi="Consolas"/>
+          <w:color w:val="153F78"/>
+          <w:sz w:val="18"/>
+        </w:rPr>
+        <w:t xml:space="preserve"> </w:t>
+      </w:r>
+      <w:proofErr w:type="spellStart"/>
+      <w:r>
+        <w:rPr>
+          <w:rFonts w:ascii="Consolas" w:hAnsi="Consolas"/>
+          <w:color w:val="153F78"/>
+          <w:sz w:val="18"/>
+        </w:rPr>
+        <w:t>this.titulo</w:t>
+      </w:r>
+      <w:proofErr w:type="spellEnd"/>
+      <w:r>
+        <w:rPr>
+          <w:rFonts w:ascii="Consolas" w:hAnsi="Consolas"/>
+          <w:color w:val="153F78"/>
+          <w:sz w:val="18"/>
+        </w:rPr>
+        <w:t xml:space="preserve">, </w:t>
+      </w:r>
+      <w:proofErr w:type="spellStart"/>
+      <w:r>
+        <w:rPr>
+          <w:rFonts w:ascii="Consolas" w:hAnsi="Consolas"/>
+          <w:color w:val="153F78"/>
+          <w:sz w:val="18"/>
+        </w:rPr>
+        <w:t>required</w:t>
+      </w:r>
+      <w:proofErr w:type="spellEnd"/>
+      <w:r>
+        <w:rPr>
+          <w:rFonts w:ascii="Consolas" w:hAnsi="Consolas"/>
+          <w:color w:val="153F78"/>
+          <w:sz w:val="18"/>
+        </w:rPr>
+        <w:t xml:space="preserve"> </w:t>
+      </w:r>
+      <w:proofErr w:type="spellStart"/>
+      <w:r>
+        <w:rPr>
+          <w:rFonts w:ascii="Consolas" w:hAnsi="Consolas"/>
+          <w:color w:val="153F78"/>
+          <w:sz w:val="18"/>
+        </w:rPr>
+        <w:t>this.duracao</w:t>
+      </w:r>
+      <w:proofErr w:type="spellEnd"/>
+      <w:r>
+        <w:rPr>
+          <w:rFonts w:ascii="Consolas" w:hAnsi="Consolas"/>
+          <w:color w:val="153F78"/>
+          <w:sz w:val="18"/>
+        </w:rPr>
+        <w:t>});</w:t>
+      </w:r>
+    </w:p>
+    <w:p>
+      <w:pPr>
+        <w:tabs>
+          <w:tab w:val="left" w:pos="510"/>
+        </w:tabs>
+        <w:rPr>
+          <w:rFonts w:ascii="Consolas" w:hAnsi="Consolas"/>
+          <w:color w:val="153F78"/>
+          <w:sz w:val="18"/>
+        </w:rPr>
+      </w:pPr>
+      <w:r>
+        <w:rPr>
+          <w:rFonts w:ascii="Consolas" w:hAnsi="Consolas"/>
+          <w:color w:val="153F78"/>
+          <w:sz w:val="18"/>
+        </w:rPr>
+        <w:t>}</w:t>
+      </w:r>
+      <w:r>
+        <w:rPr>
+          <w:rFonts w:ascii="Consolas" w:hAnsi="Consolas"/>
+          <w:color w:val="153F78"/>
+          <w:sz w:val="18"/>
+        </w:rPr>
+        <w:tab/>
+      </w:r>
+    </w:p>
+    <w:p>
+      <w:r>
+        <w:t>Qual alternativa instancia corretamente um objeto dessa classe?</w:t>
+      </w:r>
+    </w:p>
+    <w:p>
+      <w:pPr>
         <w:pBdr>
           <w:bottom w:val="single" w:sz="4" w:space="1" w:color="auto"/>
         </w:pBdr>
-        <w:rPr>
-          <w:rFonts w:ascii="Consolas" w:hAnsi="Consolas"/>
-          <w:color w:val="153F78"/>
-          <w:sz w:val="18"/>
-        </w:rPr>
-      </w:pPr>
-      <w:proofErr w:type="spellStart"/>
-      <w:r>
-        <w:rPr>
-          <w:rFonts w:ascii="Consolas" w:hAnsi="Consolas"/>
-          <w:color w:val="153F78"/>
-          <w:sz w:val="18"/>
-        </w:rPr>
-        <w:t>class</w:t>
-      </w:r>
-      <w:proofErr w:type="spellEnd"/>
-      <w:r>
-        <w:rPr>
-          <w:rFonts w:ascii="Consolas" w:hAnsi="Consolas"/>
-          <w:color w:val="153F78"/>
-          <w:sz w:val="18"/>
-        </w:rPr>
-        <w:t xml:space="preserve"> Filme {</w:t>
+      </w:pPr>
+      <w:r>
+        <w:t xml:space="preserve">A) </w:t>
+      </w:r>
+      <w:proofErr w:type="gramStart"/>
+      <w:r>
+        <w:t>Filme(</w:t>
+      </w:r>
+      <w:proofErr w:type="gramEnd"/>
+      <w:r>
+        <w:t>"Avatar", 160);</w:t>
       </w:r>
     </w:p>
     <w:p>
@@ -3656,55 +3941,22 @@
         <w:pBdr>
           <w:bottom w:val="single" w:sz="4" w:space="1" w:color="auto"/>
         </w:pBdr>
-        <w:rPr>
-          <w:rFonts w:ascii="Consolas" w:hAnsi="Consolas"/>
-          <w:color w:val="153F78"/>
-          <w:sz w:val="18"/>
-        </w:rPr>
-      </w:pPr>
-      <w:r>
-        <w:rPr>
-          <w:rFonts w:ascii="Consolas" w:hAnsi="Consolas"/>
-          <w:color w:val="153F78"/>
-          <w:sz w:val="18"/>
-        </w:rPr>
-        <w:t xml:space="preserve">  </w:t>
-      </w:r>
-      <w:proofErr w:type="spellStart"/>
-      <w:r>
-        <w:rPr>
-          <w:rFonts w:ascii="Consolas" w:hAnsi="Consolas"/>
-          <w:color w:val="153F78"/>
-          <w:sz w:val="18"/>
-        </w:rPr>
-        <w:t>String</w:t>
-      </w:r>
-      <w:proofErr w:type="spellEnd"/>
-      <w:r>
-        <w:rPr>
-          <w:rFonts w:ascii="Consolas" w:hAnsi="Consolas"/>
-          <w:color w:val="153F78"/>
-          <w:sz w:val="18"/>
-        </w:rPr>
-        <w:t xml:space="preserve"> </w:t>
-      </w:r>
-      <w:proofErr w:type="spellStart"/>
-      <w:r>
-        <w:rPr>
-          <w:rFonts w:ascii="Consolas" w:hAnsi="Consolas"/>
-          <w:color w:val="153F78"/>
-          <w:sz w:val="18"/>
-        </w:rPr>
+      </w:pPr>
+      <w:r>
+        <w:t xml:space="preserve">B) </w:t>
+      </w:r>
+      <w:proofErr w:type="gramStart"/>
+      <w:r>
+        <w:t>Filme(</w:t>
+      </w:r>
+      <w:proofErr w:type="spellStart"/>
+      <w:proofErr w:type="gramEnd"/>
+      <w:r>
         <w:t>titulo</w:t>
       </w:r>
       <w:proofErr w:type="spellEnd"/>
       <w:r>
-        <w:rPr>
-          <w:rFonts w:ascii="Consolas" w:hAnsi="Consolas"/>
-          <w:color w:val="153F78"/>
-          <w:sz w:val="18"/>
-        </w:rPr>
-        <w:t>;</w:t>
+        <w:t>: "Avatar");</w:t>
       </w:r>
     </w:p>
     <w:p>
@@ -3712,56 +3964,30 @@
         <w:pBdr>
           <w:bottom w:val="single" w:sz="4" w:space="1" w:color="auto"/>
         </w:pBdr>
-        <w:rPr>
-          <w:rFonts w:ascii="Consolas" w:hAnsi="Consolas"/>
-          <w:color w:val="153F78"/>
-          <w:sz w:val="18"/>
-        </w:rPr>
-      </w:pPr>
-      <w:r>
-        <w:rPr>
-          <w:rFonts w:ascii="Consolas" w:hAnsi="Consolas"/>
-          <w:color w:val="153F78"/>
-          <w:sz w:val="18"/>
-        </w:rPr>
-        <w:lastRenderedPageBreak/>
-        <w:t xml:space="preserve">  </w:t>
-      </w:r>
-      <w:proofErr w:type="spellStart"/>
-      <w:r>
-        <w:rPr>
-          <w:rFonts w:ascii="Consolas" w:hAnsi="Consolas"/>
-          <w:color w:val="153F78"/>
-          <w:sz w:val="18"/>
-        </w:rPr>
-        <w:t>int</w:t>
-      </w:r>
-      <w:proofErr w:type="spellEnd"/>
-      <w:r>
-        <w:rPr>
-          <w:rFonts w:ascii="Consolas" w:hAnsi="Consolas"/>
-          <w:color w:val="153F78"/>
-          <w:sz w:val="18"/>
-        </w:rPr>
-        <w:t xml:space="preserve"> </w:t>
-      </w:r>
-      <w:proofErr w:type="spellStart"/>
-      <w:r>
-        <w:rPr>
-          <w:rFonts w:ascii="Consolas" w:hAnsi="Consolas"/>
-          <w:color w:val="153F78"/>
-          <w:sz w:val="18"/>
-        </w:rPr>
+      </w:pPr>
+      <w:r>
+        <w:t xml:space="preserve">C) </w:t>
+      </w:r>
+      <w:proofErr w:type="gramStart"/>
+      <w:r>
+        <w:t>Filme(</w:t>
+      </w:r>
+      <w:proofErr w:type="spellStart"/>
+      <w:proofErr w:type="gramEnd"/>
+      <w:r>
+        <w:t>titulo</w:t>
+      </w:r>
+      <w:proofErr w:type="spellEnd"/>
+      <w:r>
+        <w:t xml:space="preserve"> = "Avatar", </w:t>
+      </w:r>
+      <w:proofErr w:type="spellStart"/>
+      <w:r>
         <w:t>duracao</w:t>
       </w:r>
       <w:proofErr w:type="spellEnd"/>
       <w:r>
-        <w:rPr>
-          <w:rFonts w:ascii="Consolas" w:hAnsi="Consolas"/>
-          <w:color w:val="153F78"/>
-          <w:sz w:val="18"/>
-        </w:rPr>
-        <w:t>;</w:t>
+        <w:t xml:space="preserve"> = 160);</w:t>
       </w:r>
     </w:p>
     <w:p>
@@ -3769,109 +3995,30 @@
         <w:pBdr>
           <w:bottom w:val="single" w:sz="4" w:space="1" w:color="auto"/>
         </w:pBdr>
-        <w:rPr>
-          <w:rFonts w:ascii="Consolas" w:hAnsi="Consolas"/>
-          <w:color w:val="153F78"/>
-          <w:sz w:val="18"/>
-        </w:rPr>
-      </w:pPr>
-      <w:r>
-        <w:rPr>
-          <w:rFonts w:ascii="Consolas" w:hAnsi="Consolas"/>
-          <w:color w:val="153F78"/>
-          <w:sz w:val="18"/>
-        </w:rPr>
-        <w:t xml:space="preserve">  </w:t>
+      </w:pPr>
+      <w:r>
+        <w:t xml:space="preserve">D) </w:t>
       </w:r>
       <w:proofErr w:type="gramStart"/>
       <w:r>
-        <w:rPr>
-          <w:rFonts w:ascii="Consolas" w:hAnsi="Consolas"/>
-          <w:color w:val="153F78"/>
-          <w:sz w:val="18"/>
-        </w:rPr>
         <w:t>Filme(</w:t>
       </w:r>
+      <w:proofErr w:type="spellStart"/>
       <w:proofErr w:type="gramEnd"/>
       <w:r>
-        <w:rPr>
-          <w:rFonts w:ascii="Consolas" w:hAnsi="Consolas"/>
-          <w:color w:val="153F78"/>
-          <w:sz w:val="18"/>
-        </w:rPr>
-        <w:t>{</w:t>
-      </w:r>
-      <w:proofErr w:type="spellStart"/>
-      <w:r>
-        <w:rPr>
-          <w:rFonts w:ascii="Consolas" w:hAnsi="Consolas"/>
-          <w:color w:val="153F78"/>
-          <w:sz w:val="18"/>
-        </w:rPr>
-        <w:t>required</w:t>
-      </w:r>
-      <w:proofErr w:type="spellEnd"/>
-      <w:r>
-        <w:rPr>
-          <w:rFonts w:ascii="Consolas" w:hAnsi="Consolas"/>
-          <w:color w:val="153F78"/>
-          <w:sz w:val="18"/>
-        </w:rPr>
-        <w:t xml:space="preserve"> </w:t>
-      </w:r>
-      <w:proofErr w:type="spellStart"/>
-      <w:r>
-        <w:rPr>
-          <w:rFonts w:ascii="Consolas" w:hAnsi="Consolas"/>
-          <w:color w:val="153F78"/>
-          <w:sz w:val="18"/>
-        </w:rPr>
-        <w:t>this.titulo</w:t>
-      </w:r>
-      <w:proofErr w:type="spellEnd"/>
-      <w:r>
-        <w:rPr>
-          <w:rFonts w:ascii="Consolas" w:hAnsi="Consolas"/>
-          <w:color w:val="153F78"/>
-          <w:sz w:val="18"/>
-        </w:rPr>
-        <w:t xml:space="preserve">, </w:t>
-      </w:r>
-      <w:proofErr w:type="spellStart"/>
-      <w:r>
-        <w:rPr>
-          <w:rFonts w:ascii="Consolas" w:hAnsi="Consolas"/>
-          <w:color w:val="153F78"/>
-          <w:sz w:val="18"/>
-        </w:rPr>
-        <w:t>required</w:t>
-      </w:r>
-      <w:proofErr w:type="spellEnd"/>
-      <w:r>
-        <w:rPr>
-          <w:rFonts w:ascii="Consolas" w:hAnsi="Consolas"/>
-          <w:color w:val="153F78"/>
-          <w:sz w:val="18"/>
-        </w:rPr>
-        <w:t xml:space="preserve"> </w:t>
-      </w:r>
-      <w:proofErr w:type="spellStart"/>
-      <w:r>
-        <w:rPr>
-          <w:rFonts w:ascii="Consolas" w:hAnsi="Consolas"/>
-          <w:color w:val="153F78"/>
-          <w:sz w:val="18"/>
-        </w:rPr>
-        <w:t>this.duracao</w:t>
-      </w:r>
-      <w:proofErr w:type="spellEnd"/>
-      <w:r>
-        <w:rPr>
-          <w:rFonts w:ascii="Consolas" w:hAnsi="Consolas"/>
-          <w:color w:val="153F78"/>
-          <w:sz w:val="18"/>
-        </w:rPr>
-        <w:t>});</w:t>
+        <w:t>titulo</w:t>
+      </w:r>
+      <w:proofErr w:type="spellEnd"/>
+      <w:r>
+        <w:t xml:space="preserve">: "Avatar", </w:t>
+      </w:r>
+      <w:proofErr w:type="spellStart"/>
+      <w:r>
+        <w:t>duracao</w:t>
+      </w:r>
+      <w:proofErr w:type="spellEnd"/>
+      <w:r>
+        <w:t>: 160);</w:t>
       </w:r>
     </w:p>
     <w:p>
@@ -3880,134 +4027,6 @@
           <w:bottom w:val="single" w:sz="4" w:space="1" w:color="auto"/>
         </w:pBdr>
         <w:rPr>
-          <w:rFonts w:ascii="Consolas" w:hAnsi="Consolas"/>
-          <w:color w:val="153F78"/>
-          <w:sz w:val="18"/>
-        </w:rPr>
-      </w:pPr>
-      <w:r>
-        <w:rPr>
-          <w:rFonts w:ascii="Consolas" w:hAnsi="Consolas"/>
-          <w:color w:val="153F78"/>
-          <w:sz w:val="18"/>
-        </w:rPr>
-        <w:t>}</w:t>
-      </w:r>
-    </w:p>
-    <w:p>
-      <w:r>
-        <w:t>Qual alternativa instancia corretamente um objeto dessa classe?</w:t>
-      </w:r>
-    </w:p>
-    <w:p>
-      <w:pPr>
-        <w:pBdr>
-          <w:bottom w:val="single" w:sz="4" w:space="1" w:color="auto"/>
-        </w:pBdr>
-      </w:pPr>
-      <w:r>
-        <w:t xml:space="preserve">A) </w:t>
-      </w:r>
-      <w:proofErr w:type="gramStart"/>
-      <w:r>
-        <w:t>Filme(</w:t>
-      </w:r>
-      <w:proofErr w:type="gramEnd"/>
-      <w:r>
-        <w:t>"Avatar", 160);</w:t>
-      </w:r>
-    </w:p>
-    <w:p>
-      <w:pPr>
-        <w:pBdr>
-          <w:bottom w:val="single" w:sz="4" w:space="1" w:color="auto"/>
-        </w:pBdr>
-      </w:pPr>
-      <w:r>
-        <w:t xml:space="preserve">B) </w:t>
-      </w:r>
-      <w:proofErr w:type="gramStart"/>
-      <w:r>
-        <w:t>Filme(</w:t>
-      </w:r>
-      <w:proofErr w:type="spellStart"/>
-      <w:proofErr w:type="gramEnd"/>
-      <w:r>
-        <w:t>titulo</w:t>
-      </w:r>
-      <w:proofErr w:type="spellEnd"/>
-      <w:r>
-        <w:t>: "Avatar");</w:t>
-      </w:r>
-    </w:p>
-    <w:p>
-      <w:pPr>
-        <w:pBdr>
-          <w:bottom w:val="single" w:sz="4" w:space="1" w:color="auto"/>
-        </w:pBdr>
-      </w:pPr>
-      <w:r>
-        <w:t xml:space="preserve">C) </w:t>
-      </w:r>
-      <w:proofErr w:type="gramStart"/>
-      <w:r>
-        <w:t>Filme(</w:t>
-      </w:r>
-      <w:proofErr w:type="spellStart"/>
-      <w:proofErr w:type="gramEnd"/>
-      <w:r>
-        <w:t>titulo</w:t>
-      </w:r>
-      <w:proofErr w:type="spellEnd"/>
-      <w:r>
-        <w:t xml:space="preserve"> = "Avatar", </w:t>
-      </w:r>
-      <w:proofErr w:type="spellStart"/>
-      <w:r>
-        <w:t>duracao</w:t>
-      </w:r>
-      <w:proofErr w:type="spellEnd"/>
-      <w:r>
-        <w:t xml:space="preserve"> = 160);</w:t>
-      </w:r>
-    </w:p>
-    <w:p>
-      <w:pPr>
-        <w:pBdr>
-          <w:bottom w:val="single" w:sz="4" w:space="1" w:color="auto"/>
-        </w:pBdr>
-      </w:pPr>
-      <w:r>
-        <w:t xml:space="preserve">D) </w:t>
-      </w:r>
-      <w:proofErr w:type="gramStart"/>
-      <w:r>
-        <w:t>Filme(</w:t>
-      </w:r>
-      <w:proofErr w:type="spellStart"/>
-      <w:proofErr w:type="gramEnd"/>
-      <w:r>
-        <w:t>titulo</w:t>
-      </w:r>
-      <w:proofErr w:type="spellEnd"/>
-      <w:r>
-        <w:t xml:space="preserve">: "Avatar", </w:t>
-      </w:r>
-      <w:proofErr w:type="spellStart"/>
-      <w:r>
-        <w:t>duracao</w:t>
-      </w:r>
-      <w:proofErr w:type="spellEnd"/>
-      <w:r>
-        <w:t>: 160);</w:t>
-      </w:r>
-    </w:p>
-    <w:p>
-      <w:pPr>
-        <w:pBdr>
-          <w:bottom w:val="single" w:sz="4" w:space="1" w:color="auto"/>
-        </w:pBdr>
-        <w:rPr>
           <w:b/>
           <w:bCs/>
         </w:rPr>
@@ -4047,13 +4066,7 @@
         <w:rPr>
           <w:b/>
         </w:rPr>
-        <w:t xml:space="preserve"> </w:t>
-      </w:r>
-      <w:r>
-        <w:rPr>
-          <w:b/>
-        </w:rPr>
-        <w:t>(0,25 ponto)</w:t>
+        <w:t xml:space="preserve"> (0,25 ponto)</w:t>
       </w:r>
     </w:p>
     <w:p>
@@ -4629,6 +4642,7 @@
         <w:spacing w:after="60"/>
       </w:pPr>
       <w:r>
+        <w:lastRenderedPageBreak/>
         <w:t>E) 8, pois o último parâmetro substitui a quantidade em estoque</w:t>
       </w:r>
       <w:r>
@@ -4652,30 +4666,212 @@
         <w:rPr>
           <w:b/>
         </w:rPr>
+        <w:t xml:space="preserve"> (0,25 ponto)</w:t>
+      </w:r>
+    </w:p>
+    <w:p>
+      <w:pPr>
+        <w:rPr>
+          <w:noProof/>
+        </w:rPr>
+      </w:pPr>
+      <w:r>
+        <w:t>Considere</w:t>
+      </w:r>
+      <w:r>
+        <w:rPr>
+          <w:noProof/>
+        </w:rPr>
         <w:t xml:space="preserve"> </w:t>
       </w:r>
-      <w:r>
-        <w:rPr>
-          <w:b/>
-        </w:rPr>
-        <w:t>(0,25 ponto)</w:t>
-      </w:r>
-    </w:p>
-    <w:p>
-      <w:pPr>
-        <w:rPr>
-          <w:noProof/>
-        </w:rPr>
-      </w:pPr>
-      <w:r>
-        <w:t>Considere</w:t>
-      </w:r>
-      <w:r>
-        <w:rPr>
-          <w:noProof/>
+    </w:p>
+    <w:p>
+      <w:pPr>
+        <w:spacing w:before="40" w:after="40" w:line="240" w:lineRule="auto"/>
+        <w:rPr>
+          <w:rFonts w:ascii="DejaVu Sans Mono" w:hAnsi="DejaVu Sans Mono"/>
+          <w:color w:val="173F75"/>
+          <w:sz w:val="18"/>
+        </w:rPr>
+      </w:pPr>
+      <w:proofErr w:type="spellStart"/>
+      <w:r>
+        <w:rPr>
+          <w:rFonts w:ascii="DejaVu Sans Mono" w:hAnsi="DejaVu Sans Mono"/>
+          <w:color w:val="173F75"/>
+          <w:sz w:val="18"/>
+        </w:rPr>
+        <w:t>class</w:t>
+      </w:r>
+      <w:proofErr w:type="spellEnd"/>
+      <w:r>
+        <w:rPr>
+          <w:rFonts w:ascii="DejaVu Sans Mono" w:hAnsi="DejaVu Sans Mono"/>
+          <w:color w:val="173F75"/>
+          <w:sz w:val="18"/>
+        </w:rPr>
+        <w:t xml:space="preserve"> Roupa {</w:t>
+      </w:r>
+    </w:p>
+    <w:p>
+      <w:pPr>
+        <w:spacing w:before="40" w:after="40" w:line="240" w:lineRule="auto"/>
+        <w:rPr>
+          <w:rFonts w:ascii="DejaVu Sans Mono" w:hAnsi="DejaVu Sans Mono"/>
+          <w:color w:val="173F75"/>
+          <w:sz w:val="18"/>
+        </w:rPr>
+      </w:pPr>
+      <w:r>
+        <w:rPr>
+          <w:rFonts w:ascii="DejaVu Sans Mono" w:hAnsi="DejaVu Sans Mono"/>
+          <w:color w:val="173F75"/>
+          <w:sz w:val="18"/>
+        </w:rPr>
+        <w:t xml:space="preserve">  </w:t>
+      </w:r>
+      <w:r>
+        <w:rPr>
+          <w:rFonts w:ascii="DejaVu Sans Mono" w:hAnsi="DejaVu Sans Mono"/>
+          <w:color w:val="173F75"/>
+          <w:sz w:val="18"/>
+        </w:rPr>
+        <w:tab/>
+      </w:r>
+      <w:proofErr w:type="spellStart"/>
+      <w:r>
+        <w:rPr>
+          <w:rFonts w:ascii="DejaVu Sans Mono" w:hAnsi="DejaVu Sans Mono"/>
+          <w:color w:val="173F75"/>
+          <w:sz w:val="18"/>
+        </w:rPr>
+        <w:t>double</w:t>
+      </w:r>
+      <w:proofErr w:type="spellEnd"/>
+      <w:r>
+        <w:rPr>
+          <w:rFonts w:ascii="DejaVu Sans Mono" w:hAnsi="DejaVu Sans Mono"/>
+          <w:color w:val="173F75"/>
+          <w:sz w:val="18"/>
+        </w:rPr>
+        <w:t xml:space="preserve"> valor;</w:t>
+      </w:r>
+    </w:p>
+    <w:p>
+      <w:pPr>
+        <w:spacing w:before="40" w:after="40" w:line="240" w:lineRule="auto"/>
+        <w:rPr>
+          <w:rFonts w:ascii="DejaVu Sans Mono" w:hAnsi="DejaVu Sans Mono"/>
+          <w:color w:val="173F75"/>
+          <w:sz w:val="18"/>
+        </w:rPr>
+      </w:pPr>
+      <w:r>
+        <w:rPr>
+          <w:rFonts w:ascii="DejaVu Sans Mono" w:hAnsi="DejaVu Sans Mono"/>
+          <w:color w:val="173F75"/>
+          <w:sz w:val="18"/>
+        </w:rPr>
+        <w:t xml:space="preserve">  </w:t>
+      </w:r>
+      <w:r>
+        <w:rPr>
+          <w:rFonts w:ascii="DejaVu Sans Mono" w:hAnsi="DejaVu Sans Mono"/>
+          <w:color w:val="173F75"/>
+          <w:sz w:val="18"/>
+        </w:rPr>
+        <w:tab/>
+      </w:r>
+      <w:proofErr w:type="spellStart"/>
+      <w:r>
+        <w:rPr>
+          <w:rFonts w:ascii="DejaVu Sans Mono" w:hAnsi="DejaVu Sans Mono"/>
+          <w:color w:val="173F75"/>
+          <w:sz w:val="18"/>
+        </w:rPr>
+        <w:t>int</w:t>
+      </w:r>
+      <w:proofErr w:type="spellEnd"/>
+      <w:r>
+        <w:rPr>
+          <w:rFonts w:ascii="DejaVu Sans Mono" w:hAnsi="DejaVu Sans Mono"/>
+          <w:color w:val="173F75"/>
+          <w:sz w:val="18"/>
+        </w:rPr>
+        <w:t xml:space="preserve"> quantidade;</w:t>
+      </w:r>
+    </w:p>
+    <w:p>
+      <w:pPr>
+        <w:spacing w:before="40" w:after="40" w:line="240" w:lineRule="auto"/>
+        <w:rPr>
+          <w:rFonts w:ascii="DejaVu Sans Mono" w:hAnsi="DejaVu Sans Mono"/>
+          <w:color w:val="173F75"/>
+          <w:sz w:val="18"/>
+        </w:rPr>
+      </w:pPr>
+      <w:r>
+        <w:rPr>
+          <w:rFonts w:ascii="DejaVu Sans Mono" w:hAnsi="DejaVu Sans Mono"/>
+          <w:color w:val="173F75"/>
+          <w:sz w:val="18"/>
         </w:rPr>
         <w:t xml:space="preserve"> </w:t>
       </w:r>
+      <w:r>
+        <w:rPr>
+          <w:rFonts w:ascii="DejaVu Sans Mono" w:hAnsi="DejaVu Sans Mono"/>
+          <w:color w:val="173F75"/>
+          <w:sz w:val="18"/>
+        </w:rPr>
+        <w:tab/>
+      </w:r>
+      <w:proofErr w:type="gramStart"/>
+      <w:r>
+        <w:rPr>
+          <w:rFonts w:ascii="DejaVu Sans Mono" w:hAnsi="DejaVu Sans Mono"/>
+          <w:color w:val="173F75"/>
+          <w:sz w:val="18"/>
+        </w:rPr>
+        <w:t>Roupa(</w:t>
+      </w:r>
+      <w:proofErr w:type="spellStart"/>
+      <w:proofErr w:type="gramEnd"/>
+      <w:r>
+        <w:rPr>
+          <w:rFonts w:ascii="DejaVu Sans Mono" w:hAnsi="DejaVu Sans Mono"/>
+          <w:color w:val="173F75"/>
+          <w:sz w:val="18"/>
+        </w:rPr>
+        <w:t>this.valor</w:t>
+      </w:r>
+      <w:proofErr w:type="spellEnd"/>
+      <w:r>
+        <w:rPr>
+          <w:rFonts w:ascii="DejaVu Sans Mono" w:hAnsi="DejaVu Sans Mono"/>
+          <w:color w:val="173F75"/>
+          <w:sz w:val="18"/>
+        </w:rPr>
+        <w:t xml:space="preserve">, </w:t>
+      </w:r>
+      <w:proofErr w:type="spellStart"/>
+      <w:r>
+        <w:rPr>
+          <w:rFonts w:ascii="DejaVu Sans Mono" w:hAnsi="DejaVu Sans Mono"/>
+          <w:color w:val="173F75"/>
+          <w:sz w:val="18"/>
+        </w:rPr>
+        <w:t>this.quantidade</w:t>
+      </w:r>
+      <w:proofErr w:type="spellEnd"/>
+      <w:r>
+        <w:rPr>
+          <w:rFonts w:ascii="DejaVu Sans Mono" w:hAnsi="DejaVu Sans Mono"/>
+          <w:color w:val="173F75"/>
+          <w:sz w:val="18"/>
+        </w:rPr>
+        <w:t>);</w:t>
+      </w:r>
     </w:p>
     <w:p>
       <w:pPr>
@@ -4686,23 +4882,67 @@
           <w:sz w:val="18"/>
         </w:rPr>
       </w:pPr>
-      <w:proofErr w:type="spellStart"/>
-      <w:r>
-        <w:rPr>
-          <w:rFonts w:ascii="DejaVu Sans Mono" w:hAnsi="DejaVu Sans Mono"/>
-          <w:color w:val="173F75"/>
-          <w:sz w:val="18"/>
-        </w:rPr>
-        <w:t>class</w:t>
-      </w:r>
-      <w:proofErr w:type="spellEnd"/>
-      <w:r>
-        <w:rPr>
-          <w:rFonts w:ascii="DejaVu Sans Mono" w:hAnsi="DejaVu Sans Mono"/>
-          <w:color w:val="173F75"/>
-          <w:sz w:val="18"/>
-        </w:rPr>
-        <w:t xml:space="preserve"> Roupa {</w:t>
+      <w:r>
+        <w:rPr>
+          <w:rFonts w:ascii="DejaVu Sans Mono" w:hAnsi="DejaVu Sans Mono"/>
+          <w:color w:val="173F75"/>
+          <w:sz w:val="18"/>
+        </w:rPr>
+        <w:t xml:space="preserve">  </w:t>
+      </w:r>
+      <w:r>
+        <w:rPr>
+          <w:rFonts w:ascii="DejaVu Sans Mono" w:hAnsi="DejaVu Sans Mono"/>
+          <w:color w:val="173F75"/>
+          <w:sz w:val="18"/>
+        </w:rPr>
+        <w:tab/>
+      </w:r>
+      <w:proofErr w:type="spellStart"/>
+      <w:r>
+        <w:rPr>
+          <w:rFonts w:ascii="DejaVu Sans Mono" w:hAnsi="DejaVu Sans Mono"/>
+          <w:color w:val="173F75"/>
+          <w:sz w:val="18"/>
+        </w:rPr>
+        <w:t>double</w:t>
+      </w:r>
+      <w:proofErr w:type="spellEnd"/>
+      <w:r>
+        <w:rPr>
+          <w:rFonts w:ascii="DejaVu Sans Mono" w:hAnsi="DejaVu Sans Mono"/>
+          <w:color w:val="173F75"/>
+          <w:sz w:val="18"/>
+        </w:rPr>
+        <w:t xml:space="preserve"> </w:t>
+      </w:r>
+      <w:proofErr w:type="spellStart"/>
+      <w:proofErr w:type="gramStart"/>
+      <w:r>
+        <w:rPr>
+          <w:rFonts w:ascii="DejaVu Sans Mono" w:hAnsi="DejaVu Sans Mono"/>
+          <w:color w:val="173F75"/>
+          <w:sz w:val="18"/>
+        </w:rPr>
+        <w:t>valorTotal</w:t>
+      </w:r>
+      <w:proofErr w:type="spellEnd"/>
+      <w:r>
+        <w:rPr>
+          <w:rFonts w:ascii="DejaVu Sans Mono" w:hAnsi="DejaVu Sans Mono"/>
+          <w:color w:val="173F75"/>
+          <w:sz w:val="18"/>
+        </w:rPr>
+        <w:t>(</w:t>
+      </w:r>
+      <w:proofErr w:type="gramEnd"/>
+      <w:r>
+        <w:rPr>
+          <w:rFonts w:ascii="DejaVu Sans Mono" w:hAnsi="DejaVu Sans Mono"/>
+          <w:color w:val="173F75"/>
+          <w:sz w:val="18"/>
+        </w:rPr>
+        <w:t>) {</w:t>
       </w:r>
     </w:p>
     <w:p>
@@ -4720,6 +4960,58 @@
           <w:color w:val="173F75"/>
           <w:sz w:val="18"/>
         </w:rPr>
+        <w:t xml:space="preserve">   </w:t>
+      </w:r>
+      <w:r>
+        <w:rPr>
+          <w:rFonts w:ascii="DejaVu Sans Mono" w:hAnsi="DejaVu Sans Mono"/>
+          <w:color w:val="173F75"/>
+          <w:sz w:val="18"/>
+        </w:rPr>
+        <w:tab/>
+      </w:r>
+      <w:r>
+        <w:rPr>
+          <w:rFonts w:ascii="DejaVu Sans Mono" w:hAnsi="DejaVu Sans Mono"/>
+          <w:color w:val="173F75"/>
+          <w:sz w:val="18"/>
+        </w:rPr>
+        <w:tab/>
+      </w:r>
+      <w:proofErr w:type="spellStart"/>
+      <w:r>
+        <w:rPr>
+          <w:rFonts w:ascii="DejaVu Sans Mono" w:hAnsi="DejaVu Sans Mono"/>
+          <w:color w:val="173F75"/>
+          <w:sz w:val="18"/>
+        </w:rPr>
+        <w:t>return</w:t>
+      </w:r>
+      <w:proofErr w:type="spellEnd"/>
+      <w:r>
+        <w:rPr>
+          <w:rFonts w:ascii="DejaVu Sans Mono" w:hAnsi="DejaVu Sans Mono"/>
+          <w:color w:val="173F75"/>
+          <w:sz w:val="18"/>
+        </w:rPr>
+        <w:t xml:space="preserve"> valor * quantidade;</w:t>
+      </w:r>
+    </w:p>
+    <w:p>
+      <w:pPr>
+        <w:spacing w:before="40" w:after="40" w:line="240" w:lineRule="auto"/>
+        <w:rPr>
+          <w:rFonts w:ascii="DejaVu Sans Mono" w:hAnsi="DejaVu Sans Mono"/>
+          <w:color w:val="173F75"/>
+          <w:sz w:val="18"/>
+        </w:rPr>
+      </w:pPr>
+      <w:r>
+        <w:rPr>
+          <w:rFonts w:ascii="DejaVu Sans Mono" w:hAnsi="DejaVu Sans Mono"/>
+          <w:color w:val="173F75"/>
+          <w:sz w:val="18"/>
+        </w:rPr>
         <w:t xml:space="preserve">  </w:t>
       </w:r>
       <w:r>
@@ -4729,306 +5021,6 @@
           <w:sz w:val="18"/>
         </w:rPr>
         <w:tab/>
-      </w:r>
-      <w:proofErr w:type="spellStart"/>
-      <w:r>
-        <w:rPr>
-          <w:rFonts w:ascii="DejaVu Sans Mono" w:hAnsi="DejaVu Sans Mono"/>
-          <w:color w:val="173F75"/>
-          <w:sz w:val="18"/>
-        </w:rPr>
-        <w:t>double</w:t>
-      </w:r>
-      <w:proofErr w:type="spellEnd"/>
-      <w:r>
-        <w:rPr>
-          <w:rFonts w:ascii="DejaVu Sans Mono" w:hAnsi="DejaVu Sans Mono"/>
-          <w:color w:val="173F75"/>
-          <w:sz w:val="18"/>
-        </w:rPr>
-        <w:t xml:space="preserve"> valor;</w:t>
-      </w:r>
-    </w:p>
-    <w:p>
-      <w:pPr>
-        <w:spacing w:before="40" w:after="40" w:line="240" w:lineRule="auto"/>
-        <w:rPr>
-          <w:rFonts w:ascii="DejaVu Sans Mono" w:hAnsi="DejaVu Sans Mono"/>
-          <w:color w:val="173F75"/>
-          <w:sz w:val="18"/>
-        </w:rPr>
-      </w:pPr>
-      <w:r>
-        <w:rPr>
-          <w:rFonts w:ascii="DejaVu Sans Mono" w:hAnsi="DejaVu Sans Mono"/>
-          <w:color w:val="173F75"/>
-          <w:sz w:val="18"/>
-        </w:rPr>
-        <w:t xml:space="preserve">  </w:t>
-      </w:r>
-      <w:r>
-        <w:rPr>
-          <w:rFonts w:ascii="DejaVu Sans Mono" w:hAnsi="DejaVu Sans Mono"/>
-          <w:color w:val="173F75"/>
-          <w:sz w:val="18"/>
-        </w:rPr>
-        <w:tab/>
-      </w:r>
-      <w:proofErr w:type="spellStart"/>
-      <w:r>
-        <w:rPr>
-          <w:rFonts w:ascii="DejaVu Sans Mono" w:hAnsi="DejaVu Sans Mono"/>
-          <w:color w:val="173F75"/>
-          <w:sz w:val="18"/>
-        </w:rPr>
-        <w:t>int</w:t>
-      </w:r>
-      <w:proofErr w:type="spellEnd"/>
-      <w:r>
-        <w:rPr>
-          <w:rFonts w:ascii="DejaVu Sans Mono" w:hAnsi="DejaVu Sans Mono"/>
-          <w:color w:val="173F75"/>
-          <w:sz w:val="18"/>
-        </w:rPr>
-        <w:t xml:space="preserve"> quantidade;</w:t>
-      </w:r>
-    </w:p>
-    <w:p>
-      <w:pPr>
-        <w:spacing w:before="40" w:after="40" w:line="240" w:lineRule="auto"/>
-        <w:rPr>
-          <w:rFonts w:ascii="DejaVu Sans Mono" w:hAnsi="DejaVu Sans Mono"/>
-          <w:color w:val="173F75"/>
-          <w:sz w:val="18"/>
-        </w:rPr>
-      </w:pPr>
-      <w:r>
-        <w:rPr>
-          <w:rFonts w:ascii="DejaVu Sans Mono" w:hAnsi="DejaVu Sans Mono"/>
-          <w:color w:val="173F75"/>
-          <w:sz w:val="18"/>
-        </w:rPr>
-        <w:t xml:space="preserve"> </w:t>
-      </w:r>
-      <w:r>
-        <w:rPr>
-          <w:rFonts w:ascii="DejaVu Sans Mono" w:hAnsi="DejaVu Sans Mono"/>
-          <w:color w:val="173F75"/>
-          <w:sz w:val="18"/>
-        </w:rPr>
-        <w:tab/>
-      </w:r>
-      <w:r>
-        <w:rPr>
-          <w:rFonts w:ascii="DejaVu Sans Mono" w:hAnsi="DejaVu Sans Mono"/>
-          <w:color w:val="173F75"/>
-          <w:sz w:val="18"/>
-        </w:rPr>
-        <w:t xml:space="preserve"> </w:t>
-      </w:r>
-      <w:proofErr w:type="gramStart"/>
-      <w:r>
-        <w:rPr>
-          <w:rFonts w:ascii="DejaVu Sans Mono" w:hAnsi="DejaVu Sans Mono"/>
-          <w:color w:val="173F75"/>
-          <w:sz w:val="18"/>
-        </w:rPr>
-        <w:t>Roupa(</w:t>
-      </w:r>
-      <w:proofErr w:type="spellStart"/>
-      <w:proofErr w:type="gramEnd"/>
-      <w:r>
-        <w:rPr>
-          <w:rFonts w:ascii="DejaVu Sans Mono" w:hAnsi="DejaVu Sans Mono"/>
-          <w:color w:val="173F75"/>
-          <w:sz w:val="18"/>
-        </w:rPr>
-        <w:t>this.valor</w:t>
-      </w:r>
-      <w:proofErr w:type="spellEnd"/>
-      <w:r>
-        <w:rPr>
-          <w:rFonts w:ascii="DejaVu Sans Mono" w:hAnsi="DejaVu Sans Mono"/>
-          <w:color w:val="173F75"/>
-          <w:sz w:val="18"/>
-        </w:rPr>
-        <w:t xml:space="preserve">, </w:t>
-      </w:r>
-      <w:proofErr w:type="spellStart"/>
-      <w:r>
-        <w:rPr>
-          <w:rFonts w:ascii="DejaVu Sans Mono" w:hAnsi="DejaVu Sans Mono"/>
-          <w:color w:val="173F75"/>
-          <w:sz w:val="18"/>
-        </w:rPr>
-        <w:t>this.quantidade</w:t>
-      </w:r>
-      <w:proofErr w:type="spellEnd"/>
-      <w:r>
-        <w:rPr>
-          <w:rFonts w:ascii="DejaVu Sans Mono" w:hAnsi="DejaVu Sans Mono"/>
-          <w:color w:val="173F75"/>
-          <w:sz w:val="18"/>
-        </w:rPr>
-        <w:t>);</w:t>
-      </w:r>
-    </w:p>
-    <w:p>
-      <w:pPr>
-        <w:spacing w:before="40" w:after="40" w:line="240" w:lineRule="auto"/>
-        <w:rPr>
-          <w:rFonts w:ascii="DejaVu Sans Mono" w:hAnsi="DejaVu Sans Mono"/>
-          <w:color w:val="173F75"/>
-          <w:sz w:val="18"/>
-        </w:rPr>
-      </w:pPr>
-      <w:r>
-        <w:rPr>
-          <w:rFonts w:ascii="DejaVu Sans Mono" w:hAnsi="DejaVu Sans Mono"/>
-          <w:color w:val="173F75"/>
-          <w:sz w:val="18"/>
-        </w:rPr>
-        <w:t xml:space="preserve">  </w:t>
-      </w:r>
-      <w:r>
-        <w:rPr>
-          <w:rFonts w:ascii="DejaVu Sans Mono" w:hAnsi="DejaVu Sans Mono"/>
-          <w:color w:val="173F75"/>
-          <w:sz w:val="18"/>
-        </w:rPr>
-        <w:tab/>
-      </w:r>
-      <w:proofErr w:type="spellStart"/>
-      <w:r>
-        <w:rPr>
-          <w:rFonts w:ascii="DejaVu Sans Mono" w:hAnsi="DejaVu Sans Mono"/>
-          <w:color w:val="173F75"/>
-          <w:sz w:val="18"/>
-        </w:rPr>
-        <w:t>double</w:t>
-      </w:r>
-      <w:proofErr w:type="spellEnd"/>
-      <w:r>
-        <w:rPr>
-          <w:rFonts w:ascii="DejaVu Sans Mono" w:hAnsi="DejaVu Sans Mono"/>
-          <w:color w:val="173F75"/>
-          <w:sz w:val="18"/>
-        </w:rPr>
-        <w:t xml:space="preserve"> </w:t>
-      </w:r>
-      <w:proofErr w:type="spellStart"/>
-      <w:proofErr w:type="gramStart"/>
-      <w:r>
-        <w:rPr>
-          <w:rFonts w:ascii="DejaVu Sans Mono" w:hAnsi="DejaVu Sans Mono"/>
-          <w:color w:val="173F75"/>
-          <w:sz w:val="18"/>
-        </w:rPr>
-        <w:t>valorTotal</w:t>
-      </w:r>
-      <w:proofErr w:type="spellEnd"/>
-      <w:r>
-        <w:rPr>
-          <w:rFonts w:ascii="DejaVu Sans Mono" w:hAnsi="DejaVu Sans Mono"/>
-          <w:color w:val="173F75"/>
-          <w:sz w:val="18"/>
-        </w:rPr>
-        <w:t>(</w:t>
-      </w:r>
-      <w:proofErr w:type="gramEnd"/>
-      <w:r>
-        <w:rPr>
-          <w:rFonts w:ascii="DejaVu Sans Mono" w:hAnsi="DejaVu Sans Mono"/>
-          <w:color w:val="173F75"/>
-          <w:sz w:val="18"/>
-        </w:rPr>
-        <w:t>) {</w:t>
-      </w:r>
-    </w:p>
-    <w:p>
-      <w:pPr>
-        <w:spacing w:before="40" w:after="40" w:line="240" w:lineRule="auto"/>
-        <w:rPr>
-          <w:rFonts w:ascii="DejaVu Sans Mono" w:hAnsi="DejaVu Sans Mono"/>
-          <w:color w:val="173F75"/>
-          <w:sz w:val="18"/>
-        </w:rPr>
-      </w:pPr>
-      <w:r>
-        <w:rPr>
-          <w:rFonts w:ascii="DejaVu Sans Mono" w:hAnsi="DejaVu Sans Mono"/>
-          <w:color w:val="173F75"/>
-          <w:sz w:val="18"/>
-        </w:rPr>
-        <w:lastRenderedPageBreak/>
-        <w:t xml:space="preserve">   </w:t>
-      </w:r>
-      <w:r>
-        <w:rPr>
-          <w:rFonts w:ascii="DejaVu Sans Mono" w:hAnsi="DejaVu Sans Mono"/>
-          <w:color w:val="173F75"/>
-          <w:sz w:val="18"/>
-        </w:rPr>
-        <w:tab/>
-      </w:r>
-      <w:r>
-        <w:rPr>
-          <w:rFonts w:ascii="DejaVu Sans Mono" w:hAnsi="DejaVu Sans Mono"/>
-          <w:color w:val="173F75"/>
-          <w:sz w:val="18"/>
-        </w:rPr>
-        <w:tab/>
-      </w:r>
-      <w:proofErr w:type="spellStart"/>
-      <w:r>
-        <w:rPr>
-          <w:rFonts w:ascii="DejaVu Sans Mono" w:hAnsi="DejaVu Sans Mono"/>
-          <w:color w:val="173F75"/>
-          <w:sz w:val="18"/>
-        </w:rPr>
-        <w:t>return</w:t>
-      </w:r>
-      <w:proofErr w:type="spellEnd"/>
-      <w:r>
-        <w:rPr>
-          <w:rFonts w:ascii="DejaVu Sans Mono" w:hAnsi="DejaVu Sans Mono"/>
-          <w:color w:val="173F75"/>
-          <w:sz w:val="18"/>
-        </w:rPr>
-        <w:t xml:space="preserve"> valor * quantidade;</w:t>
-      </w:r>
-    </w:p>
-    <w:p>
-      <w:pPr>
-        <w:spacing w:before="40" w:after="40" w:line="240" w:lineRule="auto"/>
-        <w:rPr>
-          <w:rFonts w:ascii="DejaVu Sans Mono" w:hAnsi="DejaVu Sans Mono"/>
-          <w:color w:val="173F75"/>
-          <w:sz w:val="18"/>
-        </w:rPr>
-      </w:pPr>
-      <w:r>
-        <w:rPr>
-          <w:rFonts w:ascii="DejaVu Sans Mono" w:hAnsi="DejaVu Sans Mono"/>
-          <w:color w:val="173F75"/>
-          <w:sz w:val="18"/>
-        </w:rPr>
-        <w:t xml:space="preserve">  </w:t>
-      </w:r>
-      <w:r>
-        <w:rPr>
-          <w:rFonts w:ascii="DejaVu Sans Mono" w:hAnsi="DejaVu Sans Mono"/>
-          <w:color w:val="173F75"/>
-          <w:sz w:val="18"/>
-        </w:rPr>
-        <w:tab/>
-      </w:r>
-      <w:r>
-        <w:rPr>
-          <w:rFonts w:ascii="DejaVu Sans Mono" w:hAnsi="DejaVu Sans Mono"/>
-          <w:color w:val="173F75"/>
-          <w:sz w:val="18"/>
-        </w:rPr>
         <w:t>}</w:t>
       </w:r>
     </w:p>
@@ -5277,7 +5269,7 @@
         </w:pBdr>
       </w:pPr>
       <w:r>
-        <w:t>A) Será exibido 200.0, pois o método utiliza sempre os valores iniciais.</w:t>
+        <w:t>A) Será exibido 200, pois o método utiliza sempre os valores iniciais.</w:t>
       </w:r>
     </w:p>
     <w:p>
@@ -5287,7 +5279,7 @@
         </w:pBdr>
       </w:pPr>
       <w:r>
-        <w:t>B) Será exibido 50.0, pois o método retorna apenas o preço unitário.</w:t>
+        <w:t>B) Será exibido 50, pois o método retorna apenas o preço unitário.</w:t>
       </w:r>
     </w:p>
     <w:p>
@@ -5325,7 +5317,7 @@
         </w:pBdr>
       </w:pPr>
       <w:r>
-        <w:t>E) Será exibido 150.0, pois o método utiliza a quantidade atual do objeto</w:t>
+        <w:t>E) Será exibido 150, pois o método utiliza a quantidade atual do objeto</w:t>
       </w:r>
       <w:r>
         <w:t>.</w:t>
@@ -5356,21 +5348,224 @@
         <w:rPr>
           <w:b/>
         </w:rPr>
+        <w:t xml:space="preserve"> (0,25 ponto)</w:t>
+      </w:r>
+    </w:p>
+    <w:p>
+      <w:r>
+        <w:t>Considere os arquivos como bibliotecas distintas.</w:t>
+      </w:r>
+    </w:p>
+    <w:p>
+      <w:pPr>
+        <w:contextualSpacing/>
+        <w:rPr>
+          <w:rFonts w:ascii="DejaVu Sans Mono" w:hAnsi="DejaVu Sans Mono"/>
+          <w:color w:val="173F75"/>
+          <w:sz w:val="18"/>
+        </w:rPr>
+      </w:pPr>
+      <w:r>
+        <w:rPr>
+          <w:rFonts w:ascii="DejaVu Sans Mono" w:hAnsi="DejaVu Sans Mono"/>
+          <w:color w:val="173F75"/>
+          <w:sz w:val="18"/>
+        </w:rPr>
+        <w:t xml:space="preserve">// Arquivo </w:t>
+      </w:r>
+      <w:proofErr w:type="spellStart"/>
+      <w:proofErr w:type="gramStart"/>
+      <w:r>
+        <w:rPr>
+          <w:rFonts w:ascii="DejaVu Sans Mono" w:hAnsi="DejaVu Sans Mono"/>
+          <w:color w:val="173F75"/>
+          <w:sz w:val="18"/>
+        </w:rPr>
+        <w:t>produto.dart</w:t>
+      </w:r>
+      <w:proofErr w:type="spellEnd"/>
+      <w:proofErr w:type="gramEnd"/>
+    </w:p>
+    <w:p>
+      <w:pPr>
+        <w:contextualSpacing/>
+        <w:rPr>
+          <w:rFonts w:ascii="DejaVu Sans Mono" w:hAnsi="DejaVu Sans Mono"/>
+          <w:color w:val="173F75"/>
+          <w:sz w:val="18"/>
+        </w:rPr>
+      </w:pPr>
+      <w:proofErr w:type="spellStart"/>
+      <w:r>
+        <w:rPr>
+          <w:rFonts w:ascii="DejaVu Sans Mono" w:hAnsi="DejaVu Sans Mono"/>
+          <w:color w:val="173F75"/>
+          <w:sz w:val="18"/>
+        </w:rPr>
+        <w:t>class</w:t>
+      </w:r>
+      <w:proofErr w:type="spellEnd"/>
+      <w:r>
+        <w:rPr>
+          <w:rFonts w:ascii="DejaVu Sans Mono" w:hAnsi="DejaVu Sans Mono"/>
+          <w:color w:val="173F75"/>
+          <w:sz w:val="18"/>
+        </w:rPr>
+        <w:t xml:space="preserve"> Produto {</w:t>
+      </w:r>
+    </w:p>
+    <w:p>
+      <w:pPr>
+        <w:contextualSpacing/>
+        <w:rPr>
+          <w:rFonts w:ascii="DejaVu Sans Mono" w:hAnsi="DejaVu Sans Mono"/>
+          <w:color w:val="173F75"/>
+          <w:sz w:val="18"/>
+        </w:rPr>
+      </w:pPr>
+      <w:r>
+        <w:rPr>
+          <w:rFonts w:ascii="DejaVu Sans Mono" w:hAnsi="DejaVu Sans Mono"/>
+          <w:color w:val="173F75"/>
+          <w:sz w:val="18"/>
+        </w:rPr>
+        <w:t xml:space="preserve">  </w:t>
+      </w:r>
+      <w:proofErr w:type="spellStart"/>
+      <w:r>
+        <w:rPr>
+          <w:rFonts w:ascii="DejaVu Sans Mono" w:hAnsi="DejaVu Sans Mono"/>
+          <w:color w:val="173F75"/>
+          <w:sz w:val="18"/>
+        </w:rPr>
+        <w:t>double</w:t>
+      </w:r>
+      <w:proofErr w:type="spellEnd"/>
+      <w:r>
+        <w:rPr>
+          <w:rFonts w:ascii="DejaVu Sans Mono" w:hAnsi="DejaVu Sans Mono"/>
+          <w:color w:val="173F75"/>
+          <w:sz w:val="18"/>
+        </w:rPr>
+        <w:t xml:space="preserve"> _valor;</w:t>
+      </w:r>
+    </w:p>
+    <w:p>
+      <w:pPr>
+        <w:contextualSpacing/>
+        <w:rPr>
+          <w:rFonts w:ascii="DejaVu Sans Mono" w:hAnsi="DejaVu Sans Mono"/>
+          <w:color w:val="173F75"/>
+          <w:sz w:val="18"/>
+        </w:rPr>
+      </w:pPr>
+      <w:r>
+        <w:rPr>
+          <w:rFonts w:ascii="DejaVu Sans Mono" w:hAnsi="DejaVu Sans Mono"/>
+          <w:color w:val="173F75"/>
+          <w:sz w:val="18"/>
+        </w:rPr>
+        <w:t xml:space="preserve">  Produto(</w:t>
+      </w:r>
+      <w:proofErr w:type="spellStart"/>
+      <w:proofErr w:type="gramStart"/>
+      <w:r>
+        <w:rPr>
+          <w:rFonts w:ascii="DejaVu Sans Mono" w:hAnsi="DejaVu Sans Mono"/>
+          <w:color w:val="173F75"/>
+          <w:sz w:val="18"/>
+        </w:rPr>
+        <w:t>this</w:t>
+      </w:r>
+      <w:proofErr w:type="spellEnd"/>
+      <w:r>
+        <w:rPr>
+          <w:rFonts w:ascii="DejaVu Sans Mono" w:hAnsi="DejaVu Sans Mono"/>
+          <w:color w:val="173F75"/>
+          <w:sz w:val="18"/>
+        </w:rPr>
+        <w:t>._</w:t>
+      </w:r>
+      <w:proofErr w:type="gramEnd"/>
+      <w:r>
+        <w:rPr>
+          <w:rFonts w:ascii="DejaVu Sans Mono" w:hAnsi="DejaVu Sans Mono"/>
+          <w:color w:val="173F75"/>
+          <w:sz w:val="18"/>
+        </w:rPr>
+        <w:t>valor);</w:t>
+      </w:r>
+    </w:p>
+    <w:p>
+      <w:pPr>
+        <w:contextualSpacing/>
+        <w:rPr>
+          <w:rFonts w:ascii="DejaVu Sans Mono" w:hAnsi="DejaVu Sans Mono"/>
+          <w:color w:val="173F75"/>
+          <w:sz w:val="18"/>
+        </w:rPr>
+      </w:pPr>
+      <w:r>
+        <w:rPr>
+          <w:rFonts w:ascii="DejaVu Sans Mono" w:hAnsi="DejaVu Sans Mono"/>
+          <w:color w:val="173F75"/>
+          <w:sz w:val="18"/>
+        </w:rPr>
+        <w:t xml:space="preserve">  </w:t>
+      </w:r>
+      <w:proofErr w:type="spellStart"/>
+      <w:r>
+        <w:rPr>
+          <w:rFonts w:ascii="DejaVu Sans Mono" w:hAnsi="DejaVu Sans Mono"/>
+          <w:color w:val="173F75"/>
+          <w:sz w:val="18"/>
+        </w:rPr>
+        <w:t>double</w:t>
+      </w:r>
+      <w:proofErr w:type="spellEnd"/>
+      <w:r>
+        <w:rPr>
+          <w:rFonts w:ascii="DejaVu Sans Mono" w:hAnsi="DejaVu Sans Mono"/>
+          <w:color w:val="173F75"/>
+          <w:sz w:val="18"/>
+        </w:rPr>
         <w:t xml:space="preserve"> </w:t>
       </w:r>
-      <w:r>
-        <w:rPr>
-          <w:b/>
-        </w:rPr>
-        <w:t>(0,25 ponto)</w:t>
-      </w:r>
-    </w:p>
-    <w:p>
-      <w:r>
-        <w:t>Considere os arquivos como bibliotecas distintas</w:t>
-      </w:r>
-      <w:r>
-        <w:t>.</w:t>
+      <w:proofErr w:type="spellStart"/>
+      <w:r>
+        <w:rPr>
+          <w:rFonts w:ascii="DejaVu Sans Mono" w:hAnsi="DejaVu Sans Mono"/>
+          <w:color w:val="173F75"/>
+          <w:sz w:val="18"/>
+        </w:rPr>
+        <w:t>get</w:t>
+      </w:r>
+      <w:proofErr w:type="spellEnd"/>
+      <w:r>
+        <w:rPr>
+          <w:rFonts w:ascii="DejaVu Sans Mono" w:hAnsi="DejaVu Sans Mono"/>
+          <w:color w:val="173F75"/>
+          <w:sz w:val="18"/>
+        </w:rPr>
+        <w:t xml:space="preserve"> </w:t>
+      </w:r>
+      <w:bookmarkStart w:id="1" w:name="_GoBack"/>
+      <w:r>
+        <w:rPr>
+          <w:rFonts w:ascii="DejaVu Sans Mono" w:hAnsi="DejaVu Sans Mono"/>
+          <w:color w:val="173F75"/>
+          <w:sz w:val="18"/>
+        </w:rPr>
+        <w:t xml:space="preserve">valor </w:t>
+      </w:r>
+      <w:bookmarkEnd w:id="1"/>
+      <w:r>
+        <w:rPr>
+          <w:rFonts w:ascii="DejaVu Sans Mono" w:hAnsi="DejaVu Sans Mono"/>
+          <w:color w:val="173F75"/>
+          <w:sz w:val="18"/>
+        </w:rPr>
+        <w:t>{</w:t>
       </w:r>
     </w:p>
     <w:p>
@@ -5388,6 +5583,78 @@
           <w:color w:val="173F75"/>
           <w:sz w:val="18"/>
         </w:rPr>
+        <w:t xml:space="preserve">    </w:t>
+      </w:r>
+      <w:proofErr w:type="spellStart"/>
+      <w:r>
+        <w:rPr>
+          <w:rFonts w:ascii="DejaVu Sans Mono" w:hAnsi="DejaVu Sans Mono"/>
+          <w:color w:val="173F75"/>
+          <w:sz w:val="18"/>
+        </w:rPr>
+        <w:t>return</w:t>
+      </w:r>
+      <w:proofErr w:type="spellEnd"/>
+      <w:r>
+        <w:rPr>
+          <w:rFonts w:ascii="DejaVu Sans Mono" w:hAnsi="DejaVu Sans Mono"/>
+          <w:color w:val="173F75"/>
+          <w:sz w:val="18"/>
+        </w:rPr>
+        <w:t xml:space="preserve"> _valor;</w:t>
+      </w:r>
+    </w:p>
+    <w:p>
+      <w:pPr>
+        <w:contextualSpacing/>
+        <w:rPr>
+          <w:rFonts w:ascii="DejaVu Sans Mono" w:hAnsi="DejaVu Sans Mono"/>
+          <w:color w:val="173F75"/>
+          <w:sz w:val="18"/>
+        </w:rPr>
+      </w:pPr>
+      <w:r>
+        <w:rPr>
+          <w:rFonts w:ascii="DejaVu Sans Mono" w:hAnsi="DejaVu Sans Mono"/>
+          <w:color w:val="173F75"/>
+          <w:sz w:val="18"/>
+        </w:rPr>
+        <w:t xml:space="preserve">  }</w:t>
+      </w:r>
+    </w:p>
+    <w:p>
+      <w:pPr>
+        <w:contextualSpacing/>
+        <w:rPr>
+          <w:rFonts w:ascii="DejaVu Sans Mono" w:hAnsi="DejaVu Sans Mono"/>
+          <w:color w:val="173F75"/>
+          <w:sz w:val="18"/>
+        </w:rPr>
+      </w:pPr>
+      <w:r>
+        <w:rPr>
+          <w:rFonts w:ascii="DejaVu Sans Mono" w:hAnsi="DejaVu Sans Mono"/>
+          <w:color w:val="173F75"/>
+          <w:sz w:val="18"/>
+        </w:rPr>
+        <w:t>}</w:t>
+      </w:r>
+    </w:p>
+    <w:p>
+      <w:pPr>
+        <w:contextualSpacing/>
+        <w:rPr>
+          <w:rFonts w:ascii="DejaVu Sans Mono" w:hAnsi="DejaVu Sans Mono"/>
+          <w:color w:val="173F75"/>
+          <w:sz w:val="18"/>
+        </w:rPr>
+      </w:pPr>
+      <w:r>
+        <w:rPr>
+          <w:rFonts w:ascii="DejaVu Sans Mono" w:hAnsi="DejaVu Sans Mono"/>
+          <w:color w:val="173F75"/>
+          <w:sz w:val="18"/>
+        </w:rPr>
         <w:t xml:space="preserve">// Arquivo </w:t>
       </w:r>
       <w:proofErr w:type="spellStart"/>
@@ -5398,10 +5665,58 @@
           <w:color w:val="173F75"/>
           <w:sz w:val="18"/>
         </w:rPr>
+        <w:t>main.dart</w:t>
+      </w:r>
+      <w:proofErr w:type="spellEnd"/>
+      <w:proofErr w:type="gramEnd"/>
+    </w:p>
+    <w:p>
+      <w:pPr>
+        <w:contextualSpacing/>
+        <w:rPr>
+          <w:rFonts w:ascii="DejaVu Sans Mono" w:hAnsi="DejaVu Sans Mono"/>
+          <w:color w:val="173F75"/>
+          <w:sz w:val="18"/>
+        </w:rPr>
+      </w:pPr>
+      <w:proofErr w:type="spellStart"/>
+      <w:r>
+        <w:rPr>
+          <w:rFonts w:ascii="DejaVu Sans Mono" w:hAnsi="DejaVu Sans Mono"/>
+          <w:color w:val="173F75"/>
+          <w:sz w:val="18"/>
+        </w:rPr>
+        <w:t>import</w:t>
+      </w:r>
+      <w:proofErr w:type="spellEnd"/>
+      <w:r>
+        <w:rPr>
+          <w:rFonts w:ascii="DejaVu Sans Mono" w:hAnsi="DejaVu Sans Mono"/>
+          <w:color w:val="173F75"/>
+          <w:sz w:val="18"/>
+        </w:rPr>
+        <w:t xml:space="preserve"> '</w:t>
+      </w:r>
+      <w:proofErr w:type="spellStart"/>
+      <w:proofErr w:type="gramStart"/>
+      <w:r>
+        <w:rPr>
+          <w:rFonts w:ascii="DejaVu Sans Mono" w:hAnsi="DejaVu Sans Mono"/>
+          <w:color w:val="173F75"/>
+          <w:sz w:val="18"/>
+        </w:rPr>
         <w:t>produto.dart</w:t>
       </w:r>
       <w:proofErr w:type="spellEnd"/>
       <w:proofErr w:type="gramEnd"/>
+      <w:r>
+        <w:rPr>
+          <w:rFonts w:ascii="DejaVu Sans Mono" w:hAnsi="DejaVu Sans Mono"/>
+          <w:color w:val="173F75"/>
+          <w:sz w:val="18"/>
+        </w:rPr>
+        <w:t>';</w:t>
+      </w:r>
     </w:p>
     <w:p>
       <w:pPr>
@@ -5419,16 +5734,44 @@
           <w:color w:val="173F75"/>
           <w:sz w:val="18"/>
         </w:rPr>
-        <w:t>class</w:t>
-      </w:r>
-      <w:proofErr w:type="spellEnd"/>
-      <w:r>
-        <w:rPr>
-          <w:rFonts w:ascii="DejaVu Sans Mono" w:hAnsi="DejaVu Sans Mono"/>
-          <w:color w:val="173F75"/>
-          <w:sz w:val="18"/>
-        </w:rPr>
-        <w:t xml:space="preserve"> Produto {</w:t>
+        <w:t>void</w:t>
+      </w:r>
+      <w:proofErr w:type="spellEnd"/>
+      <w:r>
+        <w:rPr>
+          <w:rFonts w:ascii="DejaVu Sans Mono" w:hAnsi="DejaVu Sans Mono"/>
+          <w:color w:val="173F75"/>
+          <w:sz w:val="18"/>
+        </w:rPr>
+        <w:t xml:space="preserve"> </w:t>
+      </w:r>
+      <w:proofErr w:type="spellStart"/>
+      <w:proofErr w:type="gramStart"/>
+      <w:r>
+        <w:rPr>
+          <w:rFonts w:ascii="DejaVu Sans Mono" w:hAnsi="DejaVu Sans Mono"/>
+          <w:color w:val="173F75"/>
+          <w:sz w:val="18"/>
+        </w:rPr>
+        <w:t>main</w:t>
+      </w:r>
+      <w:proofErr w:type="spellEnd"/>
+      <w:r>
+        <w:rPr>
+          <w:rFonts w:ascii="DejaVu Sans Mono" w:hAnsi="DejaVu Sans Mono"/>
+          <w:color w:val="173F75"/>
+          <w:sz w:val="18"/>
+        </w:rPr>
+        <w:t>(</w:t>
+      </w:r>
+      <w:proofErr w:type="gramEnd"/>
+      <w:r>
+        <w:rPr>
+          <w:rFonts w:ascii="DejaVu Sans Mono" w:hAnsi="DejaVu Sans Mono"/>
+          <w:color w:val="173F75"/>
+          <w:sz w:val="18"/>
+        </w:rPr>
+        <w:t>) {</w:t>
       </w:r>
     </w:p>
     <w:p>
@@ -5446,25 +5789,43 @@
           <w:color w:val="173F75"/>
           <w:sz w:val="18"/>
         </w:rPr>
-        <w:t xml:space="preserve">  </w:t>
-      </w:r>
-      <w:proofErr w:type="spellStart"/>
-      <w:r>
-        <w:rPr>
-          <w:rFonts w:ascii="DejaVu Sans Mono" w:hAnsi="DejaVu Sans Mono"/>
-          <w:color w:val="173F75"/>
-          <w:sz w:val="18"/>
-        </w:rPr>
-        <w:t>double</w:t>
-      </w:r>
-      <w:proofErr w:type="spellEnd"/>
-      <w:r>
-        <w:rPr>
-          <w:rFonts w:ascii="DejaVu Sans Mono" w:hAnsi="DejaVu Sans Mono"/>
-          <w:color w:val="173F75"/>
-          <w:sz w:val="18"/>
-        </w:rPr>
-        <w:t xml:space="preserve"> _valor;</w:t>
+        <w:t xml:space="preserve">  Produto </w:t>
+      </w:r>
+      <w:proofErr w:type="spellStart"/>
+      <w:r>
+        <w:rPr>
+          <w:rFonts w:ascii="DejaVu Sans Mono" w:hAnsi="DejaVu Sans Mono"/>
+          <w:color w:val="173F75"/>
+          <w:sz w:val="18"/>
+        </w:rPr>
+        <w:t>produto</w:t>
+      </w:r>
+      <w:proofErr w:type="spellEnd"/>
+      <w:r>
+        <w:rPr>
+          <w:rFonts w:ascii="DejaVu Sans Mono" w:hAnsi="DejaVu Sans Mono"/>
+          <w:color w:val="173F75"/>
+          <w:sz w:val="18"/>
+        </w:rPr>
+        <w:t xml:space="preserve"> = </w:t>
+      </w:r>
+      <w:proofErr w:type="gramStart"/>
+      <w:r>
+        <w:rPr>
+          <w:rFonts w:ascii="DejaVu Sans Mono" w:hAnsi="DejaVu Sans Mono"/>
+          <w:color w:val="173F75"/>
+          <w:sz w:val="18"/>
+        </w:rPr>
+        <w:t>Produto(</w:t>
+      </w:r>
+      <w:proofErr w:type="gramEnd"/>
+      <w:r>
+        <w:rPr>
+          <w:rFonts w:ascii="DejaVu Sans Mono" w:hAnsi="DejaVu Sans Mono"/>
+          <w:color w:val="173F75"/>
+          <w:sz w:val="18"/>
+        </w:rPr>
+        <w:t>100.0);</w:t>
       </w:r>
     </w:p>
     <w:p>
@@ -5482,7 +5843,7 @@
           <w:color w:val="173F75"/>
           <w:sz w:val="18"/>
         </w:rPr>
-        <w:t xml:space="preserve">  Produto(</w:t>
+        <w:t xml:space="preserve">  print(</w:t>
       </w:r>
       <w:proofErr w:type="spellStart"/>
       <w:proofErr w:type="gramStart"/>
@@ -5492,16 +5853,7 @@
           <w:color w:val="173F75"/>
           <w:sz w:val="18"/>
         </w:rPr>
-        <w:t>this</w:t>
-      </w:r>
-      <w:proofErr w:type="spellEnd"/>
-      <w:r>
-        <w:rPr>
-          <w:rFonts w:ascii="DejaVu Sans Mono" w:hAnsi="DejaVu Sans Mono"/>
-          <w:color w:val="173F75"/>
-          <w:sz w:val="18"/>
-        </w:rPr>
-        <w:t>._</w:t>
+        <w:t>produto._</w:t>
       </w:r>
       <w:proofErr w:type="gramEnd"/>
       <w:r>
@@ -5510,7 +5862,16 @@
           <w:color w:val="173F75"/>
           <w:sz w:val="18"/>
         </w:rPr>
-        <w:t>valor);</w:t>
+        <w:t>valor</w:t>
+      </w:r>
+      <w:proofErr w:type="spellEnd"/>
+      <w:r>
+        <w:rPr>
+          <w:rFonts w:ascii="DejaVu Sans Mono" w:hAnsi="DejaVu Sans Mono"/>
+          <w:color w:val="173F75"/>
+          <w:sz w:val="18"/>
+        </w:rPr>
+        <w:t>);</w:t>
       </w:r>
     </w:p>
     <w:p>
@@ -5528,366 +5889,17 @@
           <w:color w:val="173F75"/>
           <w:sz w:val="18"/>
         </w:rPr>
-        <w:t xml:space="preserve">  </w:t>
-      </w:r>
-      <w:proofErr w:type="spellStart"/>
-      <w:r>
-        <w:rPr>
-          <w:rFonts w:ascii="DejaVu Sans Mono" w:hAnsi="DejaVu Sans Mono"/>
-          <w:color w:val="173F75"/>
-          <w:sz w:val="18"/>
-        </w:rPr>
-        <w:t>double</w:t>
-      </w:r>
-      <w:proofErr w:type="spellEnd"/>
-      <w:r>
-        <w:rPr>
-          <w:rFonts w:ascii="DejaVu Sans Mono" w:hAnsi="DejaVu Sans Mono"/>
-          <w:color w:val="173F75"/>
-          <w:sz w:val="18"/>
-        </w:rPr>
-        <w:t xml:space="preserve"> </w:t>
-      </w:r>
-      <w:proofErr w:type="spellStart"/>
-      <w:r>
-        <w:rPr>
-          <w:rFonts w:ascii="DejaVu Sans Mono" w:hAnsi="DejaVu Sans Mono"/>
-          <w:color w:val="173F75"/>
-          <w:sz w:val="18"/>
-        </w:rPr>
-        <w:t>get</w:t>
-      </w:r>
-      <w:proofErr w:type="spellEnd"/>
-      <w:r>
-        <w:rPr>
-          <w:rFonts w:ascii="DejaVu Sans Mono" w:hAnsi="DejaVu Sans Mono"/>
-          <w:color w:val="173F75"/>
-          <w:sz w:val="18"/>
-        </w:rPr>
-        <w:t xml:space="preserve"> valor {</w:t>
+        <w:t>}</w:t>
       </w:r>
     </w:p>
     <w:p>
       <w:pPr>
         <w:contextualSpacing/>
-        <w:rPr>
-          <w:rFonts w:ascii="DejaVu Sans Mono" w:hAnsi="DejaVu Sans Mono"/>
-          <w:color w:val="173F75"/>
-          <w:sz w:val="18"/>
-        </w:rPr>
-      </w:pPr>
-      <w:r>
-        <w:rPr>
-          <w:rFonts w:ascii="DejaVu Sans Mono" w:hAnsi="DejaVu Sans Mono"/>
-          <w:color w:val="173F75"/>
-          <w:sz w:val="18"/>
-        </w:rPr>
-        <w:t xml:space="preserve">    </w:t>
-      </w:r>
-      <w:proofErr w:type="spellStart"/>
-      <w:r>
-        <w:rPr>
-          <w:rFonts w:ascii="DejaVu Sans Mono" w:hAnsi="DejaVu Sans Mono"/>
-          <w:color w:val="173F75"/>
-          <w:sz w:val="18"/>
-        </w:rPr>
-        <w:t>return</w:t>
-      </w:r>
-      <w:proofErr w:type="spellEnd"/>
-      <w:r>
-        <w:rPr>
-          <w:rFonts w:ascii="DejaVu Sans Mono" w:hAnsi="DejaVu Sans Mono"/>
-          <w:color w:val="173F75"/>
-          <w:sz w:val="18"/>
-        </w:rPr>
-        <w:t xml:space="preserve"> _valor;</w:t>
-      </w:r>
-    </w:p>
-    <w:p>
-      <w:pPr>
-        <w:contextualSpacing/>
-        <w:rPr>
-          <w:rFonts w:ascii="DejaVu Sans Mono" w:hAnsi="DejaVu Sans Mono"/>
-          <w:color w:val="173F75"/>
-          <w:sz w:val="18"/>
-        </w:rPr>
-      </w:pPr>
-      <w:r>
-        <w:rPr>
-          <w:rFonts w:ascii="DejaVu Sans Mono" w:hAnsi="DejaVu Sans Mono"/>
-          <w:color w:val="173F75"/>
-          <w:sz w:val="18"/>
-        </w:rPr>
-        <w:t xml:space="preserve">  }</w:t>
-      </w:r>
-    </w:p>
-    <w:p>
-      <w:pPr>
-        <w:contextualSpacing/>
-        <w:rPr>
-          <w:rFonts w:ascii="DejaVu Sans Mono" w:hAnsi="DejaVu Sans Mono"/>
-          <w:color w:val="173F75"/>
-          <w:sz w:val="18"/>
-        </w:rPr>
-      </w:pPr>
-      <w:r>
-        <w:rPr>
-          <w:rFonts w:ascii="DejaVu Sans Mono" w:hAnsi="DejaVu Sans Mono"/>
-          <w:color w:val="173F75"/>
-          <w:sz w:val="18"/>
-        </w:rPr>
-        <w:t>}</w:t>
-      </w:r>
-    </w:p>
-    <w:p>
-      <w:pPr>
-        <w:contextualSpacing/>
-        <w:rPr>
-          <w:rFonts w:ascii="DejaVu Sans Mono" w:hAnsi="DejaVu Sans Mono"/>
-          <w:color w:val="173F75"/>
-          <w:sz w:val="18"/>
-        </w:rPr>
-      </w:pPr>
-      <w:r>
-        <w:rPr>
-          <w:rFonts w:ascii="DejaVu Sans Mono" w:hAnsi="DejaVu Sans Mono"/>
-          <w:color w:val="173F75"/>
-          <w:sz w:val="18"/>
-        </w:rPr>
-        <w:t xml:space="preserve">// Arquivo </w:t>
-      </w:r>
-      <w:proofErr w:type="spellStart"/>
-      <w:proofErr w:type="gramStart"/>
-      <w:r>
-        <w:rPr>
-          <w:rFonts w:ascii="DejaVu Sans Mono" w:hAnsi="DejaVu Sans Mono"/>
-          <w:color w:val="173F75"/>
-          <w:sz w:val="18"/>
-        </w:rPr>
-        <w:t>main.dart</w:t>
-      </w:r>
-      <w:proofErr w:type="spellEnd"/>
-      <w:proofErr w:type="gramEnd"/>
-    </w:p>
-    <w:p>
-      <w:pPr>
-        <w:contextualSpacing/>
-        <w:rPr>
-          <w:rFonts w:ascii="DejaVu Sans Mono" w:hAnsi="DejaVu Sans Mono"/>
-          <w:color w:val="173F75"/>
-          <w:sz w:val="18"/>
-        </w:rPr>
-      </w:pPr>
-      <w:proofErr w:type="spellStart"/>
-      <w:r>
-        <w:rPr>
-          <w:rFonts w:ascii="DejaVu Sans Mono" w:hAnsi="DejaVu Sans Mono"/>
-          <w:color w:val="173F75"/>
-          <w:sz w:val="18"/>
-        </w:rPr>
-        <w:t>import</w:t>
-      </w:r>
-      <w:proofErr w:type="spellEnd"/>
-      <w:r>
-        <w:rPr>
-          <w:rFonts w:ascii="DejaVu Sans Mono" w:hAnsi="DejaVu Sans Mono"/>
-          <w:color w:val="173F75"/>
-          <w:sz w:val="18"/>
-        </w:rPr>
-        <w:t xml:space="preserve"> '</w:t>
-      </w:r>
-      <w:proofErr w:type="spellStart"/>
-      <w:proofErr w:type="gramStart"/>
-      <w:r>
-        <w:rPr>
-          <w:rFonts w:ascii="DejaVu Sans Mono" w:hAnsi="DejaVu Sans Mono"/>
-          <w:color w:val="173F75"/>
-          <w:sz w:val="18"/>
-        </w:rPr>
-        <w:t>produto.dart</w:t>
-      </w:r>
-      <w:proofErr w:type="spellEnd"/>
-      <w:proofErr w:type="gramEnd"/>
-      <w:r>
-        <w:rPr>
-          <w:rFonts w:ascii="DejaVu Sans Mono" w:hAnsi="DejaVu Sans Mono"/>
-          <w:color w:val="173F75"/>
-          <w:sz w:val="18"/>
-        </w:rPr>
-        <w:t>';</w:t>
-      </w:r>
-    </w:p>
-    <w:p>
-      <w:pPr>
-        <w:contextualSpacing/>
-        <w:rPr>
-          <w:rFonts w:ascii="DejaVu Sans Mono" w:hAnsi="DejaVu Sans Mono"/>
-          <w:color w:val="173F75"/>
-          <w:sz w:val="18"/>
-        </w:rPr>
-      </w:pPr>
-      <w:proofErr w:type="spellStart"/>
-      <w:r>
-        <w:rPr>
-          <w:rFonts w:ascii="DejaVu Sans Mono" w:hAnsi="DejaVu Sans Mono"/>
-          <w:color w:val="173F75"/>
-          <w:sz w:val="18"/>
-        </w:rPr>
-        <w:t>void</w:t>
-      </w:r>
-      <w:proofErr w:type="spellEnd"/>
-      <w:r>
-        <w:rPr>
-          <w:rFonts w:ascii="DejaVu Sans Mono" w:hAnsi="DejaVu Sans Mono"/>
-          <w:color w:val="173F75"/>
-          <w:sz w:val="18"/>
-        </w:rPr>
-        <w:t xml:space="preserve"> </w:t>
-      </w:r>
-      <w:proofErr w:type="spellStart"/>
-      <w:proofErr w:type="gramStart"/>
-      <w:r>
-        <w:rPr>
-          <w:rFonts w:ascii="DejaVu Sans Mono" w:hAnsi="DejaVu Sans Mono"/>
-          <w:color w:val="173F75"/>
-          <w:sz w:val="18"/>
-        </w:rPr>
-        <w:t>main</w:t>
-      </w:r>
-      <w:proofErr w:type="spellEnd"/>
-      <w:r>
-        <w:rPr>
-          <w:rFonts w:ascii="DejaVu Sans Mono" w:hAnsi="DejaVu Sans Mono"/>
-          <w:color w:val="173F75"/>
-          <w:sz w:val="18"/>
-        </w:rPr>
-        <w:t>(</w:t>
-      </w:r>
-      <w:proofErr w:type="gramEnd"/>
-      <w:r>
-        <w:rPr>
-          <w:rFonts w:ascii="DejaVu Sans Mono" w:hAnsi="DejaVu Sans Mono"/>
-          <w:color w:val="173F75"/>
-          <w:sz w:val="18"/>
-        </w:rPr>
-        <w:t>) {</w:t>
-      </w:r>
-    </w:p>
-    <w:p>
-      <w:pPr>
-        <w:contextualSpacing/>
-        <w:rPr>
-          <w:rFonts w:ascii="DejaVu Sans Mono" w:hAnsi="DejaVu Sans Mono"/>
-          <w:color w:val="173F75"/>
-          <w:sz w:val="18"/>
-        </w:rPr>
-      </w:pPr>
-      <w:r>
-        <w:rPr>
-          <w:rFonts w:ascii="DejaVu Sans Mono" w:hAnsi="DejaVu Sans Mono"/>
-          <w:color w:val="173F75"/>
-          <w:sz w:val="18"/>
-        </w:rPr>
-        <w:t xml:space="preserve">  Produto </w:t>
-      </w:r>
-      <w:proofErr w:type="spellStart"/>
-      <w:r>
-        <w:rPr>
-          <w:rFonts w:ascii="DejaVu Sans Mono" w:hAnsi="DejaVu Sans Mono"/>
-          <w:color w:val="173F75"/>
-          <w:sz w:val="18"/>
-        </w:rPr>
-        <w:t>produto</w:t>
-      </w:r>
-      <w:proofErr w:type="spellEnd"/>
-      <w:r>
-        <w:rPr>
-          <w:rFonts w:ascii="DejaVu Sans Mono" w:hAnsi="DejaVu Sans Mono"/>
-          <w:color w:val="173F75"/>
-          <w:sz w:val="18"/>
-        </w:rPr>
-        <w:t xml:space="preserve"> = </w:t>
-      </w:r>
-      <w:proofErr w:type="gramStart"/>
-      <w:r>
-        <w:rPr>
-          <w:rFonts w:ascii="DejaVu Sans Mono" w:hAnsi="DejaVu Sans Mono"/>
-          <w:color w:val="173F75"/>
-          <w:sz w:val="18"/>
-        </w:rPr>
-        <w:t>Produto(</w:t>
-      </w:r>
-      <w:proofErr w:type="gramEnd"/>
-      <w:r>
-        <w:rPr>
-          <w:rFonts w:ascii="DejaVu Sans Mono" w:hAnsi="DejaVu Sans Mono"/>
-          <w:color w:val="173F75"/>
-          <w:sz w:val="18"/>
-        </w:rPr>
-        <w:t>100.0);</w:t>
-      </w:r>
-    </w:p>
-    <w:p>
-      <w:pPr>
-        <w:contextualSpacing/>
-        <w:rPr>
-          <w:rFonts w:ascii="DejaVu Sans Mono" w:hAnsi="DejaVu Sans Mono"/>
-          <w:color w:val="173F75"/>
-          <w:sz w:val="18"/>
-        </w:rPr>
-      </w:pPr>
-      <w:r>
-        <w:rPr>
-          <w:rFonts w:ascii="DejaVu Sans Mono" w:hAnsi="DejaVu Sans Mono"/>
-          <w:color w:val="173F75"/>
-          <w:sz w:val="18"/>
-        </w:rPr>
-        <w:t xml:space="preserve">  print(</w:t>
-      </w:r>
-      <w:proofErr w:type="spellStart"/>
-      <w:proofErr w:type="gramStart"/>
-      <w:r>
-        <w:rPr>
-          <w:rFonts w:ascii="DejaVu Sans Mono" w:hAnsi="DejaVu Sans Mono"/>
-          <w:color w:val="173F75"/>
-          <w:sz w:val="18"/>
-        </w:rPr>
-        <w:t>produto._</w:t>
-      </w:r>
-      <w:proofErr w:type="gramEnd"/>
-      <w:r>
-        <w:rPr>
-          <w:rFonts w:ascii="DejaVu Sans Mono" w:hAnsi="DejaVu Sans Mono"/>
-          <w:color w:val="173F75"/>
-          <w:sz w:val="18"/>
-        </w:rPr>
-        <w:t>valor</w:t>
-      </w:r>
-      <w:proofErr w:type="spellEnd"/>
-      <w:r>
-        <w:rPr>
-          <w:rFonts w:ascii="DejaVu Sans Mono" w:hAnsi="DejaVu Sans Mono"/>
-          <w:color w:val="173F75"/>
-          <w:sz w:val="18"/>
-        </w:rPr>
-        <w:t>);</w:t>
-      </w:r>
-    </w:p>
-    <w:p>
-      <w:pPr>
-        <w:contextualSpacing/>
-      </w:pPr>
-      <w:r>
-        <w:rPr>
-          <w:rFonts w:ascii="DejaVu Sans Mono" w:hAnsi="DejaVu Sans Mono"/>
-          <w:color w:val="173F75"/>
-          <w:sz w:val="18"/>
-        </w:rPr>
-        <w:t>}</w:t>
-      </w:r>
-    </w:p>
-    <w:p>
-      <w:r>
+      </w:pPr>
+    </w:p>
+    <w:p>
+      <w:r>
+        <w:lastRenderedPageBreak/>
         <w:t>Por que o acesso está incorreto e qual alteração permite consultar o valor?</w:t>
       </w:r>
     </w:p>
@@ -5982,557 +5994,550 @@
       </w:r>
       <w:proofErr w:type="spellEnd"/>
       <w:r>
-        <w:t xml:space="preserve"> permite acessar qualquer atributo, portanto não existe erro</w:t>
-      </w:r>
+        <w:t xml:space="preserve"> permite acessar qualquer atributo, portanto não existe erro.</w:t>
+      </w:r>
+    </w:p>
+    <w:p>
+      <w:pPr>
+        <w:pStyle w:val="Ttulo1"/>
+        <w:rPr>
+          <w:b/>
+        </w:rPr>
+      </w:pPr>
+      <w:r>
+        <w:rPr>
+          <w:b/>
+        </w:rPr>
+        <w:t xml:space="preserve">Construtor utilizando </w:t>
+      </w:r>
+      <w:proofErr w:type="spellStart"/>
+      <w:r>
+        <w:rPr>
+          <w:b/>
+        </w:rPr>
+        <w:t>setters</w:t>
+      </w:r>
+      <w:proofErr w:type="spellEnd"/>
+      <w:r>
+        <w:rPr>
+          <w:b/>
+        </w:rPr>
+        <w:t xml:space="preserve"> (0,25 ponto)</w:t>
+      </w:r>
+    </w:p>
+    <w:p>
+      <w:r>
+        <w:t>Considere:</w:t>
+      </w:r>
+    </w:p>
+    <w:p>
+      <w:pPr>
+        <w:rPr>
+          <w:rFonts w:ascii="DejaVu Sans Mono" w:hAnsi="DejaVu Sans Mono"/>
+          <w:color w:val="173F75"/>
+          <w:sz w:val="18"/>
+        </w:rPr>
+      </w:pPr>
+      <w:proofErr w:type="spellStart"/>
+      <w:r>
+        <w:rPr>
+          <w:rFonts w:ascii="DejaVu Sans Mono" w:hAnsi="DejaVu Sans Mono"/>
+          <w:color w:val="173F75"/>
+          <w:sz w:val="18"/>
+        </w:rPr>
+        <w:t>class</w:t>
+      </w:r>
+      <w:proofErr w:type="spellEnd"/>
+      <w:r>
+        <w:rPr>
+          <w:rFonts w:ascii="DejaVu Sans Mono" w:hAnsi="DejaVu Sans Mono"/>
+          <w:color w:val="173F75"/>
+          <w:sz w:val="18"/>
+        </w:rPr>
+        <w:t xml:space="preserve"> Produto {</w:t>
+      </w:r>
+    </w:p>
+    <w:p>
+      <w:pPr>
+        <w:rPr>
+          <w:rFonts w:ascii="DejaVu Sans Mono" w:hAnsi="DejaVu Sans Mono"/>
+          <w:color w:val="173F75"/>
+          <w:sz w:val="18"/>
+        </w:rPr>
+      </w:pPr>
+      <w:r>
+        <w:rPr>
+          <w:rFonts w:ascii="DejaVu Sans Mono" w:hAnsi="DejaVu Sans Mono"/>
+          <w:color w:val="173F75"/>
+          <w:sz w:val="18"/>
+        </w:rPr>
+        <w:t xml:space="preserve">  </w:t>
+      </w:r>
+      <w:proofErr w:type="spellStart"/>
+      <w:r>
+        <w:rPr>
+          <w:rFonts w:ascii="DejaVu Sans Mono" w:hAnsi="DejaVu Sans Mono"/>
+          <w:color w:val="173F75"/>
+          <w:sz w:val="18"/>
+        </w:rPr>
+        <w:t>int</w:t>
+      </w:r>
+      <w:proofErr w:type="spellEnd"/>
+      <w:r>
+        <w:rPr>
+          <w:rFonts w:ascii="DejaVu Sans Mono" w:hAnsi="DejaVu Sans Mono"/>
+          <w:color w:val="173F75"/>
+          <w:sz w:val="18"/>
+        </w:rPr>
+        <w:t xml:space="preserve"> _quantidade = 0;</w:t>
+      </w:r>
+    </w:p>
+    <w:p>
+      <w:pPr>
+        <w:rPr>
+          <w:rFonts w:ascii="DejaVu Sans Mono" w:hAnsi="DejaVu Sans Mono"/>
+          <w:color w:val="173F75"/>
+          <w:sz w:val="18"/>
+        </w:rPr>
+      </w:pPr>
+      <w:r>
+        <w:rPr>
+          <w:rFonts w:ascii="DejaVu Sans Mono" w:hAnsi="DejaVu Sans Mono"/>
+          <w:color w:val="173F75"/>
+          <w:sz w:val="18"/>
+        </w:rPr>
+        <w:t xml:space="preserve">  </w:t>
+      </w:r>
+      <w:proofErr w:type="gramStart"/>
+      <w:r>
+        <w:rPr>
+          <w:rFonts w:ascii="DejaVu Sans Mono" w:hAnsi="DejaVu Sans Mono"/>
+          <w:color w:val="173F75"/>
+          <w:sz w:val="18"/>
+        </w:rPr>
+        <w:t>Produto(</w:t>
+      </w:r>
+      <w:proofErr w:type="spellStart"/>
+      <w:proofErr w:type="gramEnd"/>
+      <w:r>
+        <w:rPr>
+          <w:rFonts w:ascii="DejaVu Sans Mono" w:hAnsi="DejaVu Sans Mono"/>
+          <w:color w:val="173F75"/>
+          <w:sz w:val="18"/>
+        </w:rPr>
+        <w:t>int</w:t>
+      </w:r>
+      <w:proofErr w:type="spellEnd"/>
+      <w:r>
+        <w:rPr>
+          <w:rFonts w:ascii="DejaVu Sans Mono" w:hAnsi="DejaVu Sans Mono"/>
+          <w:color w:val="173F75"/>
+          <w:sz w:val="18"/>
+        </w:rPr>
+        <w:t xml:space="preserve"> quantidade) {</w:t>
+      </w:r>
+    </w:p>
+    <w:p>
+      <w:pPr>
+        <w:rPr>
+          <w:rFonts w:ascii="DejaVu Sans Mono" w:hAnsi="DejaVu Sans Mono"/>
+          <w:color w:val="173F75"/>
+          <w:sz w:val="18"/>
+        </w:rPr>
+      </w:pPr>
+      <w:r>
+        <w:rPr>
+          <w:rFonts w:ascii="DejaVu Sans Mono" w:hAnsi="DejaVu Sans Mono"/>
+          <w:color w:val="173F75"/>
+          <w:sz w:val="18"/>
+        </w:rPr>
+        <w:t xml:space="preserve">    </w:t>
+      </w:r>
+      <w:proofErr w:type="spellStart"/>
+      <w:proofErr w:type="gramStart"/>
+      <w:r>
+        <w:rPr>
+          <w:rFonts w:ascii="DejaVu Sans Mono" w:hAnsi="DejaVu Sans Mono"/>
+          <w:color w:val="173F75"/>
+          <w:sz w:val="18"/>
+        </w:rPr>
+        <w:t>this.quantidade</w:t>
+      </w:r>
+      <w:proofErr w:type="spellEnd"/>
+      <w:proofErr w:type="gramEnd"/>
+      <w:r>
+        <w:rPr>
+          <w:rFonts w:ascii="DejaVu Sans Mono" w:hAnsi="DejaVu Sans Mono"/>
+          <w:color w:val="173F75"/>
+          <w:sz w:val="18"/>
+        </w:rPr>
+        <w:t xml:space="preserve"> = quantidade;</w:t>
+      </w:r>
+    </w:p>
+    <w:p>
+      <w:pPr>
+        <w:rPr>
+          <w:rFonts w:ascii="DejaVu Sans Mono" w:hAnsi="DejaVu Sans Mono"/>
+          <w:color w:val="173F75"/>
+          <w:sz w:val="18"/>
+        </w:rPr>
+      </w:pPr>
+      <w:r>
+        <w:rPr>
+          <w:rFonts w:ascii="DejaVu Sans Mono" w:hAnsi="DejaVu Sans Mono"/>
+          <w:color w:val="173F75"/>
+          <w:sz w:val="18"/>
+        </w:rPr>
+        <w:t xml:space="preserve">  }</w:t>
+      </w:r>
+    </w:p>
+    <w:p>
+      <w:pPr>
+        <w:rPr>
+          <w:rFonts w:ascii="DejaVu Sans Mono" w:hAnsi="DejaVu Sans Mono"/>
+          <w:color w:val="173F75"/>
+          <w:sz w:val="18"/>
+        </w:rPr>
+      </w:pPr>
+      <w:r>
+        <w:rPr>
+          <w:rFonts w:ascii="DejaVu Sans Mono" w:hAnsi="DejaVu Sans Mono"/>
+          <w:color w:val="173F75"/>
+          <w:sz w:val="18"/>
+        </w:rPr>
+        <w:t xml:space="preserve">  </w:t>
+      </w:r>
+      <w:proofErr w:type="spellStart"/>
+      <w:r>
+        <w:rPr>
+          <w:rFonts w:ascii="DejaVu Sans Mono" w:hAnsi="DejaVu Sans Mono"/>
+          <w:color w:val="173F75"/>
+          <w:sz w:val="18"/>
+        </w:rPr>
+        <w:t>int</w:t>
+      </w:r>
+      <w:proofErr w:type="spellEnd"/>
+      <w:r>
+        <w:rPr>
+          <w:rFonts w:ascii="DejaVu Sans Mono" w:hAnsi="DejaVu Sans Mono"/>
+          <w:color w:val="173F75"/>
+          <w:sz w:val="18"/>
+        </w:rPr>
+        <w:t xml:space="preserve"> </w:t>
+      </w:r>
+      <w:proofErr w:type="spellStart"/>
+      <w:r>
+        <w:rPr>
+          <w:rFonts w:ascii="DejaVu Sans Mono" w:hAnsi="DejaVu Sans Mono"/>
+          <w:color w:val="173F75"/>
+          <w:sz w:val="18"/>
+        </w:rPr>
+        <w:t>get</w:t>
+      </w:r>
+      <w:proofErr w:type="spellEnd"/>
+      <w:r>
+        <w:rPr>
+          <w:rFonts w:ascii="DejaVu Sans Mono" w:hAnsi="DejaVu Sans Mono"/>
+          <w:color w:val="173F75"/>
+          <w:sz w:val="18"/>
+        </w:rPr>
+        <w:t xml:space="preserve"> quantidade =&gt; _quantidade;</w:t>
+      </w:r>
+    </w:p>
+    <w:p>
+      <w:pPr>
+        <w:rPr>
+          <w:rFonts w:ascii="DejaVu Sans Mono" w:hAnsi="DejaVu Sans Mono"/>
+          <w:color w:val="173F75"/>
+          <w:sz w:val="18"/>
+        </w:rPr>
+      </w:pPr>
+      <w:r>
+        <w:rPr>
+          <w:rFonts w:ascii="DejaVu Sans Mono" w:hAnsi="DejaVu Sans Mono"/>
+          <w:color w:val="173F75"/>
+          <w:sz w:val="18"/>
+        </w:rPr>
+        <w:t xml:space="preserve">  set </w:t>
+      </w:r>
+      <w:proofErr w:type="gramStart"/>
+      <w:r>
+        <w:rPr>
+          <w:rFonts w:ascii="DejaVu Sans Mono" w:hAnsi="DejaVu Sans Mono"/>
+          <w:color w:val="173F75"/>
+          <w:sz w:val="18"/>
+        </w:rPr>
+        <w:t>quantidade(</w:t>
+      </w:r>
+      <w:proofErr w:type="spellStart"/>
+      <w:proofErr w:type="gramEnd"/>
+      <w:r>
+        <w:rPr>
+          <w:rFonts w:ascii="DejaVu Sans Mono" w:hAnsi="DejaVu Sans Mono"/>
+          <w:color w:val="173F75"/>
+          <w:sz w:val="18"/>
+        </w:rPr>
+        <w:t>int</w:t>
+      </w:r>
+      <w:proofErr w:type="spellEnd"/>
+      <w:r>
+        <w:rPr>
+          <w:rFonts w:ascii="DejaVu Sans Mono" w:hAnsi="DejaVu Sans Mono"/>
+          <w:color w:val="173F75"/>
+          <w:sz w:val="18"/>
+        </w:rPr>
+        <w:t xml:space="preserve"> </w:t>
+      </w:r>
+      <w:proofErr w:type="spellStart"/>
+      <w:r>
+        <w:rPr>
+          <w:rFonts w:ascii="DejaVu Sans Mono" w:hAnsi="DejaVu Sans Mono"/>
+          <w:color w:val="173F75"/>
+          <w:sz w:val="18"/>
+        </w:rPr>
+        <w:t>novaQuantidade</w:t>
+      </w:r>
+      <w:proofErr w:type="spellEnd"/>
+      <w:r>
+        <w:rPr>
+          <w:rFonts w:ascii="DejaVu Sans Mono" w:hAnsi="DejaVu Sans Mono"/>
+          <w:color w:val="173F75"/>
+          <w:sz w:val="18"/>
+        </w:rPr>
+        <w:t>) {</w:t>
+      </w:r>
+    </w:p>
+    <w:p>
+      <w:pPr>
+        <w:rPr>
+          <w:rFonts w:ascii="DejaVu Sans Mono" w:hAnsi="DejaVu Sans Mono"/>
+          <w:color w:val="173F75"/>
+          <w:sz w:val="18"/>
+        </w:rPr>
+      </w:pPr>
+      <w:r>
+        <w:rPr>
+          <w:rFonts w:ascii="DejaVu Sans Mono" w:hAnsi="DejaVu Sans Mono"/>
+          <w:color w:val="173F75"/>
+          <w:sz w:val="18"/>
+        </w:rPr>
+        <w:t xml:space="preserve">    </w:t>
+      </w:r>
+      <w:proofErr w:type="spellStart"/>
+      <w:r>
+        <w:rPr>
+          <w:rFonts w:ascii="DejaVu Sans Mono" w:hAnsi="DejaVu Sans Mono"/>
+          <w:color w:val="173F75"/>
+          <w:sz w:val="18"/>
+        </w:rPr>
+        <w:t>if</w:t>
+      </w:r>
+      <w:proofErr w:type="spellEnd"/>
+      <w:r>
+        <w:rPr>
+          <w:rFonts w:ascii="DejaVu Sans Mono" w:hAnsi="DejaVu Sans Mono"/>
+          <w:color w:val="173F75"/>
+          <w:sz w:val="18"/>
+        </w:rPr>
+        <w:t xml:space="preserve"> (</w:t>
+      </w:r>
+      <w:proofErr w:type="spellStart"/>
+      <w:r>
+        <w:rPr>
+          <w:rFonts w:ascii="DejaVu Sans Mono" w:hAnsi="DejaVu Sans Mono"/>
+          <w:color w:val="173F75"/>
+          <w:sz w:val="18"/>
+        </w:rPr>
+        <w:t>novaQuantidade</w:t>
+      </w:r>
+      <w:proofErr w:type="spellEnd"/>
+      <w:r>
+        <w:rPr>
+          <w:rFonts w:ascii="DejaVu Sans Mono" w:hAnsi="DejaVu Sans Mono"/>
+          <w:color w:val="173F75"/>
+          <w:sz w:val="18"/>
+        </w:rPr>
+        <w:t xml:space="preserve"> &lt; 0) {</w:t>
+      </w:r>
+    </w:p>
+    <w:p>
+      <w:pPr>
+        <w:rPr>
+          <w:rFonts w:ascii="DejaVu Sans Mono" w:hAnsi="DejaVu Sans Mono"/>
+          <w:color w:val="173F75"/>
+          <w:sz w:val="18"/>
+        </w:rPr>
+      </w:pPr>
+      <w:r>
+        <w:rPr>
+          <w:rFonts w:ascii="DejaVu Sans Mono" w:hAnsi="DejaVu Sans Mono"/>
+          <w:color w:val="173F75"/>
+          <w:sz w:val="18"/>
+        </w:rPr>
+        <w:t xml:space="preserve">      </w:t>
+      </w:r>
+      <w:proofErr w:type="spellStart"/>
+      <w:r>
+        <w:rPr>
+          <w:rFonts w:ascii="DejaVu Sans Mono" w:hAnsi="DejaVu Sans Mono"/>
+          <w:color w:val="173F75"/>
+          <w:sz w:val="18"/>
+        </w:rPr>
+        <w:t>throw</w:t>
+      </w:r>
+      <w:proofErr w:type="spellEnd"/>
+      <w:r>
+        <w:rPr>
+          <w:rFonts w:ascii="DejaVu Sans Mono" w:hAnsi="DejaVu Sans Mono"/>
+          <w:color w:val="173F75"/>
+          <w:sz w:val="18"/>
+        </w:rPr>
+        <w:t xml:space="preserve"> </w:t>
+      </w:r>
+      <w:proofErr w:type="spellStart"/>
+      <w:proofErr w:type="gramStart"/>
+      <w:r>
+        <w:rPr>
+          <w:rFonts w:ascii="DejaVu Sans Mono" w:hAnsi="DejaVu Sans Mono"/>
+          <w:color w:val="173F75"/>
+          <w:sz w:val="18"/>
+        </w:rPr>
+        <w:t>ArgumentError</w:t>
+      </w:r>
+      <w:proofErr w:type="spellEnd"/>
+      <w:r>
+        <w:rPr>
+          <w:rFonts w:ascii="DejaVu Sans Mono" w:hAnsi="DejaVu Sans Mono"/>
+          <w:color w:val="173F75"/>
+          <w:sz w:val="18"/>
+        </w:rPr>
+        <w:t>(</w:t>
+      </w:r>
+      <w:proofErr w:type="gramEnd"/>
+      <w:r>
+        <w:rPr>
+          <w:rFonts w:ascii="DejaVu Sans Mono" w:hAnsi="DejaVu Sans Mono"/>
+          <w:color w:val="173F75"/>
+          <w:sz w:val="18"/>
+        </w:rPr>
+        <w:t>"Quantidade invalida");</w:t>
+      </w:r>
+    </w:p>
+    <w:p>
+      <w:pPr>
+        <w:rPr>
+          <w:rFonts w:ascii="DejaVu Sans Mono" w:hAnsi="DejaVu Sans Mono"/>
+          <w:color w:val="173F75"/>
+          <w:sz w:val="18"/>
+        </w:rPr>
+      </w:pPr>
+      <w:r>
+        <w:rPr>
+          <w:rFonts w:ascii="DejaVu Sans Mono" w:hAnsi="DejaVu Sans Mono"/>
+          <w:color w:val="173F75"/>
+          <w:sz w:val="18"/>
+        </w:rPr>
+        <w:t xml:space="preserve">    }</w:t>
+      </w:r>
+    </w:p>
+    <w:p>
+      <w:pPr>
+        <w:rPr>
+          <w:rFonts w:ascii="DejaVu Sans Mono" w:hAnsi="DejaVu Sans Mono"/>
+          <w:color w:val="173F75"/>
+          <w:sz w:val="18"/>
+        </w:rPr>
+      </w:pPr>
+      <w:r>
+        <w:rPr>
+          <w:rFonts w:ascii="DejaVu Sans Mono" w:hAnsi="DejaVu Sans Mono"/>
+          <w:color w:val="173F75"/>
+          <w:sz w:val="18"/>
+        </w:rPr>
+        <w:t xml:space="preserve">    _quantidade = </w:t>
+      </w:r>
+      <w:proofErr w:type="spellStart"/>
+      <w:r>
+        <w:rPr>
+          <w:rFonts w:ascii="DejaVu Sans Mono" w:hAnsi="DejaVu Sans Mono"/>
+          <w:color w:val="173F75"/>
+          <w:sz w:val="18"/>
+        </w:rPr>
+        <w:t>novaQuantidade</w:t>
+      </w:r>
+      <w:proofErr w:type="spellEnd"/>
+      <w:r>
+        <w:rPr>
+          <w:rFonts w:ascii="DejaVu Sans Mono" w:hAnsi="DejaVu Sans Mono"/>
+          <w:color w:val="173F75"/>
+          <w:sz w:val="18"/>
+        </w:rPr>
+        <w:t>;</w:t>
+      </w:r>
+    </w:p>
+    <w:p>
+      <w:pPr>
+        <w:rPr>
+          <w:rFonts w:ascii="DejaVu Sans Mono" w:hAnsi="DejaVu Sans Mono"/>
+          <w:color w:val="173F75"/>
+          <w:sz w:val="18"/>
+        </w:rPr>
+      </w:pPr>
+      <w:r>
+        <w:rPr>
+          <w:rFonts w:ascii="DejaVu Sans Mono" w:hAnsi="DejaVu Sans Mono"/>
+          <w:color w:val="173F75"/>
+          <w:sz w:val="18"/>
+        </w:rPr>
+        <w:t xml:space="preserve">  }</w:t>
+      </w:r>
+    </w:p>
+    <w:p>
+      <w:pPr>
+        <w:rPr>
+          <w:rFonts w:ascii="DejaVu Sans Mono" w:hAnsi="DejaVu Sans Mono"/>
+          <w:color w:val="173F75"/>
+          <w:sz w:val="18"/>
+        </w:rPr>
+      </w:pPr>
+      <w:r>
+        <w:rPr>
+          <w:rFonts w:ascii="DejaVu Sans Mono" w:hAnsi="DejaVu Sans Mono"/>
+          <w:color w:val="173F75"/>
+          <w:sz w:val="18"/>
+        </w:rPr>
+        <w:t>}</w:t>
+      </w:r>
+    </w:p>
+    <w:p>
+      <w:r>
+        <w:t>Analise as afirmações:</w:t>
+      </w:r>
+    </w:p>
+    <w:p>
+      <w:r>
+        <w:t xml:space="preserve">I. A instrução </w:t>
+      </w:r>
+      <w:proofErr w:type="spellStart"/>
+      <w:proofErr w:type="gramStart"/>
+      <w:r>
+        <w:t>this.quantidade</w:t>
+      </w:r>
+      <w:proofErr w:type="spellEnd"/>
+      <w:proofErr w:type="gramEnd"/>
+      <w:r>
+        <w:t xml:space="preserve"> = quantidade utiliza o </w:t>
+      </w:r>
+      <w:proofErr w:type="spellStart"/>
+      <w:r>
+        <w:t>setter</w:t>
+      </w:r>
+      <w:proofErr w:type="spellEnd"/>
       <w:r>
         <w:t>.</w:t>
       </w:r>
     </w:p>
     <w:p>
-      <w:pPr>
-        <w:pStyle w:val="Ttulo1"/>
-        <w:rPr>
-          <w:b/>
-        </w:rPr>
-      </w:pPr>
-      <w:r>
-        <w:rPr>
-          <w:b/>
-        </w:rPr>
-        <w:lastRenderedPageBreak/>
-        <w:t xml:space="preserve">Construtor utilizando </w:t>
-      </w:r>
-      <w:proofErr w:type="spellStart"/>
-      <w:r>
-        <w:rPr>
-          <w:b/>
-        </w:rPr>
-        <w:t>setters</w:t>
-      </w:r>
-      <w:proofErr w:type="spellEnd"/>
-      <w:r>
-        <w:rPr>
-          <w:b/>
-        </w:rPr>
-        <w:t xml:space="preserve"> </w:t>
-      </w:r>
-      <w:r>
-        <w:rPr>
-          <w:b/>
-        </w:rPr>
-        <w:t>(0,25 ponto)</w:t>
-      </w:r>
-    </w:p>
-    <w:p>
-      <w:r>
-        <w:t>Considere:</w:t>
-      </w:r>
-    </w:p>
-    <w:p>
-      <w:pPr>
-        <w:rPr>
-          <w:rFonts w:ascii="DejaVu Sans Mono" w:hAnsi="DejaVu Sans Mono"/>
-          <w:color w:val="173F75"/>
-          <w:sz w:val="18"/>
-        </w:rPr>
-      </w:pPr>
-      <w:proofErr w:type="spellStart"/>
-      <w:r>
-        <w:rPr>
-          <w:rFonts w:ascii="DejaVu Sans Mono" w:hAnsi="DejaVu Sans Mono"/>
-          <w:color w:val="173F75"/>
-          <w:sz w:val="18"/>
-        </w:rPr>
-        <w:t>class</w:t>
-      </w:r>
-      <w:proofErr w:type="spellEnd"/>
-      <w:r>
-        <w:rPr>
-          <w:rFonts w:ascii="DejaVu Sans Mono" w:hAnsi="DejaVu Sans Mono"/>
-          <w:color w:val="173F75"/>
-          <w:sz w:val="18"/>
-        </w:rPr>
-        <w:t xml:space="preserve"> Produto {</w:t>
-      </w:r>
-    </w:p>
-    <w:p>
-      <w:pPr>
-        <w:rPr>
-          <w:rFonts w:ascii="DejaVu Sans Mono" w:hAnsi="DejaVu Sans Mono"/>
-          <w:color w:val="173F75"/>
-          <w:sz w:val="18"/>
-        </w:rPr>
-      </w:pPr>
-      <w:r>
-        <w:rPr>
-          <w:rFonts w:ascii="DejaVu Sans Mono" w:hAnsi="DejaVu Sans Mono"/>
-          <w:color w:val="173F75"/>
-          <w:sz w:val="18"/>
-        </w:rPr>
-        <w:t xml:space="preserve">  </w:t>
-      </w:r>
-      <w:proofErr w:type="spellStart"/>
-      <w:r>
-        <w:rPr>
-          <w:rFonts w:ascii="DejaVu Sans Mono" w:hAnsi="DejaVu Sans Mono"/>
-          <w:color w:val="173F75"/>
-          <w:sz w:val="18"/>
-        </w:rPr>
-        <w:t>int</w:t>
-      </w:r>
-      <w:proofErr w:type="spellEnd"/>
-      <w:r>
-        <w:rPr>
-          <w:rFonts w:ascii="DejaVu Sans Mono" w:hAnsi="DejaVu Sans Mono"/>
-          <w:color w:val="173F75"/>
-          <w:sz w:val="18"/>
-        </w:rPr>
-        <w:t xml:space="preserve"> _quantidade = 0;</w:t>
-      </w:r>
-    </w:p>
-    <w:p>
-      <w:pPr>
-        <w:rPr>
-          <w:rFonts w:ascii="DejaVu Sans Mono" w:hAnsi="DejaVu Sans Mono"/>
-          <w:color w:val="173F75"/>
-          <w:sz w:val="18"/>
-        </w:rPr>
-      </w:pPr>
-      <w:r>
-        <w:rPr>
-          <w:rFonts w:ascii="DejaVu Sans Mono" w:hAnsi="DejaVu Sans Mono"/>
-          <w:color w:val="173F75"/>
-          <w:sz w:val="18"/>
-        </w:rPr>
-        <w:t xml:space="preserve">  </w:t>
-      </w:r>
-      <w:proofErr w:type="gramStart"/>
-      <w:r>
-        <w:rPr>
-          <w:rFonts w:ascii="DejaVu Sans Mono" w:hAnsi="DejaVu Sans Mono"/>
-          <w:color w:val="173F75"/>
-          <w:sz w:val="18"/>
-        </w:rPr>
-        <w:t>Produto(</w:t>
-      </w:r>
-      <w:proofErr w:type="spellStart"/>
-      <w:proofErr w:type="gramEnd"/>
-      <w:r>
-        <w:rPr>
-          <w:rFonts w:ascii="DejaVu Sans Mono" w:hAnsi="DejaVu Sans Mono"/>
-          <w:color w:val="173F75"/>
-          <w:sz w:val="18"/>
-        </w:rPr>
-        <w:t>int</w:t>
-      </w:r>
-      <w:proofErr w:type="spellEnd"/>
-      <w:r>
-        <w:rPr>
-          <w:rFonts w:ascii="DejaVu Sans Mono" w:hAnsi="DejaVu Sans Mono"/>
-          <w:color w:val="173F75"/>
-          <w:sz w:val="18"/>
-        </w:rPr>
-        <w:t xml:space="preserve"> quantidade) {</w:t>
-      </w:r>
-    </w:p>
-    <w:p>
-      <w:pPr>
-        <w:rPr>
-          <w:rFonts w:ascii="DejaVu Sans Mono" w:hAnsi="DejaVu Sans Mono"/>
-          <w:color w:val="173F75"/>
-          <w:sz w:val="18"/>
-        </w:rPr>
-      </w:pPr>
-      <w:r>
-        <w:rPr>
-          <w:rFonts w:ascii="DejaVu Sans Mono" w:hAnsi="DejaVu Sans Mono"/>
-          <w:color w:val="173F75"/>
-          <w:sz w:val="18"/>
-        </w:rPr>
-        <w:t xml:space="preserve">    </w:t>
-      </w:r>
-      <w:proofErr w:type="spellStart"/>
-      <w:proofErr w:type="gramStart"/>
-      <w:r>
-        <w:rPr>
-          <w:rFonts w:ascii="DejaVu Sans Mono" w:hAnsi="DejaVu Sans Mono"/>
-          <w:color w:val="173F75"/>
-          <w:sz w:val="18"/>
-        </w:rPr>
-        <w:t>this.quantidade</w:t>
-      </w:r>
-      <w:proofErr w:type="spellEnd"/>
-      <w:proofErr w:type="gramEnd"/>
-      <w:r>
-        <w:rPr>
-          <w:rFonts w:ascii="DejaVu Sans Mono" w:hAnsi="DejaVu Sans Mono"/>
-          <w:color w:val="173F75"/>
-          <w:sz w:val="18"/>
-        </w:rPr>
-        <w:t xml:space="preserve"> = quantidade;</w:t>
-      </w:r>
-    </w:p>
-    <w:p>
-      <w:pPr>
-        <w:rPr>
-          <w:rFonts w:ascii="DejaVu Sans Mono" w:hAnsi="DejaVu Sans Mono"/>
-          <w:color w:val="173F75"/>
-          <w:sz w:val="18"/>
-        </w:rPr>
-      </w:pPr>
-      <w:r>
-        <w:rPr>
-          <w:rFonts w:ascii="DejaVu Sans Mono" w:hAnsi="DejaVu Sans Mono"/>
-          <w:color w:val="173F75"/>
-          <w:sz w:val="18"/>
-        </w:rPr>
-        <w:t xml:space="preserve">  }</w:t>
-      </w:r>
-    </w:p>
-    <w:p>
-      <w:pPr>
-        <w:rPr>
-          <w:rFonts w:ascii="DejaVu Sans Mono" w:hAnsi="DejaVu Sans Mono"/>
-          <w:color w:val="173F75"/>
-          <w:sz w:val="18"/>
-        </w:rPr>
-      </w:pPr>
-      <w:r>
-        <w:rPr>
-          <w:rFonts w:ascii="DejaVu Sans Mono" w:hAnsi="DejaVu Sans Mono"/>
-          <w:color w:val="173F75"/>
-          <w:sz w:val="18"/>
-        </w:rPr>
-        <w:t xml:space="preserve">  </w:t>
-      </w:r>
-      <w:proofErr w:type="spellStart"/>
-      <w:r>
-        <w:rPr>
-          <w:rFonts w:ascii="DejaVu Sans Mono" w:hAnsi="DejaVu Sans Mono"/>
-          <w:color w:val="173F75"/>
-          <w:sz w:val="18"/>
-        </w:rPr>
-        <w:t>int</w:t>
-      </w:r>
-      <w:proofErr w:type="spellEnd"/>
-      <w:r>
-        <w:rPr>
-          <w:rFonts w:ascii="DejaVu Sans Mono" w:hAnsi="DejaVu Sans Mono"/>
-          <w:color w:val="173F75"/>
-          <w:sz w:val="18"/>
-        </w:rPr>
-        <w:t xml:space="preserve"> </w:t>
-      </w:r>
-      <w:proofErr w:type="spellStart"/>
-      <w:r>
-        <w:rPr>
-          <w:rFonts w:ascii="DejaVu Sans Mono" w:hAnsi="DejaVu Sans Mono"/>
-          <w:color w:val="173F75"/>
-          <w:sz w:val="18"/>
-        </w:rPr>
-        <w:t>get</w:t>
-      </w:r>
-      <w:proofErr w:type="spellEnd"/>
-      <w:r>
-        <w:rPr>
-          <w:rFonts w:ascii="DejaVu Sans Mono" w:hAnsi="DejaVu Sans Mono"/>
-          <w:color w:val="173F75"/>
-          <w:sz w:val="18"/>
-        </w:rPr>
-        <w:t xml:space="preserve"> quantidade =&gt; _quantidade;</w:t>
-      </w:r>
-    </w:p>
-    <w:p>
-      <w:pPr>
-        <w:rPr>
-          <w:rFonts w:ascii="DejaVu Sans Mono" w:hAnsi="DejaVu Sans Mono"/>
-          <w:color w:val="173F75"/>
-          <w:sz w:val="18"/>
-        </w:rPr>
-      </w:pPr>
-      <w:r>
-        <w:rPr>
-          <w:rFonts w:ascii="DejaVu Sans Mono" w:hAnsi="DejaVu Sans Mono"/>
-          <w:color w:val="173F75"/>
-          <w:sz w:val="18"/>
-        </w:rPr>
-        <w:t xml:space="preserve">  set </w:t>
-      </w:r>
-      <w:proofErr w:type="gramStart"/>
-      <w:r>
-        <w:rPr>
-          <w:rFonts w:ascii="DejaVu Sans Mono" w:hAnsi="DejaVu Sans Mono"/>
-          <w:color w:val="173F75"/>
-          <w:sz w:val="18"/>
-        </w:rPr>
-        <w:t>quantidade(</w:t>
-      </w:r>
-      <w:proofErr w:type="spellStart"/>
-      <w:proofErr w:type="gramEnd"/>
-      <w:r>
-        <w:rPr>
-          <w:rFonts w:ascii="DejaVu Sans Mono" w:hAnsi="DejaVu Sans Mono"/>
-          <w:color w:val="173F75"/>
-          <w:sz w:val="18"/>
-        </w:rPr>
-        <w:t>int</w:t>
-      </w:r>
-      <w:proofErr w:type="spellEnd"/>
-      <w:r>
-        <w:rPr>
-          <w:rFonts w:ascii="DejaVu Sans Mono" w:hAnsi="DejaVu Sans Mono"/>
-          <w:color w:val="173F75"/>
-          <w:sz w:val="18"/>
-        </w:rPr>
-        <w:t xml:space="preserve"> </w:t>
-      </w:r>
-      <w:proofErr w:type="spellStart"/>
-      <w:r>
-        <w:rPr>
-          <w:rFonts w:ascii="DejaVu Sans Mono" w:hAnsi="DejaVu Sans Mono"/>
-          <w:color w:val="173F75"/>
-          <w:sz w:val="18"/>
-        </w:rPr>
-        <w:t>novaQuantidade</w:t>
-      </w:r>
-      <w:proofErr w:type="spellEnd"/>
-      <w:r>
-        <w:rPr>
-          <w:rFonts w:ascii="DejaVu Sans Mono" w:hAnsi="DejaVu Sans Mono"/>
-          <w:color w:val="173F75"/>
-          <w:sz w:val="18"/>
-        </w:rPr>
-        <w:t>) {</w:t>
-      </w:r>
-    </w:p>
-    <w:p>
-      <w:pPr>
-        <w:rPr>
-          <w:rFonts w:ascii="DejaVu Sans Mono" w:hAnsi="DejaVu Sans Mono"/>
-          <w:color w:val="173F75"/>
-          <w:sz w:val="18"/>
-        </w:rPr>
-      </w:pPr>
-      <w:r>
-        <w:rPr>
-          <w:rFonts w:ascii="DejaVu Sans Mono" w:hAnsi="DejaVu Sans Mono"/>
-          <w:color w:val="173F75"/>
-          <w:sz w:val="18"/>
-        </w:rPr>
-        <w:t xml:space="preserve">    </w:t>
-      </w:r>
-      <w:proofErr w:type="spellStart"/>
-      <w:r>
-        <w:rPr>
-          <w:rFonts w:ascii="DejaVu Sans Mono" w:hAnsi="DejaVu Sans Mono"/>
-          <w:color w:val="173F75"/>
-          <w:sz w:val="18"/>
-        </w:rPr>
-        <w:t>if</w:t>
-      </w:r>
-      <w:proofErr w:type="spellEnd"/>
-      <w:r>
-        <w:rPr>
-          <w:rFonts w:ascii="DejaVu Sans Mono" w:hAnsi="DejaVu Sans Mono"/>
-          <w:color w:val="173F75"/>
-          <w:sz w:val="18"/>
-        </w:rPr>
-        <w:t xml:space="preserve"> (</w:t>
-      </w:r>
-      <w:proofErr w:type="spellStart"/>
-      <w:r>
-        <w:rPr>
-          <w:rFonts w:ascii="DejaVu Sans Mono" w:hAnsi="DejaVu Sans Mono"/>
-          <w:color w:val="173F75"/>
-          <w:sz w:val="18"/>
-        </w:rPr>
-        <w:t>novaQuantidade</w:t>
-      </w:r>
-      <w:proofErr w:type="spellEnd"/>
-      <w:r>
-        <w:rPr>
-          <w:rFonts w:ascii="DejaVu Sans Mono" w:hAnsi="DejaVu Sans Mono"/>
-          <w:color w:val="173F75"/>
-          <w:sz w:val="18"/>
-        </w:rPr>
-        <w:t xml:space="preserve"> &lt; 0) {</w:t>
-      </w:r>
-    </w:p>
-    <w:p>
-      <w:pPr>
-        <w:rPr>
-          <w:rFonts w:ascii="DejaVu Sans Mono" w:hAnsi="DejaVu Sans Mono"/>
-          <w:color w:val="173F75"/>
-          <w:sz w:val="18"/>
-        </w:rPr>
-      </w:pPr>
-      <w:r>
-        <w:rPr>
-          <w:rFonts w:ascii="DejaVu Sans Mono" w:hAnsi="DejaVu Sans Mono"/>
-          <w:color w:val="173F75"/>
-          <w:sz w:val="18"/>
-        </w:rPr>
-        <w:t xml:space="preserve">      </w:t>
-      </w:r>
-      <w:proofErr w:type="spellStart"/>
-      <w:r>
-        <w:rPr>
-          <w:rFonts w:ascii="DejaVu Sans Mono" w:hAnsi="DejaVu Sans Mono"/>
-          <w:color w:val="173F75"/>
-          <w:sz w:val="18"/>
-        </w:rPr>
-        <w:t>throw</w:t>
-      </w:r>
-      <w:proofErr w:type="spellEnd"/>
-      <w:r>
-        <w:rPr>
-          <w:rFonts w:ascii="DejaVu Sans Mono" w:hAnsi="DejaVu Sans Mono"/>
-          <w:color w:val="173F75"/>
-          <w:sz w:val="18"/>
-        </w:rPr>
-        <w:t xml:space="preserve"> </w:t>
-      </w:r>
-      <w:proofErr w:type="spellStart"/>
-      <w:proofErr w:type="gramStart"/>
-      <w:r>
-        <w:rPr>
-          <w:rFonts w:ascii="DejaVu Sans Mono" w:hAnsi="DejaVu Sans Mono"/>
-          <w:color w:val="173F75"/>
-          <w:sz w:val="18"/>
-        </w:rPr>
-        <w:t>ArgumentError</w:t>
-      </w:r>
-      <w:proofErr w:type="spellEnd"/>
-      <w:r>
-        <w:rPr>
-          <w:rFonts w:ascii="DejaVu Sans Mono" w:hAnsi="DejaVu Sans Mono"/>
-          <w:color w:val="173F75"/>
-          <w:sz w:val="18"/>
-        </w:rPr>
-        <w:t>(</w:t>
-      </w:r>
-      <w:proofErr w:type="gramEnd"/>
-      <w:r>
-        <w:rPr>
-          <w:rFonts w:ascii="DejaVu Sans Mono" w:hAnsi="DejaVu Sans Mono"/>
-          <w:color w:val="173F75"/>
-          <w:sz w:val="18"/>
-        </w:rPr>
-        <w:t>"Quantidade invalida");</w:t>
-      </w:r>
-    </w:p>
-    <w:p>
-      <w:pPr>
-        <w:rPr>
-          <w:rFonts w:ascii="DejaVu Sans Mono" w:hAnsi="DejaVu Sans Mono"/>
-          <w:color w:val="173F75"/>
-          <w:sz w:val="18"/>
-        </w:rPr>
-      </w:pPr>
-      <w:r>
-        <w:rPr>
-          <w:rFonts w:ascii="DejaVu Sans Mono" w:hAnsi="DejaVu Sans Mono"/>
-          <w:color w:val="173F75"/>
-          <w:sz w:val="18"/>
-        </w:rPr>
-        <w:t xml:space="preserve">    }</w:t>
-      </w:r>
-    </w:p>
-    <w:p>
-      <w:pPr>
-        <w:rPr>
-          <w:rFonts w:ascii="DejaVu Sans Mono" w:hAnsi="DejaVu Sans Mono"/>
-          <w:color w:val="173F75"/>
-          <w:sz w:val="18"/>
-        </w:rPr>
-      </w:pPr>
-      <w:r>
-        <w:rPr>
-          <w:rFonts w:ascii="DejaVu Sans Mono" w:hAnsi="DejaVu Sans Mono"/>
-          <w:color w:val="173F75"/>
-          <w:sz w:val="18"/>
-        </w:rPr>
-        <w:t xml:space="preserve">    _quantidade = </w:t>
-      </w:r>
-      <w:proofErr w:type="spellStart"/>
-      <w:r>
-        <w:rPr>
-          <w:rFonts w:ascii="DejaVu Sans Mono" w:hAnsi="DejaVu Sans Mono"/>
-          <w:color w:val="173F75"/>
-          <w:sz w:val="18"/>
-        </w:rPr>
-        <w:t>novaQuantidade</w:t>
-      </w:r>
-      <w:proofErr w:type="spellEnd"/>
-      <w:r>
-        <w:rPr>
-          <w:rFonts w:ascii="DejaVu Sans Mono" w:hAnsi="DejaVu Sans Mono"/>
-          <w:color w:val="173F75"/>
-          <w:sz w:val="18"/>
-        </w:rPr>
-        <w:t>;</w:t>
-      </w:r>
-    </w:p>
-    <w:p>
-      <w:pPr>
-        <w:rPr>
-          <w:rFonts w:ascii="DejaVu Sans Mono" w:hAnsi="DejaVu Sans Mono"/>
-          <w:color w:val="173F75"/>
-          <w:sz w:val="18"/>
-        </w:rPr>
-      </w:pPr>
-      <w:r>
-        <w:rPr>
-          <w:rFonts w:ascii="DejaVu Sans Mono" w:hAnsi="DejaVu Sans Mono"/>
-          <w:color w:val="173F75"/>
-          <w:sz w:val="18"/>
-        </w:rPr>
-        <w:t xml:space="preserve">  }</w:t>
-      </w:r>
-    </w:p>
-    <w:p>
-      <w:pPr>
-        <w:rPr>
-          <w:rFonts w:ascii="DejaVu Sans Mono" w:hAnsi="DejaVu Sans Mono"/>
-          <w:color w:val="173F75"/>
-          <w:sz w:val="18"/>
-        </w:rPr>
-      </w:pPr>
-      <w:r>
-        <w:rPr>
-          <w:rFonts w:ascii="DejaVu Sans Mono" w:hAnsi="DejaVu Sans Mono"/>
-          <w:color w:val="173F75"/>
-          <w:sz w:val="18"/>
-        </w:rPr>
-        <w:t>}</w:t>
-      </w:r>
-    </w:p>
-    <w:p>
-      <w:r>
-        <w:t>Analise as afirmações:</w:t>
-      </w:r>
-    </w:p>
-    <w:p>
-      <w:r>
-        <w:t xml:space="preserve">I. A instrução </w:t>
-      </w:r>
-      <w:proofErr w:type="spellStart"/>
-      <w:proofErr w:type="gramStart"/>
-      <w:r>
-        <w:t>this.quantidade</w:t>
-      </w:r>
-      <w:proofErr w:type="spellEnd"/>
-      <w:proofErr w:type="gramEnd"/>
-      <w:r>
-        <w:t xml:space="preserve"> = quantidade utiliza o </w:t>
-      </w:r>
-      <w:proofErr w:type="spellStart"/>
-      <w:r>
-        <w:t>setter.</w:t>
-      </w:r>
-      <w:proofErr w:type="spellEnd"/>
-    </w:p>
-    <w:p>
       <w:r>
         <w:t>II. A criação de um objeto com quantidade negativa provoca uma exceção.</w:t>
       </w:r>
@@ -6548,9 +6553,12 @@
       </w:r>
       <w:proofErr w:type="spellStart"/>
       <w:r>
-        <w:t>setter.</w:t>
-      </w:r>
-      <w:proofErr w:type="spellEnd"/>
+        <w:t>setter</w:t>
+      </w:r>
+      <w:proofErr w:type="spellEnd"/>
+      <w:r>
+        <w:t>.</w:t>
+      </w:r>
     </w:p>
     <w:p>
       <w:r>
@@ -6637,36 +6645,175 @@
         <w:rPr>
           <w:b/>
         </w:rPr>
+        <w:t xml:space="preserve"> (0,25 ponto)</w:t>
+      </w:r>
+    </w:p>
+    <w:p>
+      <w:r>
+        <w:t>Analise:</w:t>
+      </w:r>
+    </w:p>
+    <w:p>
+      <w:pPr>
+        <w:rPr>
+          <w:rFonts w:ascii="DejaVu Sans Mono" w:hAnsi="DejaVu Sans Mono"/>
+          <w:color w:val="173F75"/>
+          <w:sz w:val="18"/>
+        </w:rPr>
+      </w:pPr>
+      <w:proofErr w:type="spellStart"/>
+      <w:r>
+        <w:rPr>
+          <w:rFonts w:ascii="DejaVu Sans Mono" w:hAnsi="DejaVu Sans Mono"/>
+          <w:color w:val="173F75"/>
+          <w:sz w:val="18"/>
+        </w:rPr>
+        <w:t>class</w:t>
+      </w:r>
+      <w:proofErr w:type="spellEnd"/>
+      <w:r>
+        <w:rPr>
+          <w:rFonts w:ascii="DejaVu Sans Mono" w:hAnsi="DejaVu Sans Mono"/>
+          <w:color w:val="173F75"/>
+          <w:sz w:val="18"/>
+        </w:rPr>
+        <w:t xml:space="preserve"> Pessoa {</w:t>
+      </w:r>
+    </w:p>
+    <w:p>
+      <w:pPr>
+        <w:rPr>
+          <w:rFonts w:ascii="DejaVu Sans Mono" w:hAnsi="DejaVu Sans Mono"/>
+          <w:color w:val="173F75"/>
+          <w:sz w:val="18"/>
+        </w:rPr>
+      </w:pPr>
+      <w:r>
+        <w:rPr>
+          <w:rFonts w:ascii="DejaVu Sans Mono" w:hAnsi="DejaVu Sans Mono"/>
+          <w:color w:val="173F75"/>
+          <w:sz w:val="18"/>
+        </w:rPr>
+        <w:t xml:space="preserve">  </w:t>
+      </w:r>
+      <w:proofErr w:type="spellStart"/>
+      <w:r>
+        <w:rPr>
+          <w:rFonts w:ascii="DejaVu Sans Mono" w:hAnsi="DejaVu Sans Mono"/>
+          <w:color w:val="173F75"/>
+          <w:sz w:val="18"/>
+        </w:rPr>
+        <w:t>String</w:t>
+      </w:r>
+      <w:proofErr w:type="spellEnd"/>
+      <w:r>
+        <w:rPr>
+          <w:rFonts w:ascii="DejaVu Sans Mono" w:hAnsi="DejaVu Sans Mono"/>
+          <w:color w:val="173F75"/>
+          <w:sz w:val="18"/>
+        </w:rPr>
+        <w:t xml:space="preserve"> nome;</w:t>
+      </w:r>
+    </w:p>
+    <w:p>
+      <w:pPr>
+        <w:rPr>
+          <w:rFonts w:ascii="DejaVu Sans Mono" w:hAnsi="DejaVu Sans Mono"/>
+          <w:color w:val="173F75"/>
+          <w:sz w:val="18"/>
+        </w:rPr>
+      </w:pPr>
+      <w:r>
+        <w:rPr>
+          <w:rFonts w:ascii="DejaVu Sans Mono" w:hAnsi="DejaVu Sans Mono"/>
+          <w:color w:val="173F75"/>
+          <w:sz w:val="18"/>
+        </w:rPr>
+        <w:lastRenderedPageBreak/>
+        <w:t xml:space="preserve">  Pessoa(</w:t>
+      </w:r>
+      <w:proofErr w:type="spellStart"/>
+      <w:proofErr w:type="gramStart"/>
+      <w:r>
+        <w:rPr>
+          <w:rFonts w:ascii="DejaVu Sans Mono" w:hAnsi="DejaVu Sans Mono"/>
+          <w:color w:val="173F75"/>
+          <w:sz w:val="18"/>
+        </w:rPr>
+        <w:t>this.nome</w:t>
+      </w:r>
+      <w:proofErr w:type="spellEnd"/>
+      <w:proofErr w:type="gramEnd"/>
+      <w:r>
+        <w:rPr>
+          <w:rFonts w:ascii="DejaVu Sans Mono" w:hAnsi="DejaVu Sans Mono"/>
+          <w:color w:val="173F75"/>
+          <w:sz w:val="18"/>
+        </w:rPr>
+        <w:t>);</w:t>
+      </w:r>
+    </w:p>
+    <w:p>
+      <w:pPr>
+        <w:rPr>
+          <w:rFonts w:ascii="DejaVu Sans Mono" w:hAnsi="DejaVu Sans Mono"/>
+          <w:color w:val="173F75"/>
+          <w:sz w:val="18"/>
+        </w:rPr>
+      </w:pPr>
+      <w:r>
+        <w:rPr>
+          <w:rFonts w:ascii="DejaVu Sans Mono" w:hAnsi="DejaVu Sans Mono"/>
+          <w:color w:val="173F75"/>
+          <w:sz w:val="18"/>
+        </w:rPr>
+        <w:t>}</w:t>
+      </w:r>
+    </w:p>
+    <w:p>
+      <w:pPr>
+        <w:rPr>
+          <w:rFonts w:ascii="DejaVu Sans Mono" w:hAnsi="DejaVu Sans Mono"/>
+          <w:color w:val="173F75"/>
+          <w:sz w:val="18"/>
+        </w:rPr>
+      </w:pPr>
+      <w:proofErr w:type="spellStart"/>
+      <w:proofErr w:type="gramStart"/>
+      <w:r>
+        <w:rPr>
+          <w:rFonts w:ascii="DejaVu Sans Mono" w:hAnsi="DejaVu Sans Mono"/>
+          <w:color w:val="173F75"/>
+          <w:sz w:val="18"/>
+        </w:rPr>
+        <w:t>class</w:t>
+      </w:r>
+      <w:proofErr w:type="spellEnd"/>
+      <w:r>
+        <w:rPr>
+          <w:rFonts w:ascii="DejaVu Sans Mono" w:hAnsi="DejaVu Sans Mono"/>
+          <w:color w:val="173F75"/>
+          <w:sz w:val="18"/>
+        </w:rPr>
+        <w:t xml:space="preserve"> Aluno</w:t>
+      </w:r>
+      <w:proofErr w:type="gramEnd"/>
+      <w:r>
+        <w:rPr>
+          <w:rFonts w:ascii="DejaVu Sans Mono" w:hAnsi="DejaVu Sans Mono"/>
+          <w:color w:val="173F75"/>
+          <w:sz w:val="18"/>
+        </w:rPr>
         <w:t xml:space="preserve"> </w:t>
       </w:r>
-      <w:r>
-        <w:rPr>
-          <w:b/>
-        </w:rPr>
-        <w:t>(0,25 ponto)</w:t>
-      </w:r>
-    </w:p>
-    <w:p>
-      <w:r>
-        <w:t>Analise:</w:t>
-      </w:r>
-    </w:p>
-    <w:p>
-      <w:pPr>
-        <w:rPr>
-          <w:rFonts w:ascii="DejaVu Sans Mono" w:hAnsi="DejaVu Sans Mono"/>
-          <w:color w:val="173F75"/>
-          <w:sz w:val="18"/>
-        </w:rPr>
-      </w:pPr>
-      <w:proofErr w:type="spellStart"/>
-      <w:r>
-        <w:rPr>
-          <w:rFonts w:ascii="DejaVu Sans Mono" w:hAnsi="DejaVu Sans Mono"/>
-          <w:color w:val="173F75"/>
-          <w:sz w:val="18"/>
-        </w:rPr>
-        <w:t>class</w:t>
+      <w:proofErr w:type="spellStart"/>
+      <w:r>
+        <w:rPr>
+          <w:rFonts w:ascii="DejaVu Sans Mono" w:hAnsi="DejaVu Sans Mono"/>
+          <w:color w:val="173F75"/>
+          <w:sz w:val="18"/>
+        </w:rPr>
+        <w:t>extends</w:t>
       </w:r>
       <w:proofErr w:type="spellEnd"/>
       <w:r>
@@ -6710,26 +6857,25 @@
           <w:color w:val="173F75"/>
           <w:sz w:val="18"/>
         </w:rPr>
-        <w:t xml:space="preserve"> nome;</w:t>
-      </w:r>
-    </w:p>
-    <w:p>
-      <w:pPr>
-        <w:rPr>
-          <w:rFonts w:ascii="DejaVu Sans Mono" w:hAnsi="DejaVu Sans Mono"/>
-          <w:color w:val="173F75"/>
-          <w:sz w:val="18"/>
-        </w:rPr>
-      </w:pPr>
-      <w:r>
-        <w:rPr>
-          <w:rFonts w:ascii="DejaVu Sans Mono" w:hAnsi="DejaVu Sans Mono"/>
-          <w:color w:val="173F75"/>
-          <w:sz w:val="18"/>
-        </w:rPr>
-        <w:t xml:space="preserve">  Pessoa(</w:t>
-      </w:r>
-      <w:proofErr w:type="spellStart"/>
+        <w:t xml:space="preserve"> curso;</w:t>
+      </w:r>
+    </w:p>
+    <w:p>
+      <w:pPr>
+        <w:rPr>
+          <w:rFonts w:ascii="DejaVu Sans Mono" w:hAnsi="DejaVu Sans Mono"/>
+          <w:color w:val="173F75"/>
+          <w:sz w:val="18"/>
+        </w:rPr>
+      </w:pPr>
+      <w:r>
+        <w:rPr>
+          <w:rFonts w:ascii="DejaVu Sans Mono" w:hAnsi="DejaVu Sans Mono"/>
+          <w:color w:val="173F75"/>
+          <w:sz w:val="18"/>
+        </w:rPr>
+        <w:t xml:space="preserve">  </w:t>
+      </w:r>
       <w:proofErr w:type="gramStart"/>
       <w:r>
         <w:rPr>
@@ -6737,9 +6883,9 @@
           <w:color w:val="173F75"/>
           <w:sz w:val="18"/>
         </w:rPr>
-        <w:t>this.nome</w:t>
-      </w:r>
-      <w:proofErr w:type="spellEnd"/>
+        <w:t>Aluno(</w:t>
+      </w:r>
+      <w:proofErr w:type="spellStart"/>
       <w:proofErr w:type="gramEnd"/>
       <w:r>
         <w:rPr>
@@ -6747,7 +6893,34 @@
           <w:color w:val="173F75"/>
           <w:sz w:val="18"/>
         </w:rPr>
-        <w:t>);</w:t>
+        <w:t>String</w:t>
+      </w:r>
+      <w:proofErr w:type="spellEnd"/>
+      <w:r>
+        <w:rPr>
+          <w:rFonts w:ascii="DejaVu Sans Mono" w:hAnsi="DejaVu Sans Mono"/>
+          <w:color w:val="173F75"/>
+          <w:sz w:val="18"/>
+        </w:rPr>
+        <w:t xml:space="preserve"> nome, </w:t>
+      </w:r>
+      <w:proofErr w:type="spellStart"/>
+      <w:r>
+        <w:rPr>
+          <w:rFonts w:ascii="DejaVu Sans Mono" w:hAnsi="DejaVu Sans Mono"/>
+          <w:color w:val="173F75"/>
+          <w:sz w:val="18"/>
+        </w:rPr>
+        <w:t>this.curso</w:t>
+      </w:r>
+      <w:proofErr w:type="spellEnd"/>
+      <w:r>
+        <w:rPr>
+          <w:rFonts w:ascii="DejaVu Sans Mono" w:hAnsi="DejaVu Sans Mono"/>
+          <w:color w:val="173F75"/>
+          <w:sz w:val="18"/>
+        </w:rPr>
+        <w:t>) : __________;</w:t>
       </w:r>
     </w:p>
     <w:p>
@@ -6776,6 +6949,24 @@
         </w:rPr>
       </w:pPr>
       <w:proofErr w:type="spellStart"/>
+      <w:r>
+        <w:rPr>
+          <w:rFonts w:ascii="DejaVu Sans Mono" w:hAnsi="DejaVu Sans Mono"/>
+          <w:color w:val="173F75"/>
+          <w:sz w:val="18"/>
+        </w:rPr>
+        <w:t>void</w:t>
+      </w:r>
+      <w:proofErr w:type="spellEnd"/>
+      <w:r>
+        <w:rPr>
+          <w:rFonts w:ascii="DejaVu Sans Mono" w:hAnsi="DejaVu Sans Mono"/>
+          <w:color w:val="173F75"/>
+          <w:sz w:val="18"/>
+        </w:rPr>
+        <w:t xml:space="preserve"> </w:t>
+      </w:r>
+      <w:proofErr w:type="spellStart"/>
       <w:proofErr w:type="gramStart"/>
       <w:r>
         <w:rPr>
@@ -6783,16 +6974,16 @@
           <w:color w:val="173F75"/>
           <w:sz w:val="18"/>
         </w:rPr>
-        <w:t>class</w:t>
-      </w:r>
-      <w:proofErr w:type="spellEnd"/>
-      <w:r>
-        <w:rPr>
-          <w:rFonts w:ascii="DejaVu Sans Mono" w:hAnsi="DejaVu Sans Mono"/>
-          <w:color w:val="173F75"/>
-          <w:sz w:val="18"/>
-        </w:rPr>
-        <w:t xml:space="preserve"> Aluno</w:t>
+        <w:t>main</w:t>
+      </w:r>
+      <w:proofErr w:type="spellEnd"/>
+      <w:r>
+        <w:rPr>
+          <w:rFonts w:ascii="DejaVu Sans Mono" w:hAnsi="DejaVu Sans Mono"/>
+          <w:color w:val="173F75"/>
+          <w:sz w:val="18"/>
+        </w:rPr>
+        <w:t>(</w:t>
       </w:r>
       <w:proofErr w:type="gramEnd"/>
       <w:r>
@@ -6801,77 +6992,42 @@
           <w:color w:val="173F75"/>
           <w:sz w:val="18"/>
         </w:rPr>
-        <w:t xml:space="preserve"> </w:t>
-      </w:r>
-      <w:proofErr w:type="spellStart"/>
-      <w:r>
-        <w:rPr>
-          <w:rFonts w:ascii="DejaVu Sans Mono" w:hAnsi="DejaVu Sans Mono"/>
-          <w:color w:val="173F75"/>
-          <w:sz w:val="18"/>
-        </w:rPr>
-        <w:t>extends</w:t>
-      </w:r>
-      <w:proofErr w:type="spellEnd"/>
-      <w:r>
-        <w:rPr>
-          <w:rFonts w:ascii="DejaVu Sans Mono" w:hAnsi="DejaVu Sans Mono"/>
-          <w:color w:val="173F75"/>
-          <w:sz w:val="18"/>
-        </w:rPr>
-        <w:t xml:space="preserve"> Pessoa {</w:t>
-      </w:r>
-    </w:p>
-    <w:p>
-      <w:pPr>
-        <w:rPr>
-          <w:rFonts w:ascii="DejaVu Sans Mono" w:hAnsi="DejaVu Sans Mono"/>
-          <w:color w:val="173F75"/>
-          <w:sz w:val="18"/>
-        </w:rPr>
-      </w:pPr>
-      <w:r>
-        <w:rPr>
-          <w:rFonts w:ascii="DejaVu Sans Mono" w:hAnsi="DejaVu Sans Mono"/>
-          <w:color w:val="173F75"/>
-          <w:sz w:val="18"/>
-        </w:rPr>
-        <w:t xml:space="preserve">  </w:t>
-      </w:r>
-      <w:proofErr w:type="spellStart"/>
-      <w:r>
-        <w:rPr>
-          <w:rFonts w:ascii="DejaVu Sans Mono" w:hAnsi="DejaVu Sans Mono"/>
-          <w:color w:val="173F75"/>
-          <w:sz w:val="18"/>
-        </w:rPr>
-        <w:t>String</w:t>
-      </w:r>
-      <w:proofErr w:type="spellEnd"/>
-      <w:r>
-        <w:rPr>
-          <w:rFonts w:ascii="DejaVu Sans Mono" w:hAnsi="DejaVu Sans Mono"/>
-          <w:color w:val="173F75"/>
-          <w:sz w:val="18"/>
-        </w:rPr>
-        <w:t xml:space="preserve"> curso;</w:t>
-      </w:r>
-    </w:p>
-    <w:p>
-      <w:pPr>
-        <w:rPr>
-          <w:rFonts w:ascii="DejaVu Sans Mono" w:hAnsi="DejaVu Sans Mono"/>
-          <w:color w:val="173F75"/>
-          <w:sz w:val="18"/>
-        </w:rPr>
-      </w:pPr>
-      <w:r>
-        <w:rPr>
-          <w:rFonts w:ascii="DejaVu Sans Mono" w:hAnsi="DejaVu Sans Mono"/>
-          <w:color w:val="173F75"/>
-          <w:sz w:val="18"/>
-        </w:rPr>
-        <w:t xml:space="preserve">  </w:t>
+        <w:t>) {</w:t>
+      </w:r>
+    </w:p>
+    <w:p>
+      <w:pPr>
+        <w:rPr>
+          <w:rFonts w:ascii="DejaVu Sans Mono" w:hAnsi="DejaVu Sans Mono"/>
+          <w:color w:val="173F75"/>
+          <w:sz w:val="18"/>
+        </w:rPr>
+      </w:pPr>
+      <w:r>
+        <w:rPr>
+          <w:rFonts w:ascii="DejaVu Sans Mono" w:hAnsi="DejaVu Sans Mono"/>
+          <w:color w:val="173F75"/>
+          <w:sz w:val="18"/>
+        </w:rPr>
+        <w:t xml:space="preserve">  Aluno </w:t>
+      </w:r>
+      <w:proofErr w:type="spellStart"/>
+      <w:r>
+        <w:rPr>
+          <w:rFonts w:ascii="DejaVu Sans Mono" w:hAnsi="DejaVu Sans Mono"/>
+          <w:color w:val="173F75"/>
+          <w:sz w:val="18"/>
+        </w:rPr>
+        <w:t>aluno</w:t>
+      </w:r>
+      <w:proofErr w:type="spellEnd"/>
+      <w:r>
+        <w:rPr>
+          <w:rFonts w:ascii="DejaVu Sans Mono" w:hAnsi="DejaVu Sans Mono"/>
+          <w:color w:val="173F75"/>
+          <w:sz w:val="18"/>
+        </w:rPr>
+        <w:t xml:space="preserve"> = </w:t>
       </w:r>
       <w:proofErr w:type="gramStart"/>
       <w:r>
@@ -6882,7 +7038,6 @@
         </w:rPr>
         <w:t>Aluno(</w:t>
       </w:r>
-      <w:proofErr w:type="spellStart"/>
       <w:proofErr w:type="gramEnd"/>
       <w:r>
         <w:rPr>
@@ -6890,158 +7045,6 @@
           <w:color w:val="173F75"/>
           <w:sz w:val="18"/>
         </w:rPr>
-        <w:t>String</w:t>
-      </w:r>
-      <w:proofErr w:type="spellEnd"/>
-      <w:r>
-        <w:rPr>
-          <w:rFonts w:ascii="DejaVu Sans Mono" w:hAnsi="DejaVu Sans Mono"/>
-          <w:color w:val="173F75"/>
-          <w:sz w:val="18"/>
-        </w:rPr>
-        <w:t xml:space="preserve"> nome, </w:t>
-      </w:r>
-      <w:proofErr w:type="spellStart"/>
-      <w:r>
-        <w:rPr>
-          <w:rFonts w:ascii="DejaVu Sans Mono" w:hAnsi="DejaVu Sans Mono"/>
-          <w:color w:val="173F75"/>
-          <w:sz w:val="18"/>
-        </w:rPr>
-        <w:t>this.curso</w:t>
-      </w:r>
-      <w:proofErr w:type="spellEnd"/>
-      <w:r>
-        <w:rPr>
-          <w:rFonts w:ascii="DejaVu Sans Mono" w:hAnsi="DejaVu Sans Mono"/>
-          <w:color w:val="173F75"/>
-          <w:sz w:val="18"/>
-        </w:rPr>
-        <w:t>) : __________;</w:t>
-      </w:r>
-    </w:p>
-    <w:p>
-      <w:pPr>
-        <w:rPr>
-          <w:rFonts w:ascii="DejaVu Sans Mono" w:hAnsi="DejaVu Sans Mono"/>
-          <w:color w:val="173F75"/>
-          <w:sz w:val="18"/>
-        </w:rPr>
-      </w:pPr>
-      <w:r>
-        <w:rPr>
-          <w:rFonts w:ascii="DejaVu Sans Mono" w:hAnsi="DejaVu Sans Mono"/>
-          <w:color w:val="173F75"/>
-          <w:sz w:val="18"/>
-        </w:rPr>
-        <w:t>}</w:t>
-      </w:r>
-    </w:p>
-    <w:p>
-      <w:pPr>
-        <w:rPr>
-          <w:rFonts w:ascii="DejaVu Sans Mono" w:hAnsi="DejaVu Sans Mono"/>
-          <w:color w:val="173F75"/>
-          <w:sz w:val="18"/>
-        </w:rPr>
-      </w:pPr>
-      <w:proofErr w:type="spellStart"/>
-      <w:r>
-        <w:rPr>
-          <w:rFonts w:ascii="DejaVu Sans Mono" w:hAnsi="DejaVu Sans Mono"/>
-          <w:color w:val="173F75"/>
-          <w:sz w:val="18"/>
-        </w:rPr>
-        <w:t>void</w:t>
-      </w:r>
-      <w:proofErr w:type="spellEnd"/>
-      <w:r>
-        <w:rPr>
-          <w:rFonts w:ascii="DejaVu Sans Mono" w:hAnsi="DejaVu Sans Mono"/>
-          <w:color w:val="173F75"/>
-          <w:sz w:val="18"/>
-        </w:rPr>
-        <w:t xml:space="preserve"> </w:t>
-      </w:r>
-      <w:proofErr w:type="spellStart"/>
-      <w:proofErr w:type="gramStart"/>
-      <w:r>
-        <w:rPr>
-          <w:rFonts w:ascii="DejaVu Sans Mono" w:hAnsi="DejaVu Sans Mono"/>
-          <w:color w:val="173F75"/>
-          <w:sz w:val="18"/>
-        </w:rPr>
-        <w:t>main</w:t>
-      </w:r>
-      <w:proofErr w:type="spellEnd"/>
-      <w:r>
-        <w:rPr>
-          <w:rFonts w:ascii="DejaVu Sans Mono" w:hAnsi="DejaVu Sans Mono"/>
-          <w:color w:val="173F75"/>
-          <w:sz w:val="18"/>
-        </w:rPr>
-        <w:t>(</w:t>
-      </w:r>
-      <w:proofErr w:type="gramEnd"/>
-      <w:r>
-        <w:rPr>
-          <w:rFonts w:ascii="DejaVu Sans Mono" w:hAnsi="DejaVu Sans Mono"/>
-          <w:color w:val="173F75"/>
-          <w:sz w:val="18"/>
-        </w:rPr>
-        <w:t>) {</w:t>
-      </w:r>
-    </w:p>
-    <w:p>
-      <w:pPr>
-        <w:rPr>
-          <w:rFonts w:ascii="DejaVu Sans Mono" w:hAnsi="DejaVu Sans Mono"/>
-          <w:color w:val="173F75"/>
-          <w:sz w:val="18"/>
-        </w:rPr>
-      </w:pPr>
-      <w:r>
-        <w:rPr>
-          <w:rFonts w:ascii="DejaVu Sans Mono" w:hAnsi="DejaVu Sans Mono"/>
-          <w:color w:val="173F75"/>
-          <w:sz w:val="18"/>
-        </w:rPr>
-        <w:t xml:space="preserve">  Aluno </w:t>
-      </w:r>
-      <w:proofErr w:type="spellStart"/>
-      <w:r>
-        <w:rPr>
-          <w:rFonts w:ascii="DejaVu Sans Mono" w:hAnsi="DejaVu Sans Mono"/>
-          <w:color w:val="173F75"/>
-          <w:sz w:val="18"/>
-        </w:rPr>
-        <w:t>aluno</w:t>
-      </w:r>
-      <w:proofErr w:type="spellEnd"/>
-      <w:r>
-        <w:rPr>
-          <w:rFonts w:ascii="DejaVu Sans Mono" w:hAnsi="DejaVu Sans Mono"/>
-          <w:color w:val="173F75"/>
-          <w:sz w:val="18"/>
-        </w:rPr>
-        <w:t xml:space="preserve"> = </w:t>
-      </w:r>
-      <w:proofErr w:type="gramStart"/>
-      <w:r>
-        <w:rPr>
-          <w:rFonts w:ascii="DejaVu Sans Mono" w:hAnsi="DejaVu Sans Mono"/>
-          <w:color w:val="173F75"/>
-          <w:sz w:val="18"/>
-        </w:rPr>
-        <w:t>Aluno(</w:t>
-      </w:r>
-      <w:proofErr w:type="gramEnd"/>
-      <w:r>
-        <w:rPr>
-          <w:rFonts w:ascii="DejaVu Sans Mono" w:hAnsi="DejaVu Sans Mono"/>
-          <w:color w:val="173F75"/>
-          <w:sz w:val="18"/>
-        </w:rPr>
         <w:t>"Ana", "ADS");</w:t>
       </w:r>
     </w:p>
@@ -7059,7 +7062,6 @@
           <w:color w:val="173F75"/>
           <w:sz w:val="18"/>
         </w:rPr>
-        <w:lastRenderedPageBreak/>
         <w:t xml:space="preserve">  print(</w:t>
       </w:r>
       <w:proofErr w:type="spellStart"/>
@@ -7221,13 +7223,7 @@
         <w:rPr>
           <w:b/>
         </w:rPr>
-        <w:t xml:space="preserve"> </w:t>
-      </w:r>
-      <w:r>
-        <w:rPr>
-          <w:b/>
-        </w:rPr>
-        <w:t>(0,25 ponto)</w:t>
+        <w:t xml:space="preserve"> (0,25 ponto)</w:t>
       </w:r>
     </w:p>
     <w:p>
@@ -7841,6 +7837,7 @@
         <w:spacing w:after="60"/>
       </w:pPr>
       <w:r>
+        <w:lastRenderedPageBreak/>
         <w:t>E) Será exibido Miau, pois o objeto referenciado utiliza a implementação de Gato.</w:t>
       </w:r>
     </w:p>
@@ -7883,41 +7880,209 @@
         <w:rPr>
           <w:b/>
         </w:rPr>
+        <w:t xml:space="preserve"> (0,25 ponto)</w:t>
+      </w:r>
+    </w:p>
+    <w:p>
+      <w:r>
+        <w:t>Considere:</w:t>
+      </w:r>
+    </w:p>
+    <w:p>
+      <w:pPr>
+        <w:rPr>
+          <w:rFonts w:ascii="DejaVu Sans Mono" w:hAnsi="DejaVu Sans Mono"/>
+          <w:color w:val="173F75"/>
+          <w:sz w:val="18"/>
+        </w:rPr>
+      </w:pPr>
+      <w:proofErr w:type="spellStart"/>
+      <w:r>
+        <w:rPr>
+          <w:rFonts w:ascii="DejaVu Sans Mono" w:hAnsi="DejaVu Sans Mono"/>
+          <w:color w:val="173F75"/>
+          <w:sz w:val="18"/>
+        </w:rPr>
+        <w:t>class</w:t>
+      </w:r>
+      <w:proofErr w:type="spellEnd"/>
+      <w:r>
+        <w:rPr>
+          <w:rFonts w:ascii="DejaVu Sans Mono" w:hAnsi="DejaVu Sans Mono"/>
+          <w:color w:val="173F75"/>
+          <w:sz w:val="18"/>
+        </w:rPr>
         <w:t xml:space="preserve"> </w:t>
       </w:r>
-      <w:r>
-        <w:rPr>
-          <w:b/>
-        </w:rPr>
-        <w:t>(0,</w:t>
-      </w:r>
-      <w:r>
-        <w:rPr>
-          <w:b/>
-        </w:rPr>
-        <w:t>2</w:t>
-      </w:r>
-      <w:r>
-        <w:rPr>
-          <w:b/>
-        </w:rPr>
-        <w:t>5 ponto)</w:t>
-      </w:r>
-    </w:p>
-    <w:p>
-      <w:r>
-        <w:t>Considere:</w:t>
-      </w:r>
-    </w:p>
-    <w:p>
-      <w:pPr>
-        <w:rPr>
-          <w:rFonts w:ascii="DejaVu Sans Mono" w:hAnsi="DejaVu Sans Mono"/>
-          <w:color w:val="173F75"/>
-          <w:sz w:val="18"/>
-        </w:rPr>
-      </w:pPr>
-      <w:proofErr w:type="spellStart"/>
+      <w:proofErr w:type="spellStart"/>
+      <w:r>
+        <w:rPr>
+          <w:rFonts w:ascii="DejaVu Sans Mono" w:hAnsi="DejaVu Sans Mono"/>
+          <w:color w:val="173F75"/>
+          <w:sz w:val="18"/>
+        </w:rPr>
+        <w:t>Funcionario</w:t>
+      </w:r>
+      <w:proofErr w:type="spellEnd"/>
+      <w:r>
+        <w:rPr>
+          <w:rFonts w:ascii="DejaVu Sans Mono" w:hAnsi="DejaVu Sans Mono"/>
+          <w:color w:val="173F75"/>
+          <w:sz w:val="18"/>
+        </w:rPr>
+        <w:t xml:space="preserve"> {</w:t>
+      </w:r>
+    </w:p>
+    <w:p>
+      <w:pPr>
+        <w:rPr>
+          <w:rFonts w:ascii="DejaVu Sans Mono" w:hAnsi="DejaVu Sans Mono"/>
+          <w:color w:val="173F75"/>
+          <w:sz w:val="18"/>
+        </w:rPr>
+      </w:pPr>
+      <w:r>
+        <w:rPr>
+          <w:rFonts w:ascii="DejaVu Sans Mono" w:hAnsi="DejaVu Sans Mono"/>
+          <w:color w:val="173F75"/>
+          <w:sz w:val="18"/>
+        </w:rPr>
+        <w:t xml:space="preserve">  </w:t>
+      </w:r>
+      <w:proofErr w:type="spellStart"/>
+      <w:r>
+        <w:rPr>
+          <w:rFonts w:ascii="DejaVu Sans Mono" w:hAnsi="DejaVu Sans Mono"/>
+          <w:color w:val="173F75"/>
+          <w:sz w:val="18"/>
+        </w:rPr>
+        <w:t>String</w:t>
+      </w:r>
+      <w:proofErr w:type="spellEnd"/>
+      <w:r>
+        <w:rPr>
+          <w:rFonts w:ascii="DejaVu Sans Mono" w:hAnsi="DejaVu Sans Mono"/>
+          <w:color w:val="173F75"/>
+          <w:sz w:val="18"/>
+        </w:rPr>
+        <w:t xml:space="preserve"> </w:t>
+      </w:r>
+      <w:proofErr w:type="gramStart"/>
+      <w:r>
+        <w:rPr>
+          <w:rFonts w:ascii="DejaVu Sans Mono" w:hAnsi="DejaVu Sans Mono"/>
+          <w:color w:val="173F75"/>
+          <w:sz w:val="18"/>
+        </w:rPr>
+        <w:t>apresentar(</w:t>
+      </w:r>
+      <w:proofErr w:type="gramEnd"/>
+      <w:r>
+        <w:rPr>
+          <w:rFonts w:ascii="DejaVu Sans Mono" w:hAnsi="DejaVu Sans Mono"/>
+          <w:color w:val="173F75"/>
+          <w:sz w:val="18"/>
+        </w:rPr>
+        <w:t>) {</w:t>
+      </w:r>
+    </w:p>
+    <w:p>
+      <w:pPr>
+        <w:rPr>
+          <w:rFonts w:ascii="DejaVu Sans Mono" w:hAnsi="DejaVu Sans Mono"/>
+          <w:color w:val="173F75"/>
+          <w:sz w:val="18"/>
+        </w:rPr>
+      </w:pPr>
+      <w:r>
+        <w:rPr>
+          <w:rFonts w:ascii="DejaVu Sans Mono" w:hAnsi="DejaVu Sans Mono"/>
+          <w:color w:val="173F75"/>
+          <w:sz w:val="18"/>
+        </w:rPr>
+        <w:t xml:space="preserve">    </w:t>
+      </w:r>
+      <w:proofErr w:type="spellStart"/>
+      <w:r>
+        <w:rPr>
+          <w:rFonts w:ascii="DejaVu Sans Mono" w:hAnsi="DejaVu Sans Mono"/>
+          <w:color w:val="173F75"/>
+          <w:sz w:val="18"/>
+        </w:rPr>
+        <w:t>return</w:t>
+      </w:r>
+      <w:proofErr w:type="spellEnd"/>
+      <w:r>
+        <w:rPr>
+          <w:rFonts w:ascii="DejaVu Sans Mono" w:hAnsi="DejaVu Sans Mono"/>
+          <w:color w:val="173F75"/>
+          <w:sz w:val="18"/>
+        </w:rPr>
+        <w:t xml:space="preserve"> "</w:t>
+      </w:r>
+      <w:proofErr w:type="spellStart"/>
+      <w:r>
+        <w:rPr>
+          <w:rFonts w:ascii="DejaVu Sans Mono" w:hAnsi="DejaVu Sans Mono"/>
+          <w:color w:val="173F75"/>
+          <w:sz w:val="18"/>
+        </w:rPr>
+        <w:t>Funcionario</w:t>
+      </w:r>
+      <w:proofErr w:type="spellEnd"/>
+      <w:r>
+        <w:rPr>
+          <w:rFonts w:ascii="DejaVu Sans Mono" w:hAnsi="DejaVu Sans Mono"/>
+          <w:color w:val="173F75"/>
+          <w:sz w:val="18"/>
+        </w:rPr>
+        <w:t>";</w:t>
+      </w:r>
+    </w:p>
+    <w:p>
+      <w:pPr>
+        <w:rPr>
+          <w:rFonts w:ascii="DejaVu Sans Mono" w:hAnsi="DejaVu Sans Mono"/>
+          <w:color w:val="173F75"/>
+          <w:sz w:val="18"/>
+        </w:rPr>
+      </w:pPr>
+      <w:r>
+        <w:rPr>
+          <w:rFonts w:ascii="DejaVu Sans Mono" w:hAnsi="DejaVu Sans Mono"/>
+          <w:color w:val="173F75"/>
+          <w:sz w:val="18"/>
+        </w:rPr>
+        <w:t xml:space="preserve">  }</w:t>
+      </w:r>
+    </w:p>
+    <w:p>
+      <w:pPr>
+        <w:rPr>
+          <w:rFonts w:ascii="DejaVu Sans Mono" w:hAnsi="DejaVu Sans Mono"/>
+          <w:color w:val="173F75"/>
+          <w:sz w:val="18"/>
+        </w:rPr>
+      </w:pPr>
+      <w:r>
+        <w:rPr>
+          <w:rFonts w:ascii="DejaVu Sans Mono" w:hAnsi="DejaVu Sans Mono"/>
+          <w:color w:val="173F75"/>
+          <w:sz w:val="18"/>
+        </w:rPr>
+        <w:t>}</w:t>
+      </w:r>
+    </w:p>
+    <w:p>
+      <w:pPr>
+        <w:rPr>
+          <w:rFonts w:ascii="DejaVu Sans Mono" w:hAnsi="DejaVu Sans Mono"/>
+          <w:color w:val="173F75"/>
+          <w:sz w:val="18"/>
+        </w:rPr>
+      </w:pPr>
+      <w:proofErr w:type="spellStart"/>
+      <w:proofErr w:type="gramStart"/>
       <w:r>
         <w:rPr>
           <w:rFonts w:ascii="DejaVu Sans Mono" w:hAnsi="DejaVu Sans Mono"/>
@@ -7933,6 +8098,15 @@
           <w:color w:val="173F75"/>
           <w:sz w:val="18"/>
         </w:rPr>
+        <w:t xml:space="preserve"> Gerente</w:t>
+      </w:r>
+      <w:proofErr w:type="gramEnd"/>
+      <w:r>
+        <w:rPr>
+          <w:rFonts w:ascii="DejaVu Sans Mono" w:hAnsi="DejaVu Sans Mono"/>
+          <w:color w:val="173F75"/>
+          <w:sz w:val="18"/>
+        </w:rPr>
         <w:t xml:space="preserve"> </w:t>
       </w:r>
       <w:proofErr w:type="spellStart"/>
@@ -7942,6 +8116,24 @@
           <w:color w:val="173F75"/>
           <w:sz w:val="18"/>
         </w:rPr>
+        <w:t>extends</w:t>
+      </w:r>
+      <w:proofErr w:type="spellEnd"/>
+      <w:r>
+        <w:rPr>
+          <w:rFonts w:ascii="DejaVu Sans Mono" w:hAnsi="DejaVu Sans Mono"/>
+          <w:color w:val="173F75"/>
+          <w:sz w:val="18"/>
+        </w:rPr>
+        <w:t xml:space="preserve"> </w:t>
+      </w:r>
+      <w:proofErr w:type="spellStart"/>
+      <w:r>
+        <w:rPr>
+          <w:rFonts w:ascii="DejaVu Sans Mono" w:hAnsi="DejaVu Sans Mono"/>
+          <w:color w:val="173F75"/>
+          <w:sz w:val="18"/>
+        </w:rPr>
         <w:t>Funcionario</w:t>
       </w:r>
       <w:proofErr w:type="spellEnd"/>
@@ -7968,6 +8160,33 @@
           <w:color w:val="173F75"/>
           <w:sz w:val="18"/>
         </w:rPr>
+        <w:t xml:space="preserve">  @</w:t>
+      </w:r>
+      <w:proofErr w:type="spellStart"/>
+      <w:r>
+        <w:rPr>
+          <w:rFonts w:ascii="DejaVu Sans Mono" w:hAnsi="DejaVu Sans Mono"/>
+          <w:color w:val="173F75"/>
+          <w:sz w:val="18"/>
+        </w:rPr>
+        <w:t>override</w:t>
+      </w:r>
+      <w:proofErr w:type="spellEnd"/>
+    </w:p>
+    <w:p>
+      <w:pPr>
+        <w:rPr>
+          <w:rFonts w:ascii="DejaVu Sans Mono" w:hAnsi="DejaVu Sans Mono"/>
+          <w:color w:val="173F75"/>
+          <w:sz w:val="18"/>
+        </w:rPr>
+      </w:pPr>
+      <w:r>
+        <w:rPr>
+          <w:rFonts w:ascii="DejaVu Sans Mono" w:hAnsi="DejaVu Sans Mono"/>
+          <w:color w:val="173F75"/>
+          <w:sz w:val="18"/>
+        </w:rPr>
         <w:t xml:space="preserve">  </w:t>
       </w:r>
       <w:proofErr w:type="spellStart"/>
@@ -8039,499 +8258,282 @@
           <w:color w:val="173F75"/>
           <w:sz w:val="18"/>
         </w:rPr>
-        <w:t xml:space="preserve"> "</w:t>
-      </w:r>
-      <w:proofErr w:type="spellStart"/>
-      <w:r>
-        <w:rPr>
-          <w:rFonts w:ascii="DejaVu Sans Mono" w:hAnsi="DejaVu Sans Mono"/>
-          <w:color w:val="173F75"/>
-          <w:sz w:val="18"/>
-        </w:rPr>
+        <w:t xml:space="preserve"> "${</w:t>
+      </w:r>
+      <w:proofErr w:type="spellStart"/>
+      <w:proofErr w:type="gramStart"/>
+      <w:r>
+        <w:rPr>
+          <w:rFonts w:ascii="DejaVu Sans Mono" w:hAnsi="DejaVu Sans Mono"/>
+          <w:color w:val="173F75"/>
+          <w:sz w:val="18"/>
+        </w:rPr>
+        <w:t>super.apresentar</w:t>
+      </w:r>
+      <w:proofErr w:type="spellEnd"/>
+      <w:proofErr w:type="gramEnd"/>
+      <w:r>
+        <w:rPr>
+          <w:rFonts w:ascii="DejaVu Sans Mono" w:hAnsi="DejaVu Sans Mono"/>
+          <w:color w:val="173F75"/>
+          <w:sz w:val="18"/>
+        </w:rPr>
+        <w:t>()} - Gerente";</w:t>
+      </w:r>
+    </w:p>
+    <w:p>
+      <w:pPr>
+        <w:rPr>
+          <w:rFonts w:ascii="DejaVu Sans Mono" w:hAnsi="DejaVu Sans Mono"/>
+          <w:color w:val="173F75"/>
+          <w:sz w:val="18"/>
+        </w:rPr>
+      </w:pPr>
+      <w:r>
+        <w:rPr>
+          <w:rFonts w:ascii="DejaVu Sans Mono" w:hAnsi="DejaVu Sans Mono"/>
+          <w:color w:val="173F75"/>
+          <w:sz w:val="18"/>
+        </w:rPr>
+        <w:t xml:space="preserve">  }</w:t>
+      </w:r>
+    </w:p>
+    <w:p>
+      <w:pPr>
+        <w:rPr>
+          <w:rFonts w:ascii="DejaVu Sans Mono" w:hAnsi="DejaVu Sans Mono"/>
+          <w:color w:val="173F75"/>
+          <w:sz w:val="18"/>
+        </w:rPr>
+      </w:pPr>
+      <w:r>
+        <w:rPr>
+          <w:rFonts w:ascii="DejaVu Sans Mono" w:hAnsi="DejaVu Sans Mono"/>
+          <w:color w:val="173F75"/>
+          <w:sz w:val="18"/>
+        </w:rPr>
+        <w:t>}</w:t>
+      </w:r>
+    </w:p>
+    <w:p>
+      <w:pPr>
+        <w:rPr>
+          <w:rFonts w:ascii="DejaVu Sans Mono" w:hAnsi="DejaVu Sans Mono"/>
+          <w:color w:val="173F75"/>
+          <w:sz w:val="18"/>
+        </w:rPr>
+      </w:pPr>
+      <w:proofErr w:type="spellStart"/>
+      <w:r>
+        <w:rPr>
+          <w:rFonts w:ascii="DejaVu Sans Mono" w:hAnsi="DejaVu Sans Mono"/>
+          <w:color w:val="173F75"/>
+          <w:sz w:val="18"/>
+        </w:rPr>
+        <w:t>void</w:t>
+      </w:r>
+      <w:proofErr w:type="spellEnd"/>
+      <w:r>
+        <w:rPr>
+          <w:rFonts w:ascii="DejaVu Sans Mono" w:hAnsi="DejaVu Sans Mono"/>
+          <w:color w:val="173F75"/>
+          <w:sz w:val="18"/>
+        </w:rPr>
+        <w:t xml:space="preserve"> </w:t>
+      </w:r>
+      <w:proofErr w:type="spellStart"/>
+      <w:proofErr w:type="gramStart"/>
+      <w:r>
+        <w:rPr>
+          <w:rFonts w:ascii="DejaVu Sans Mono" w:hAnsi="DejaVu Sans Mono"/>
+          <w:color w:val="173F75"/>
+          <w:sz w:val="18"/>
+        </w:rPr>
+        <w:t>main</w:t>
+      </w:r>
+      <w:proofErr w:type="spellEnd"/>
+      <w:r>
+        <w:rPr>
+          <w:rFonts w:ascii="DejaVu Sans Mono" w:hAnsi="DejaVu Sans Mono"/>
+          <w:color w:val="173F75"/>
+          <w:sz w:val="18"/>
+        </w:rPr>
+        <w:t>(</w:t>
+      </w:r>
+      <w:proofErr w:type="gramEnd"/>
+      <w:r>
+        <w:rPr>
+          <w:rFonts w:ascii="DejaVu Sans Mono" w:hAnsi="DejaVu Sans Mono"/>
+          <w:color w:val="173F75"/>
+          <w:sz w:val="18"/>
+        </w:rPr>
+        <w:t>) {</w:t>
+      </w:r>
+    </w:p>
+    <w:p>
+      <w:pPr>
+        <w:rPr>
+          <w:rFonts w:ascii="DejaVu Sans Mono" w:hAnsi="DejaVu Sans Mono"/>
+          <w:color w:val="173F75"/>
+          <w:sz w:val="18"/>
+        </w:rPr>
+      </w:pPr>
+      <w:r>
+        <w:rPr>
+          <w:rFonts w:ascii="DejaVu Sans Mono" w:hAnsi="DejaVu Sans Mono"/>
+          <w:color w:val="173F75"/>
+          <w:sz w:val="18"/>
+        </w:rPr>
+        <w:t xml:space="preserve">  Gerente </w:t>
+      </w:r>
+      <w:proofErr w:type="spellStart"/>
+      <w:r>
+        <w:rPr>
+          <w:rFonts w:ascii="DejaVu Sans Mono" w:hAnsi="DejaVu Sans Mono"/>
+          <w:color w:val="173F75"/>
+          <w:sz w:val="18"/>
+        </w:rPr>
+        <w:t>gerente</w:t>
+      </w:r>
+      <w:proofErr w:type="spellEnd"/>
+      <w:r>
+        <w:rPr>
+          <w:rFonts w:ascii="DejaVu Sans Mono" w:hAnsi="DejaVu Sans Mono"/>
+          <w:color w:val="173F75"/>
+          <w:sz w:val="18"/>
+        </w:rPr>
+        <w:t xml:space="preserve"> = </w:t>
+      </w:r>
+      <w:proofErr w:type="gramStart"/>
+      <w:r>
+        <w:rPr>
+          <w:rFonts w:ascii="DejaVu Sans Mono" w:hAnsi="DejaVu Sans Mono"/>
+          <w:color w:val="173F75"/>
+          <w:sz w:val="18"/>
+        </w:rPr>
+        <w:t>Gerente(</w:t>
+      </w:r>
+      <w:proofErr w:type="gramEnd"/>
+      <w:r>
+        <w:rPr>
+          <w:rFonts w:ascii="DejaVu Sans Mono" w:hAnsi="DejaVu Sans Mono"/>
+          <w:color w:val="173F75"/>
+          <w:sz w:val="18"/>
+        </w:rPr>
+        <w:t>);</w:t>
+      </w:r>
+    </w:p>
+    <w:p>
+      <w:pPr>
+        <w:rPr>
+          <w:rFonts w:ascii="DejaVu Sans Mono" w:hAnsi="DejaVu Sans Mono"/>
+          <w:color w:val="173F75"/>
+          <w:sz w:val="18"/>
+        </w:rPr>
+      </w:pPr>
+      <w:r>
+        <w:rPr>
+          <w:rFonts w:ascii="DejaVu Sans Mono" w:hAnsi="DejaVu Sans Mono"/>
+          <w:color w:val="173F75"/>
+          <w:sz w:val="18"/>
+        </w:rPr>
+        <w:t xml:space="preserve">  print(</w:t>
+      </w:r>
+      <w:proofErr w:type="spellStart"/>
+      <w:proofErr w:type="gramStart"/>
+      <w:r>
+        <w:rPr>
+          <w:rFonts w:ascii="DejaVu Sans Mono" w:hAnsi="DejaVu Sans Mono"/>
+          <w:color w:val="173F75"/>
+          <w:sz w:val="18"/>
+        </w:rPr>
+        <w:t>gerente.apresentar</w:t>
+      </w:r>
+      <w:proofErr w:type="spellEnd"/>
+      <w:proofErr w:type="gramEnd"/>
+      <w:r>
+        <w:rPr>
+          <w:rFonts w:ascii="DejaVu Sans Mono" w:hAnsi="DejaVu Sans Mono"/>
+          <w:color w:val="173F75"/>
+          <w:sz w:val="18"/>
+        </w:rPr>
+        <w:t>());</w:t>
+      </w:r>
+    </w:p>
+    <w:p>
+      <w:pPr>
+        <w:rPr>
+          <w:rFonts w:ascii="DejaVu Sans Mono" w:hAnsi="DejaVu Sans Mono"/>
+          <w:color w:val="173F75"/>
+          <w:sz w:val="18"/>
+        </w:rPr>
+      </w:pPr>
+      <w:r>
+        <w:rPr>
+          <w:rFonts w:ascii="DejaVu Sans Mono" w:hAnsi="DejaVu Sans Mono"/>
+          <w:color w:val="173F75"/>
+          <w:sz w:val="18"/>
+        </w:rPr>
+        <w:t>}</w:t>
+      </w:r>
+    </w:p>
+    <w:p>
+      <w:r>
+        <w:t>Analise as afirmações:</w:t>
+      </w:r>
+    </w:p>
+    <w:p>
+      <w:r>
+        <w:t xml:space="preserve">I. Gerente herda de </w:t>
+      </w:r>
+      <w:proofErr w:type="spellStart"/>
+      <w:r>
         <w:t>Funcionario</w:t>
       </w:r>
       <w:proofErr w:type="spellEnd"/>
       <w:r>
-        <w:rPr>
-          <w:rFonts w:ascii="DejaVu Sans Mono" w:hAnsi="DejaVu Sans Mono"/>
-          <w:color w:val="173F75"/>
-          <w:sz w:val="18"/>
-        </w:rPr>
-        <w:t>";</w:t>
-      </w:r>
-    </w:p>
-    <w:p>
-      <w:pPr>
-        <w:rPr>
-          <w:rFonts w:ascii="DejaVu Sans Mono" w:hAnsi="DejaVu Sans Mono"/>
-          <w:color w:val="173F75"/>
-          <w:sz w:val="18"/>
-        </w:rPr>
-      </w:pPr>
-      <w:r>
-        <w:rPr>
-          <w:rFonts w:ascii="DejaVu Sans Mono" w:hAnsi="DejaVu Sans Mono"/>
-          <w:color w:val="173F75"/>
-          <w:sz w:val="18"/>
-        </w:rPr>
-        <w:t xml:space="preserve">  }</w:t>
-      </w:r>
-    </w:p>
-    <w:p>
-      <w:pPr>
-        <w:rPr>
-          <w:rFonts w:ascii="DejaVu Sans Mono" w:hAnsi="DejaVu Sans Mono"/>
-          <w:color w:val="173F75"/>
-          <w:sz w:val="18"/>
-        </w:rPr>
-      </w:pPr>
-      <w:r>
-        <w:rPr>
-          <w:rFonts w:ascii="DejaVu Sans Mono" w:hAnsi="DejaVu Sans Mono"/>
-          <w:color w:val="173F75"/>
-          <w:sz w:val="18"/>
-        </w:rPr>
-        <w:lastRenderedPageBreak/>
-        <w:t>}</w:t>
-      </w:r>
-    </w:p>
-    <w:p>
-      <w:pPr>
-        <w:rPr>
-          <w:rFonts w:ascii="DejaVu Sans Mono" w:hAnsi="DejaVu Sans Mono"/>
-          <w:color w:val="173F75"/>
-          <w:sz w:val="18"/>
-        </w:rPr>
-      </w:pPr>
+        <w:t>.</w:t>
+      </w:r>
+    </w:p>
+    <w:p>
+      <w:r>
+        <w:t xml:space="preserve">II. </w:t>
+      </w:r>
       <w:proofErr w:type="spellStart"/>
       <w:proofErr w:type="gramStart"/>
       <w:r>
-        <w:rPr>
-          <w:rFonts w:ascii="DejaVu Sans Mono" w:hAnsi="DejaVu Sans Mono"/>
-          <w:color w:val="173F75"/>
-          <w:sz w:val="18"/>
-        </w:rPr>
-        <w:t>class</w:t>
-      </w:r>
-      <w:proofErr w:type="spellEnd"/>
-      <w:r>
-        <w:rPr>
-          <w:rFonts w:ascii="DejaVu Sans Mono" w:hAnsi="DejaVu Sans Mono"/>
-          <w:color w:val="173F75"/>
-          <w:sz w:val="18"/>
-        </w:rPr>
-        <w:t xml:space="preserve"> Gerente</w:t>
-      </w:r>
+        <w:t>super.apresentar</w:t>
+      </w:r>
+      <w:proofErr w:type="spellEnd"/>
       <w:proofErr w:type="gramEnd"/>
       <w:r>
-        <w:rPr>
-          <w:rFonts w:ascii="DejaVu Sans Mono" w:hAnsi="DejaVu Sans Mono"/>
-          <w:color w:val="173F75"/>
-          <w:sz w:val="18"/>
-        </w:rPr>
-        <w:t xml:space="preserve"> </w:t>
-      </w:r>
-      <w:proofErr w:type="spellStart"/>
-      <w:r>
-        <w:rPr>
-          <w:rFonts w:ascii="DejaVu Sans Mono" w:hAnsi="DejaVu Sans Mono"/>
-          <w:color w:val="173F75"/>
-          <w:sz w:val="18"/>
-        </w:rPr>
-        <w:t>extends</w:t>
-      </w:r>
-      <w:proofErr w:type="spellEnd"/>
-      <w:r>
-        <w:rPr>
-          <w:rFonts w:ascii="DejaVu Sans Mono" w:hAnsi="DejaVu Sans Mono"/>
-          <w:color w:val="173F75"/>
-          <w:sz w:val="18"/>
-        </w:rPr>
-        <w:t xml:space="preserve"> </w:t>
-      </w:r>
-      <w:proofErr w:type="spellStart"/>
-      <w:r>
-        <w:rPr>
-          <w:rFonts w:ascii="DejaVu Sans Mono" w:hAnsi="DejaVu Sans Mono"/>
-          <w:color w:val="173F75"/>
-          <w:sz w:val="18"/>
-        </w:rPr>
+        <w:t>() chama a implementação do método na superclasse.</w:t>
+      </w:r>
+    </w:p>
+    <w:p>
+      <w:r>
+        <w:t xml:space="preserve">III. O código exibirá </w:t>
+      </w:r>
+      <w:proofErr w:type="spellStart"/>
+      <w:r>
         <w:t>Funcionario</w:t>
       </w:r>
       <w:proofErr w:type="spellEnd"/>
       <w:r>
-        <w:rPr>
-          <w:rFonts w:ascii="DejaVu Sans Mono" w:hAnsi="DejaVu Sans Mono"/>
-          <w:color w:val="173F75"/>
-          <w:sz w:val="18"/>
-        </w:rPr>
-        <w:t xml:space="preserve"> {</w:t>
-      </w:r>
-    </w:p>
-    <w:p>
-      <w:pPr>
-        <w:rPr>
-          <w:rFonts w:ascii="DejaVu Sans Mono" w:hAnsi="DejaVu Sans Mono"/>
-          <w:color w:val="173F75"/>
-          <w:sz w:val="18"/>
-        </w:rPr>
-      </w:pPr>
-      <w:r>
-        <w:rPr>
-          <w:rFonts w:ascii="DejaVu Sans Mono" w:hAnsi="DejaVu Sans Mono"/>
-          <w:color w:val="173F75"/>
-          <w:sz w:val="18"/>
-        </w:rPr>
-        <w:t xml:space="preserve">  @</w:t>
-      </w:r>
-      <w:proofErr w:type="spellStart"/>
-      <w:r>
-        <w:rPr>
-          <w:rFonts w:ascii="DejaVu Sans Mono" w:hAnsi="DejaVu Sans Mono"/>
-          <w:color w:val="173F75"/>
-          <w:sz w:val="18"/>
-        </w:rPr>
+        <w:t xml:space="preserve"> - Gerente.</w:t>
+      </w:r>
+    </w:p>
+    <w:p>
+      <w:r>
+        <w:t>IV. A anotação @</w:t>
+      </w:r>
+      <w:proofErr w:type="spellStart"/>
+      <w:r>
         <w:t>override</w:t>
       </w:r>
       <w:proofErr w:type="spellEnd"/>
-    </w:p>
-    <w:p>
-      <w:pPr>
-        <w:rPr>
-          <w:rFonts w:ascii="DejaVu Sans Mono" w:hAnsi="DejaVu Sans Mono"/>
-          <w:color w:val="173F75"/>
-          <w:sz w:val="18"/>
-        </w:rPr>
-      </w:pPr>
-      <w:r>
-        <w:rPr>
-          <w:rFonts w:ascii="DejaVu Sans Mono" w:hAnsi="DejaVu Sans Mono"/>
-          <w:color w:val="173F75"/>
-          <w:sz w:val="18"/>
-        </w:rPr>
-        <w:t xml:space="preserve">  </w:t>
-      </w:r>
-      <w:proofErr w:type="spellStart"/>
-      <w:r>
-        <w:rPr>
-          <w:rFonts w:ascii="DejaVu Sans Mono" w:hAnsi="DejaVu Sans Mono"/>
-          <w:color w:val="173F75"/>
-          <w:sz w:val="18"/>
-        </w:rPr>
-        <w:t>String</w:t>
-      </w:r>
-      <w:proofErr w:type="spellEnd"/>
-      <w:r>
-        <w:rPr>
-          <w:rFonts w:ascii="DejaVu Sans Mono" w:hAnsi="DejaVu Sans Mono"/>
-          <w:color w:val="173F75"/>
-          <w:sz w:val="18"/>
-        </w:rPr>
-        <w:t xml:space="preserve"> </w:t>
-      </w:r>
-      <w:proofErr w:type="gramStart"/>
-      <w:r>
-        <w:rPr>
-          <w:rFonts w:ascii="DejaVu Sans Mono" w:hAnsi="DejaVu Sans Mono"/>
-          <w:color w:val="173F75"/>
-          <w:sz w:val="18"/>
-        </w:rPr>
-        <w:t>apresentar(</w:t>
-      </w:r>
-      <w:proofErr w:type="gramEnd"/>
-      <w:r>
-        <w:rPr>
-          <w:rFonts w:ascii="DejaVu Sans Mono" w:hAnsi="DejaVu Sans Mono"/>
-          <w:color w:val="173F75"/>
-          <w:sz w:val="18"/>
-        </w:rPr>
-        <w:t>) {</w:t>
-      </w:r>
-    </w:p>
-    <w:p>
-      <w:pPr>
-        <w:rPr>
-          <w:rFonts w:ascii="DejaVu Sans Mono" w:hAnsi="DejaVu Sans Mono"/>
-          <w:color w:val="173F75"/>
-          <w:sz w:val="18"/>
-        </w:rPr>
-      </w:pPr>
-      <w:r>
-        <w:rPr>
-          <w:rFonts w:ascii="DejaVu Sans Mono" w:hAnsi="DejaVu Sans Mono"/>
-          <w:color w:val="173F75"/>
-          <w:sz w:val="18"/>
-        </w:rPr>
-        <w:t xml:space="preserve">    </w:t>
-      </w:r>
-      <w:proofErr w:type="spellStart"/>
-      <w:r>
-        <w:rPr>
-          <w:rFonts w:ascii="DejaVu Sans Mono" w:hAnsi="DejaVu Sans Mono"/>
-          <w:color w:val="173F75"/>
-          <w:sz w:val="18"/>
-        </w:rPr>
-        <w:t>return</w:t>
-      </w:r>
-      <w:proofErr w:type="spellEnd"/>
-      <w:r>
-        <w:rPr>
-          <w:rFonts w:ascii="DejaVu Sans Mono" w:hAnsi="DejaVu Sans Mono"/>
-          <w:color w:val="173F75"/>
-          <w:sz w:val="18"/>
-        </w:rPr>
-        <w:t xml:space="preserve"> "${</w:t>
-      </w:r>
-      <w:proofErr w:type="spellStart"/>
-      <w:proofErr w:type="gramStart"/>
-      <w:r>
-        <w:rPr>
-          <w:rFonts w:ascii="DejaVu Sans Mono" w:hAnsi="DejaVu Sans Mono"/>
-          <w:color w:val="173F75"/>
-          <w:sz w:val="18"/>
-        </w:rPr>
-        <w:t>super.apresentar</w:t>
-      </w:r>
-      <w:proofErr w:type="spellEnd"/>
-      <w:proofErr w:type="gramEnd"/>
-      <w:r>
-        <w:rPr>
-          <w:rFonts w:ascii="DejaVu Sans Mono" w:hAnsi="DejaVu Sans Mono"/>
-          <w:color w:val="173F75"/>
-          <w:sz w:val="18"/>
-        </w:rPr>
-        <w:t>()} - Gerente";</w:t>
-      </w:r>
-    </w:p>
-    <w:p>
-      <w:pPr>
-        <w:rPr>
-          <w:rFonts w:ascii="DejaVu Sans Mono" w:hAnsi="DejaVu Sans Mono"/>
-          <w:color w:val="173F75"/>
-          <w:sz w:val="18"/>
-        </w:rPr>
-      </w:pPr>
-      <w:r>
-        <w:rPr>
-          <w:rFonts w:ascii="DejaVu Sans Mono" w:hAnsi="DejaVu Sans Mono"/>
-          <w:color w:val="173F75"/>
-          <w:sz w:val="18"/>
-        </w:rPr>
-        <w:t xml:space="preserve">  }</w:t>
-      </w:r>
-    </w:p>
-    <w:p>
-      <w:pPr>
-        <w:rPr>
-          <w:rFonts w:ascii="DejaVu Sans Mono" w:hAnsi="DejaVu Sans Mono"/>
-          <w:color w:val="173F75"/>
-          <w:sz w:val="18"/>
-        </w:rPr>
-      </w:pPr>
-      <w:r>
-        <w:rPr>
-          <w:rFonts w:ascii="DejaVu Sans Mono" w:hAnsi="DejaVu Sans Mono"/>
-          <w:color w:val="173F75"/>
-          <w:sz w:val="18"/>
-        </w:rPr>
-        <w:t>}</w:t>
-      </w:r>
-    </w:p>
-    <w:p>
-      <w:pPr>
-        <w:rPr>
-          <w:rFonts w:ascii="DejaVu Sans Mono" w:hAnsi="DejaVu Sans Mono"/>
-          <w:color w:val="173F75"/>
-          <w:sz w:val="18"/>
-        </w:rPr>
-      </w:pPr>
-      <w:proofErr w:type="spellStart"/>
-      <w:r>
-        <w:rPr>
-          <w:rFonts w:ascii="DejaVu Sans Mono" w:hAnsi="DejaVu Sans Mono"/>
-          <w:color w:val="173F75"/>
-          <w:sz w:val="18"/>
-        </w:rPr>
-        <w:t>void</w:t>
-      </w:r>
-      <w:proofErr w:type="spellEnd"/>
-      <w:r>
-        <w:rPr>
-          <w:rFonts w:ascii="DejaVu Sans Mono" w:hAnsi="DejaVu Sans Mono"/>
-          <w:color w:val="173F75"/>
-          <w:sz w:val="18"/>
-        </w:rPr>
-        <w:t xml:space="preserve"> </w:t>
-      </w:r>
-      <w:proofErr w:type="spellStart"/>
-      <w:proofErr w:type="gramStart"/>
-      <w:r>
-        <w:rPr>
-          <w:rFonts w:ascii="DejaVu Sans Mono" w:hAnsi="DejaVu Sans Mono"/>
-          <w:color w:val="173F75"/>
-          <w:sz w:val="18"/>
-        </w:rPr>
-        <w:t>main</w:t>
-      </w:r>
-      <w:proofErr w:type="spellEnd"/>
-      <w:r>
-        <w:rPr>
-          <w:rFonts w:ascii="DejaVu Sans Mono" w:hAnsi="DejaVu Sans Mono"/>
-          <w:color w:val="173F75"/>
-          <w:sz w:val="18"/>
-        </w:rPr>
-        <w:t>(</w:t>
-      </w:r>
-      <w:proofErr w:type="gramEnd"/>
-      <w:r>
-        <w:rPr>
-          <w:rFonts w:ascii="DejaVu Sans Mono" w:hAnsi="DejaVu Sans Mono"/>
-          <w:color w:val="173F75"/>
-          <w:sz w:val="18"/>
-        </w:rPr>
-        <w:t>) {</w:t>
-      </w:r>
-    </w:p>
-    <w:p>
-      <w:pPr>
-        <w:rPr>
-          <w:rFonts w:ascii="DejaVu Sans Mono" w:hAnsi="DejaVu Sans Mono"/>
-          <w:color w:val="173F75"/>
-          <w:sz w:val="18"/>
-        </w:rPr>
-      </w:pPr>
-      <w:r>
-        <w:rPr>
-          <w:rFonts w:ascii="DejaVu Sans Mono" w:hAnsi="DejaVu Sans Mono"/>
-          <w:color w:val="173F75"/>
-          <w:sz w:val="18"/>
-        </w:rPr>
-        <w:t xml:space="preserve">  Gerente </w:t>
-      </w:r>
-      <w:proofErr w:type="spellStart"/>
-      <w:r>
-        <w:rPr>
-          <w:rFonts w:ascii="DejaVu Sans Mono" w:hAnsi="DejaVu Sans Mono"/>
-          <w:color w:val="173F75"/>
-          <w:sz w:val="18"/>
-        </w:rPr>
-        <w:t>gerente</w:t>
-      </w:r>
-      <w:proofErr w:type="spellEnd"/>
-      <w:r>
-        <w:rPr>
-          <w:rFonts w:ascii="DejaVu Sans Mono" w:hAnsi="DejaVu Sans Mono"/>
-          <w:color w:val="173F75"/>
-          <w:sz w:val="18"/>
-        </w:rPr>
-        <w:t xml:space="preserve"> = </w:t>
-      </w:r>
-      <w:proofErr w:type="gramStart"/>
-      <w:r>
-        <w:rPr>
-          <w:rFonts w:ascii="DejaVu Sans Mono" w:hAnsi="DejaVu Sans Mono"/>
-          <w:color w:val="173F75"/>
-          <w:sz w:val="18"/>
-        </w:rPr>
-        <w:t>Gerente(</w:t>
-      </w:r>
-      <w:proofErr w:type="gramEnd"/>
-      <w:r>
-        <w:rPr>
-          <w:rFonts w:ascii="DejaVu Sans Mono" w:hAnsi="DejaVu Sans Mono"/>
-          <w:color w:val="173F75"/>
-          <w:sz w:val="18"/>
-        </w:rPr>
-        <w:t>);</w:t>
-      </w:r>
-    </w:p>
-    <w:p>
-      <w:pPr>
-        <w:rPr>
-          <w:rFonts w:ascii="DejaVu Sans Mono" w:hAnsi="DejaVu Sans Mono"/>
-          <w:color w:val="173F75"/>
-          <w:sz w:val="18"/>
-        </w:rPr>
-      </w:pPr>
-      <w:r>
-        <w:rPr>
-          <w:rFonts w:ascii="DejaVu Sans Mono" w:hAnsi="DejaVu Sans Mono"/>
-          <w:color w:val="173F75"/>
-          <w:sz w:val="18"/>
-        </w:rPr>
-        <w:t xml:space="preserve">  print(</w:t>
-      </w:r>
-      <w:proofErr w:type="spellStart"/>
-      <w:proofErr w:type="gramStart"/>
-      <w:r>
-        <w:rPr>
-          <w:rFonts w:ascii="DejaVu Sans Mono" w:hAnsi="DejaVu Sans Mono"/>
-          <w:color w:val="173F75"/>
-          <w:sz w:val="18"/>
-        </w:rPr>
-        <w:t>gerente.apresentar</w:t>
-      </w:r>
-      <w:proofErr w:type="spellEnd"/>
-      <w:proofErr w:type="gramEnd"/>
-      <w:r>
-        <w:rPr>
-          <w:rFonts w:ascii="DejaVu Sans Mono" w:hAnsi="DejaVu Sans Mono"/>
-          <w:color w:val="173F75"/>
-          <w:sz w:val="18"/>
-        </w:rPr>
-        <w:t>());</w:t>
-      </w:r>
-    </w:p>
-    <w:p>
-      <w:pPr>
-        <w:rPr>
-          <w:rFonts w:ascii="DejaVu Sans Mono" w:hAnsi="DejaVu Sans Mono"/>
-          <w:color w:val="173F75"/>
-          <w:sz w:val="18"/>
-        </w:rPr>
-      </w:pPr>
-      <w:r>
-        <w:rPr>
-          <w:rFonts w:ascii="DejaVu Sans Mono" w:hAnsi="DejaVu Sans Mono"/>
-          <w:color w:val="173F75"/>
-          <w:sz w:val="18"/>
-        </w:rPr>
-        <w:t>}</w:t>
-      </w:r>
-    </w:p>
-    <w:p>
-      <w:r>
-        <w:t>Analise as afirmações:</w:t>
-      </w:r>
-    </w:p>
-    <w:p>
-      <w:r>
-        <w:t xml:space="preserve">I. Gerente herda de </w:t>
-      </w:r>
-      <w:proofErr w:type="spellStart"/>
-      <w:r>
-        <w:t>Funcionario.</w:t>
-      </w:r>
-      <w:proofErr w:type="spellEnd"/>
-    </w:p>
-    <w:p>
-      <w:r>
-        <w:t xml:space="preserve">II. </w:t>
-      </w:r>
-      <w:proofErr w:type="spellStart"/>
-      <w:proofErr w:type="gramStart"/>
-      <w:r>
-        <w:t>super.apresentar</w:t>
-      </w:r>
-      <w:proofErr w:type="spellEnd"/>
-      <w:proofErr w:type="gramEnd"/>
-      <w:r>
-        <w:t>() chama a implementação do método na superclasse.</w:t>
-      </w:r>
-    </w:p>
-    <w:p>
-      <w:r>
-        <w:t xml:space="preserve">III. O código exibirá </w:t>
+      <w:r>
+        <w:t xml:space="preserve"> cria automaticamente um segundo objeto da classe </w:t>
       </w:r>
       <w:proofErr w:type="spellStart"/>
       <w:r>
@@ -8539,26 +8541,8 @@
       </w:r>
       <w:proofErr w:type="spellEnd"/>
       <w:r>
-        <w:t xml:space="preserve"> - Gerente.</w:t>
-      </w:r>
-    </w:p>
-    <w:p>
-      <w:r>
-        <w:t>IV. A anotação @</w:t>
-      </w:r>
-      <w:proofErr w:type="spellStart"/>
-      <w:r>
-        <w:t>override</w:t>
-      </w:r>
-      <w:proofErr w:type="spellEnd"/>
-      <w:r>
-        <w:t xml:space="preserve"> cria automaticamente um segundo objeto da classe </w:t>
-      </w:r>
-      <w:proofErr w:type="spellStart"/>
-      <w:r>
-        <w:t>Funcionario.</w:t>
-      </w:r>
-      <w:proofErr w:type="spellEnd"/>
+        <w:t>.</w:t>
+      </w:r>
     </w:p>
     <w:p>
       <w:r>
@@ -8638,13 +8622,7 @@
     </w:p>
     <w:p>
       <w:r>
-        <w:t xml:space="preserve">Uma loja precisa controlar o valor unitário e a quantidade de produtos em estoque. Complete as </w:t>
-      </w:r>
-      <w:r>
-        <w:t>quatro</w:t>
-      </w:r>
-      <w:r>
-        <w:t xml:space="preserve"> lacunas: o construtor deve utilizar os </w:t>
+        <w:t xml:space="preserve">Uma loja precisa controlar o valor unitário e a quantidade de produtos em estoque. Complete as quatro lacunas: o construtor deve utilizar os </w:t>
       </w:r>
       <w:proofErr w:type="spellStart"/>
       <w:r>
@@ -8689,10 +8667,7 @@
       </w:r>
       <w:proofErr w:type="gramEnd"/>
       <w:r>
-        <w:t>) deve retornar o valor total do estoque</w:t>
-      </w:r>
-      <w:r>
-        <w:t>.</w:t>
+        <w:t>) deve retornar o valor total do estoque.</w:t>
       </w:r>
     </w:p>
     <w:p>
@@ -8807,6 +8782,7 @@
           <w:color w:val="173F75"/>
           <w:sz w:val="18"/>
         </w:rPr>
+        <w:lastRenderedPageBreak/>
         <w:t xml:space="preserve">  </w:t>
       </w:r>
       <w:r>
@@ -9186,7 +9162,6 @@
           <w:color w:val="173F75"/>
           <w:sz w:val="18"/>
         </w:rPr>
-        <w:lastRenderedPageBreak/>
         <w:t>int</w:t>
       </w:r>
       <w:proofErr w:type="spellEnd"/>
@@ -9917,17 +9892,7 @@
           <w:color w:val="173F75"/>
           <w:sz w:val="18"/>
         </w:rPr>
-        <w:t>________</w:t>
-      </w:r>
-      <w:bookmarkStart w:id="1" w:name="_GoBack"/>
-      <w:bookmarkEnd w:id="1"/>
-      <w:r>
-        <w:rPr>
-          <w:rFonts w:ascii="DejaVu Sans Mono" w:hAnsi="DejaVu Sans Mono"/>
-          <w:color w:val="173F75"/>
-          <w:sz w:val="18"/>
-        </w:rPr>
-        <w:t xml:space="preserve">______________; // Lacuna </w:t>
+        <w:t xml:space="preserve">______________________; // Lacuna </w:t>
       </w:r>
       <w:r>
         <w:rPr>
@@ -11831,7 +11796,7 @@
 </file>
 
 <file path=customXml/itemProps1.xml><?xml version="1.0" encoding="utf-8"?>
-<ds:datastoreItem xmlns:ds="http://schemas.openxmlformats.org/officeDocument/2006/customXml" ds:itemID="{2B5B162F-E2A8-47EE-8045-C823EBEA8B5C}">
+<ds:datastoreItem xmlns:ds="http://schemas.openxmlformats.org/officeDocument/2006/customXml" ds:itemID="{6486DE38-1568-45E4-AB02-0D138A8345F5}">
   <ds:schemaRefs>
     <ds:schemaRef ds:uri="http://schemas.openxmlformats.org/officeDocument/2006/bibliography"/>
   </ds:schemaRefs>
